--- a/downloads/student/ai-7-week-31.docx
+++ b/downloads/student/ai-7-week-31.docx
@@ -813,6 +813,16 @@
     <w:p>
       <w:r>
         <w:t>No significance or stable population effect is established; broader task and learner evidence would require another study.</w:t>
+      </w:r>
+    </w:p>
+    <w:p>
+      <w:r>
+        <w:t>Read the labelled picture: Compute the supported-answer rates for 9/12 and 10/12. What actual outcome was measured, and why is a claim that every student becomes smarter outside this evidence?</w:t>
+      </w:r>
+    </w:p>
+    <w:p>
+      <w:r>
+        <w:t>Change one thing: Write "B makes every student smarter". Predict the result before checking the explanation. What remains the same?</w:t>
       </w:r>
     </w:p>
     <w:p>
@@ -1911,6 +1921,187 @@
         <w:t>Attempt the independent case before hints. Record whether you worked alone, used a hint or followed a model. After feedback, fix the first unsupported step and explain why it changed. A later check uses a changed case, not a copied answer.</w:t>
       </w:r>
     </w:p>
+    <w:p>
+      <w:pPr>
+        <w:pStyle w:val="Heading1"/>
+      </w:pPr>
+      <w:r>
+        <w:t>15. Your lesson route</w:t>
+      </w:r>
+    </w:p>
+    <w:p>
+      <w:r>
+        <w:t>Start with this question: Write results without enlarging them. A fictional study evaluates answer support on twelve fixed questions from one approved collection.</w:t>
+      </w:r>
+    </w:p>
+    <w:tbl>
+      <w:tblPr>
+        <w:tblStyle w:val="LightShading-Accent1"/>
+        <w:tblW w:type="auto" w:w="0"/>
+        <w:tblLook w:firstColumn="1" w:firstRow="1" w:lastColumn="0" w:lastRow="0" w:noHBand="0" w:noVBand="1" w:val="04A0"/>
+      </w:tblPr>
+      <w:tblGrid>
+        <w:gridCol w:w="5112"/>
+        <w:gridCol w:w="5112"/>
+      </w:tblGrid>
+      <w:tr>
+        <w:trPr>
+          <w:tblHeader/>
+        </w:trPr>
+        <w:tc>
+          <w:tcPr>
+            <w:tcW w:type="dxa" w:w="5112"/>
+          </w:tcPr>
+          <w:p>
+            <w:r>
+              <w:t>By the end, I can</w:t>
+            </w:r>
+          </w:p>
+        </w:tc>
+        <w:tc>
+          <w:tcPr>
+            <w:tcW w:type="dxa" w:w="5112"/>
+          </w:tcPr>
+          <w:p>
+            <w:r>
+              <w:t>How I will show it</w:t>
+            </w:r>
+          </w:p>
+        </w:tc>
+      </w:tr>
+      <w:tr>
+        <w:tc>
+          <w:tcPr>
+            <w:tcW w:type="dxa" w:w="5112"/>
+          </w:tcPr>
+          <w:p>
+            <w:r>
+              <w:t>Explain the mechanism and terminology of writing results and limitations</w:t>
+            </w:r>
+          </w:p>
+        </w:tc>
+        <w:tc>
+          <w:tcPr>
+            <w:tcW w:type="dxa" w:w="5112"/>
+          </w:tcPr>
+          <w:p>
+            <w:r>
+              <w:t>Explain the deciding step, show a trace or test, and state one limit.</w:t>
+            </w:r>
+          </w:p>
+        </w:tc>
+      </w:tr>
+      <w:tr>
+        <w:tc>
+          <w:tcPr>
+            <w:tcW w:type="dxa" w:w="5112"/>
+          </w:tcPr>
+          <w:p>
+            <w:r>
+              <w:t>Apply the stated procedure to a new case with a traceable result</w:t>
+            </w:r>
+          </w:p>
+        </w:tc>
+        <w:tc>
+          <w:tcPr>
+            <w:tcW w:type="dxa" w:w="5112"/>
+          </w:tcPr>
+          <w:p>
+            <w:r>
+              <w:t>Explain the deciding step, show a trace or test, and state one limit.</w:t>
+            </w:r>
+          </w:p>
+        </w:tc>
+      </w:tr>
+      <w:tr>
+        <w:tc>
+          <w:tcPr>
+            <w:tcW w:type="dxa" w:w="5112"/>
+          </w:tcPr>
+          <w:p>
+            <w:r>
+              <w:t>Identify an assumption or limitation and design a revealing follow-up</w:t>
+            </w:r>
+          </w:p>
+        </w:tc>
+        <w:tc>
+          <w:tcPr>
+            <w:tcW w:type="dxa" w:w="5112"/>
+          </w:tcPr>
+          <w:p>
+            <w:r>
+              <w:t>Explain the deciding step, show a trace or test, and state one limit.</w:t>
+            </w:r>
+          </w:p>
+        </w:tc>
+      </w:tr>
+    </w:tbl>
+    <w:p>
+      <w:r>
+        <w:t>Remember → watch and explain → try with help → investigate → try independently → keep project evidence. Your teacher may spread this lesson across several classes.</w:t>
+      </w:r>
+    </w:p>
+    <w:p>
+      <w:r>
+        <w:t>Keep your first prediction. Compare it with what the evidence shows and explain any change.</w:t>
+      </w:r>
+    </w:p>
+    <w:p>
+      <w:pPr>
+        <w:pStyle w:val="Heading1"/>
+      </w:pPr>
+      <w:r>
+        <w:t>16. Finish and return</w:t>
+      </w:r>
+    </w:p>
+    <w:p>
+      <w:r>
+        <w:t>Close your notes. Explain this goal in your own words: Explain the mechanism and terminology of writing results and limitations</w:t>
+      </w:r>
+    </w:p>
+    <w:p>
+      <w:pPr>
+        <w:pStyle w:val="Heading3"/>
+      </w:pPr>
+      <w:r>
+        <w:t>My deciding step, evidence and one remaining question</w:t>
+      </w:r>
+    </w:p>
+    <w:p>
+      <w:r>
+        <w:t>________________________________________________________________</w:t>
+      </w:r>
+    </w:p>
+    <w:p>
+      <w:r>
+        <w:t>________________________________________________________________</w:t>
+      </w:r>
+    </w:p>
+    <w:p>
+      <w:r>
+        <w:t>________________________________________________________________</w:t>
+      </w:r>
+    </w:p>
+    <w:p>
+      <w:r>
+        <w:t>________________________________________________________________</w:t>
+      </w:r>
+    </w:p>
+    <w:p>
+      <w:r>
+        <w:t>________________________________________________________________</w:t>
+      </w:r>
+    </w:p>
+    <w:p>
+      <w:r>
+        <w:t>If you are unsure, return to the worked picture and explain one arrow. If you are ready, change an input or assumption and justify your prediction.</w:t>
+      </w:r>
+    </w:p>
+    <w:p>
+      <w:r>
+        <w:t>Save your workbook evidence. At the next review, try a different case before opening your old answer.</w:t>
+      </w:r>
+    </w:p>
     <w:sectPr>
       <w:pgSz w:w="12240" w:h="15840"/>
       <w:pgMar w:top="936" w:right="1008" w:bottom="936" w:left="1008" w:header="720" w:footer="720" w:gutter="0"/>

--- a/downloads/student/ai-7-week-31.docx
+++ b/downloads/student/ai-7-week-31.docx
@@ -2102,6 +2102,202 @@
         <w:t>Save your workbook evidence. At the next review, try a different case before opening your old answer.</w:t>
       </w:r>
     </w:p>
+    <w:p>
+      <w:pPr>
+        <w:pStyle w:val="Heading1"/>
+      </w:pPr>
+      <w:r>
+        <w:t>17. Supported practice, repair and portfolio</w:t>
+      </w:r>
+    </w:p>
+    <w:p>
+      <w:r>
+        <w:t>Use this supported practice once, in the browser or on paper. Keep the reserved independent assessment for a separate first attempt before teacher feedback.</w:t>
+      </w:r>
+    </w:p>
+    <w:p>
+      <w:r>
+        <w:t>Write results without enlarging them. A fictional study evaluates answer support on twelve fixed questions from one approved collection.</w:t>
+      </w:r>
+    </w:p>
+    <w:p>
+      <w:pPr>
+        <w:pStyle w:val="Heading3"/>
+      </w:pPr>
+      <w:r>
+        <w:t>Practice 1: explain the deciding evidence</w:t>
+      </w:r>
+    </w:p>
+    <w:p>
+      <w:r>
+        <w:t>Which labelled step matches this detail? Do not infer that children learn more from this answer-support measure.</w:t>
+      </w:r>
+    </w:p>
+    <w:p>
+      <w:r>
+        <w:t>1. Report the observation</w:t>
+      </w:r>
+    </w:p>
+    <w:p>
+      <w:r>
+        <w:t>2. Link to the method</w:t>
+      </w:r>
+    </w:p>
+    <w:p>
+      <w:r>
+        <w:t>3. State limits</w:t>
+      </w:r>
+    </w:p>
+    <w:p>
+      <w:pPr>
+        <w:pStyle w:val="Heading3"/>
+      </w:pPr>
+      <w:r>
+        <w:t>My selected conclusion, deciding fact and explanation</w:t>
+      </w:r>
+    </w:p>
+    <w:p>
+      <w:r>
+        <w:t>________________________________________________________________</w:t>
+      </w:r>
+    </w:p>
+    <w:p>
+      <w:r>
+        <w:t>________________________________________________________________</w:t>
+      </w:r>
+    </w:p>
+    <w:p>
+      <w:r>
+        <w:t>________________________________________________________________</w:t>
+      </w:r>
+    </w:p>
+    <w:p>
+      <w:r>
+        <w:t>________________________________________________________________</w:t>
+      </w:r>
+    </w:p>
+    <w:p>
+      <w:r>
+        <w:t>________________________________________________________________</w:t>
+      </w:r>
+    </w:p>
+    <w:p>
+      <w:r>
+        <w:t>Hint if needed: Read the steps in the pictorial case. Match the supplied detail to the stage that performs or records it.</w:t>
+      </w:r>
+    </w:p>
+    <w:p>
+      <w:r>
+        <w:t>After your attempt, compare with the supported explanation: State limits Do not infer that children learn more from this answer-support measure. Results describe what was measured; limitations prevent substitution of a different outcome or population. A small descriptive improvement needs its scope attached.</w:t>
+      </w:r>
+    </w:p>
+    <w:p>
+      <w:pPr>
+        <w:pStyle w:val="Heading3"/>
+      </w:pPr>
+      <w:r>
+        <w:t>Practice 2: explain the deciding evidence</w:t>
+      </w:r>
+    </w:p>
+    <w:p>
+      <w:r>
+        <w:t>Changed-case practice: Write "B makes every student smarter". Which conclusion is supported by the supplied facts?</w:t>
+      </w:r>
+    </w:p>
+    <w:p>
+      <w:r>
+        <w:t>1. We can decide the result without examining the changed input or the procedure.</w:t>
+      </w:r>
+    </w:p>
+    <w:p>
+      <w:r>
+        <w:t>2. This one example guarantees correct results for every future input.</w:t>
+      </w:r>
+    </w:p>
+    <w:p>
+      <w:r>
+        <w:t>3. Remove that sentence as unsupported by the study.</w:t>
+      </w:r>
+    </w:p>
+    <w:p>
+      <w:pPr>
+        <w:pStyle w:val="Heading3"/>
+      </w:pPr>
+      <w:r>
+        <w:t>My selected conclusion, deciding fact and explanation</w:t>
+      </w:r>
+    </w:p>
+    <w:p>
+      <w:r>
+        <w:t>________________________________________________________________</w:t>
+      </w:r>
+    </w:p>
+    <w:p>
+      <w:r>
+        <w:t>________________________________________________________________</w:t>
+      </w:r>
+    </w:p>
+    <w:p>
+      <w:r>
+        <w:t>________________________________________________________________</w:t>
+      </w:r>
+    </w:p>
+    <w:p>
+      <w:r>
+        <w:t>________________________________________________________________</w:t>
+      </w:r>
+    </w:p>
+    <w:p>
+      <w:r>
+        <w:t>________________________________________________________________</w:t>
+      </w:r>
+    </w:p>
+    <w:p>
+      <w:r>
+        <w:t>Hint if needed: Use the changed condition and the deciding step in the pictorial trace. The answer must say what follows from those facts.</w:t>
+      </w:r>
+    </w:p>
+    <w:p>
+      <w:r>
+        <w:t>After your attempt, compare with the supported explanation: Remove that sentence as unsupported by the study. The measured unit was answers, not student understanding or intelligence.</w:t>
+      </w:r>
+    </w:p>
+    <w:p>
+      <w:pPr>
+        <w:pStyle w:val="Heading3"/>
+      </w:pPr>
+      <w:r>
+        <w:t>Repair a missing building block</w:t>
+      </w:r>
+    </w:p>
+    <w:p>
+      <w:r>
+        <w:t>Review Writing the methods section (ai-7/30). Goal: Explain the mechanism and terminology of writing the methods section. Short practice: Apply the inclusive four-character rule to oak, pine and willow. Which label changes under greater-than-four, and what method detail allows another team to reproduce the distinction?. Return to this week and explain what you changed.</w:t>
+      </w:r>
+    </w:p>
+    <w:p>
+      <w:r>
+        <w:t>Review Negative results and claim revision (ai-7/28). Goal: Explain the mechanism and terminology of negative results and claim revision. Short practice: Does a 6/8 tie support the prediction that B scores higher? Explain why one newly selected favourable demonstration does not replace the original result or prove equivalence.. Return to this week and explain what you changed.</w:t>
+      </w:r>
+    </w:p>
+    <w:p>
+      <w:r>
+        <w:t>Review Running the primary experiment (ai-7/25). Goal: Explain the mechanism and terminology of running the primary experiment. Short practice: Compute A’s and B’s six-case counts and identify the cases that favour each. How must a B revision tuned on case four be labelled when evaluated again on the same set?. Return to this week and explain what you changed.</w:t>
+      </w:r>
+    </w:p>
+    <w:p>
+      <w:pPr>
+        <w:pStyle w:val="Heading3"/>
+      </w:pPr>
+      <w:r>
+        <w:t>Keep your completed work</w:t>
+      </w:r>
+    </w:p>
+    <w:p>
+      <w:r>
+        <w:t>Use Download completed work in the hosted lesson to export your answers, reflections, practice feedback and code-run evidence. Open the HTML copy to read or print it. Drafts stay in this browser when storage is available; clear drafts on a shared device.</w:t>
+      </w:r>
+    </w:p>
     <w:sectPr>
       <w:pgSz w:w="12240" w:h="15840"/>
       <w:pgMar w:top="936" w:right="1008" w:bottom="936" w:left="1008" w:header="720" w:footer="720" w:gutter="0"/>

--- a/downloads/student/ai-7-week-31.docx
+++ b/downloads/student/ai-7-week-31.docx
@@ -42,6 +42,11 @@
       </w:r>
     </w:p>
     <w:p>
+      <w:r>
+        <w:t>Start with the target: Explain the mechanism and terminology of writing results and limitations. Try the recall before opening notes.</w:t>
+      </w:r>
+    </w:p>
+    <w:p>
       <w:pPr>
         <w:pStyle w:val="Heading3"/>
       </w:pPr>
@@ -50,17 +55,47 @@
       </w:r>
     </w:p>
     <w:p>
-      <w:r>
-        <w:t>I can explain the mechanism and terminology of writing results and limitations.</w:t>
-      </w:r>
-    </w:p>
-    <w:p>
-      <w:r>
+      <w:pPr>
+        <w:spacing w:line="336" w:lineRule="auto" w:after="180"/>
+      </w:pPr>
+      <w:r>
+        <w:rPr>
+          <w:b w:val="0"/>
+        </w:rPr>
+        <w:t xml:space="preserve">I can explain the </w:t>
+      </w:r>
+      <w:r>
+        <w:rPr>
+          <w:b/>
+        </w:rPr>
+        <w:t>mechanism</w:t>
+      </w:r>
+      <w:r>
+        <w:rPr>
+          <w:b w:val="0"/>
+        </w:rPr>
+        <w:t xml:space="preserve"> and terminology of writing results and limitations.</w:t>
+      </w:r>
+    </w:p>
+    <w:p>
+      <w:pPr>
+        <w:spacing w:line="336" w:lineRule="auto" w:after="180"/>
+      </w:pPr>
+      <w:r>
+        <w:rPr>
+          <w:b w:val="0"/>
+        </w:rPr>
         <w:t>I can apply the stated procedure to a new case with a traceable result.</w:t>
       </w:r>
     </w:p>
     <w:p>
-      <w:r>
+      <w:pPr>
+        <w:spacing w:line="336" w:lineRule="auto" w:after="180"/>
+      </w:pPr>
+      <w:r>
+        <w:rPr>
+          <w:b w:val="0"/>
+        </w:rPr>
         <w:t>I can identify an assumption or limitation and design a revealing follow-up.</w:t>
       </w:r>
     </w:p>
@@ -73,47 +108,125 @@
       </w:r>
     </w:p>
     <w:p>
-      <w:r>
+      <w:pPr>
+        <w:spacing w:line="336" w:lineRule="auto" w:after="180"/>
+      </w:pPr>
+      <w:r>
+        <w:rPr>
+          <w:b w:val="0"/>
+        </w:rPr>
         <w:t>Close your notes first. A rough first answer helps us choose the right starting point; it is not a score for your ability.</w:t>
       </w:r>
     </w:p>
     <w:p>
-      <w:r>
+      <w:pPr>
+        <w:spacing w:line="336" w:lineRule="auto" w:after="180"/>
+      </w:pPr>
+      <w:r>
+        <w:rPr>
+          <w:b w:val="0"/>
+        </w:rPr>
         <w:t>Without opening the old lesson, explain one key idea from Writing the methods section. Give an example and a mistake that the idea helps you avoid.</w:t>
       </w:r>
     </w:p>
     <w:p>
-      <w:r>
+      <w:pPr>
+        <w:spacing w:line="336" w:lineRule="auto" w:after="180"/>
+      </w:pPr>
+      <w:r>
+        <w:rPr>
+          <w:b w:val="0"/>
+        </w:rPr>
         <w:t>Without opening the old lesson, explain one key idea from Negative results and claim revision. Give an example and a mistake that the idea helps you avoid.</w:t>
       </w:r>
     </w:p>
     <w:p>
-      <w:r>
+      <w:pPr>
+        <w:spacing w:line="336" w:lineRule="auto" w:after="180"/>
+      </w:pPr>
+      <w:r>
+        <w:rPr>
+          <w:b w:val="0"/>
+        </w:rPr>
         <w:t>Without opening the old lesson, explain one key idea from Running the primary experiment. Give an example and a mistake that the idea helps you avoid.</w:t>
       </w:r>
     </w:p>
     <w:p>
-      <w:r>
-        <w:t>After trying, check the relevant lesson or ask your teacher. Change the part of your explanation that the evidence shows was wrong.</w:t>
-      </w:r>
-    </w:p>
-    <w:p>
-      <w:r>
+      <w:pPr>
+        <w:spacing w:line="336" w:lineRule="auto" w:after="180"/>
+      </w:pPr>
+      <w:r>
+        <w:rPr>
+          <w:b w:val="0"/>
+        </w:rPr>
+        <w:t xml:space="preserve">After trying, check the relevant lesson or ask your teacher. Change the part of your explanation that the </w:t>
+      </w:r>
+      <w:r>
+        <w:rPr>
+          <w:b/>
+        </w:rPr>
+        <w:t>evidence</w:t>
+      </w:r>
+      <w:r>
+        <w:rPr>
+          <w:b w:val="0"/>
+        </w:rPr>
+        <w:t xml:space="preserve"> shows was wrong.</w:t>
+      </w:r>
+    </w:p>
+    <w:p>
+      <w:pPr>
+        <w:spacing w:line="336" w:lineRule="auto" w:after="180"/>
+      </w:pPr>
+      <w:r>
+        <w:rPr>
+          <w:b w:val="0"/>
+        </w:rPr>
         <w:t>This week you will practise:</w:t>
       </w:r>
     </w:p>
     <w:p>
-      <w:r>
-        <w:t>Explain the mechanism and terminology of writing results and limitations</w:t>
-      </w:r>
-    </w:p>
-    <w:p>
-      <w:r>
+      <w:pPr>
+        <w:spacing w:line="336" w:lineRule="auto" w:after="180"/>
+      </w:pPr>
+      <w:r>
+        <w:rPr>
+          <w:b w:val="0"/>
+        </w:rPr>
+        <w:t xml:space="preserve">Explain the </w:t>
+      </w:r>
+      <w:r>
+        <w:rPr>
+          <w:b/>
+        </w:rPr>
+        <w:t>mechanism</w:t>
+      </w:r>
+      <w:r>
+        <w:rPr>
+          <w:b w:val="0"/>
+        </w:rPr>
+        <w:t xml:space="preserve"> and terminology of writing results and limitations</w:t>
+      </w:r>
+    </w:p>
+    <w:p>
+      <w:pPr>
+        <w:spacing w:line="336" w:lineRule="auto" w:after="180"/>
+      </w:pPr>
+      <w:r>
+        <w:rPr>
+          <w:b w:val="0"/>
+        </w:rPr>
         <w:t>Apply the stated procedure to a new case with a traceable result</w:t>
       </w:r>
     </w:p>
     <w:p>
-      <w:r>
+      <w:pPr>
+        <w:spacing w:line="336" w:lineRule="auto" w:after="180"/>
+      </w:pPr>
+      <w:r>
+        <w:rPr>
+          <w:b w:val="0"/>
+        </w:rPr>
         <w:t>Identify an assumption or limitation and design a revealing follow-up</w:t>
       </w:r>
     </w:p>
@@ -126,8 +239,38 @@
       </w:r>
     </w:p>
     <w:p>
-      <w:r>
-        <w:t>Recall Writing the methods section. Explain why a recorded result needs its input conditions and evidence source before it can support a claim.</w:t>
+      <w:pPr>
+        <w:spacing w:line="336" w:lineRule="auto" w:after="180"/>
+      </w:pPr>
+      <w:r>
+        <w:rPr>
+          <w:b w:val="0"/>
+        </w:rPr>
+        <w:t xml:space="preserve">Recall Writing the methods section. Explain why a recorded result needs its </w:t>
+      </w:r>
+      <w:r>
+        <w:rPr>
+          <w:b/>
+        </w:rPr>
+        <w:t>input</w:t>
+      </w:r>
+      <w:r>
+        <w:rPr>
+          <w:b w:val="0"/>
+        </w:rPr>
+        <w:t xml:space="preserve"> conditions and </w:t>
+      </w:r>
+      <w:r>
+        <w:rPr>
+          <w:b/>
+        </w:rPr>
+        <w:t>evidence</w:t>
+      </w:r>
+      <w:r>
+        <w:rPr>
+          <w:b w:val="0"/>
+        </w:rPr>
+        <w:t xml:space="preserve"> source before it can support a claim.</w:t>
       </w:r>
     </w:p>
     <w:p>
@@ -162,7 +305,13 @@
       </w:r>
     </w:p>
     <w:p>
-      <w:r>
+      <w:pPr>
+        <w:spacing w:line="336" w:lineRule="auto" w:after="180"/>
+      </w:pPr>
+      <w:r>
+        <w:rPr>
+          <w:b w:val="0"/>
+        </w:rPr>
         <w:t>Explain writing results and limitations using the records and boundaries of this fictional investigation.</w:t>
       </w:r>
     </w:p>
@@ -176,12 +325,40 @@
     </w:p>
     <w:p>
       <w:r>
+        <w:t>Investigate the supplied Writing results and limitations case. Separate observations, given facts and assumptions before choosing an explanation.</w:t>
+      </w:r>
+    </w:p>
+    <w:p>
+      <w:pPr>
+        <w:spacing w:line="336" w:lineRule="auto" w:after="180"/>
+      </w:pPr>
+      <w:r>
+        <w:rPr>
+          <w:b w:val="0"/>
+        </w:rPr>
         <w:t>Results and limitations should state observed estimates before interpreting them. Separate measured comparisons from causal or deployment claims.</w:t>
       </w:r>
     </w:p>
     <w:p>
-      <w:r>
-        <w:t>Begin by writing the question the procedure is intended to answer. Identify the information already supplied, the information it will produce and the information still missing. These are constructed classroom examples; they do not require live accounts, private records or an external service. Do not treat a plausible explanation as a measured outcome.</w:t>
+      <w:pPr>
+        <w:spacing w:line="336" w:lineRule="auto" w:after="180"/>
+      </w:pPr>
+      <w:r>
+        <w:rPr>
+          <w:b w:val="0"/>
+        </w:rPr>
+        <w:t>Begin by writing the question the procedure is intended to answer. Identify the information already supplied, the information it will produce and the information still missing.</w:t>
+      </w:r>
+    </w:p>
+    <w:p>
+      <w:pPr>
+        <w:spacing w:line="336" w:lineRule="auto" w:after="180"/>
+      </w:pPr>
+      <w:r>
+        <w:rPr>
+          <w:b w:val="0"/>
+        </w:rPr>
+        <w:t>These are constructed classroom examples; they do not require live accounts, private records or an external service. Do not treat a plausible explanation as a measured outcome.</w:t>
       </w:r>
     </w:p>
     <w:p>
@@ -217,7 +394,30 @@
     </w:p>
     <w:p>
       <w:r>
-        <w:t>Give counts, denominators, effect sizes, valid uncertainty and failed conditions. State missing evidence and preserve the original primary outcome.</w:t>
+        <w:t>Follow the mechanism for Writing results and limitations. Connect each labelled input, deciding step and result.</w:t>
+      </w:r>
+    </w:p>
+    <w:p>
+      <w:pPr>
+        <w:spacing w:line="336" w:lineRule="auto" w:after="180"/>
+      </w:pPr>
+      <w:r>
+        <w:rPr>
+          <w:b w:val="0"/>
+        </w:rPr>
+        <w:t xml:space="preserve">Give counts, denominators, effect sizes, valid uncertainty and failed conditions. State missing </w:t>
+      </w:r>
+      <w:r>
+        <w:rPr>
+          <w:b/>
+        </w:rPr>
+        <w:t>evidence</w:t>
+      </w:r>
+      <w:r>
+        <w:rPr>
+          <w:b w:val="0"/>
+        </w:rPr>
+        <w:t xml:space="preserve"> and preserve the original primary outcome.</w:t>
       </w:r>
     </w:p>
     <w:p>
@@ -313,8 +513,49 @@
       </w:r>
     </w:p>
     <w:p>
-      <w:r>
-        <w:t>Before applying the procedure, write its units, denominator or decision boundary where relevant. A partner should be able to repeat each step using the same inputs. If a required input is absent or violates the stated contract, record that condition explicitly instead of quietly replacing it with a convenient value.</w:t>
+      <w:pPr>
+        <w:spacing w:line="336" w:lineRule="auto" w:after="180"/>
+      </w:pPr>
+      <w:r>
+        <w:rPr>
+          <w:b w:val="0"/>
+        </w:rPr>
+        <w:t xml:space="preserve">Before applying the procedure, write its units, denominator or decision boundary where relevant. A partner should be able to repeat each step using the same </w:t>
+      </w:r>
+      <w:r>
+        <w:rPr>
+          <w:b/>
+        </w:rPr>
+        <w:t>input</w:t>
+      </w:r>
+      <w:r>
+        <w:rPr>
+          <w:b w:val="0"/>
+        </w:rPr>
+        <w:t>s.</w:t>
+      </w:r>
+    </w:p>
+    <w:p>
+      <w:pPr>
+        <w:spacing w:line="336" w:lineRule="auto" w:after="180"/>
+      </w:pPr>
+      <w:r>
+        <w:rPr>
+          <w:b w:val="0"/>
+        </w:rPr>
+        <w:t xml:space="preserve">If a required </w:t>
+      </w:r>
+      <w:r>
+        <w:rPr>
+          <w:b/>
+        </w:rPr>
+        <w:t>input</w:t>
+      </w:r>
+      <w:r>
+        <w:rPr>
+          <w:b w:val="0"/>
+        </w:rPr>
+        <w:t xml:space="preserve"> is absent or violates the stated contract, record that condition explicitly instead of quietly replacing it with a convenient value.</w:t>
       </w:r>
     </w:p>
     <w:p>
@@ -326,8 +567,26 @@
       </w:r>
     </w:p>
     <w:p>
-      <w:r>
-        <w:t>Point to the input, the deciding step and the result in this week’s visual. Explain the same step in ordinary words. A picture helps when you can say what each part represents.</w:t>
+      <w:pPr>
+        <w:spacing w:line="336" w:lineRule="auto" w:after="180"/>
+      </w:pPr>
+      <w:r>
+        <w:rPr>
+          <w:b w:val="0"/>
+        </w:rPr>
+        <w:t xml:space="preserve">Point to the </w:t>
+      </w:r>
+      <w:r>
+        <w:rPr>
+          <w:b/>
+        </w:rPr>
+        <w:t>input</w:t>
+      </w:r>
+      <w:r>
+        <w:rPr>
+          <w:b w:val="0"/>
+        </w:rPr>
+        <w:t>, the deciding step and the result in this week’s visual. Explain the same step in ordinary words. A picture helps when you can say what each part represents.</w:t>
       </w:r>
     </w:p>
     <w:p>
@@ -339,6 +598,11 @@
       </w:r>
     </w:p>
     <w:p>
+      <w:r>
+        <w:t>Compare the supplied cases for Writing results and limitations. Identify the detail that changes the conclusion.</w:t>
+      </w:r>
+    </w:p>
+    <w:p>
       <w:pPr>
         <w:pStyle w:val="Heading3"/>
       </w:pPr>
@@ -347,7 +611,13 @@
       </w:r>
     </w:p>
     <w:p>
-      <w:r>
+      <w:pPr>
+        <w:spacing w:line="336" w:lineRule="auto" w:after="180"/>
+      </w:pPr>
+      <w:r>
+        <w:rPr>
+          <w:b w:val="0"/>
+        </w:rPr>
         <w:t>B passes9/12, A8/12; three B failures all concern conflicting sources. No user study occurred. Show the intermediate steps and give the conclusion with its scope.</w:t>
       </w:r>
     </w:p>
@@ -393,17 +663,68 @@
       </w:r>
     </w:p>
     <w:p>
-      <w:r>
+      <w:pPr>
+        <w:pStyle w:val="Heading3"/>
+      </w:pPr>
+      <w:r>
+        <w:t>Change one thing</w:t>
+      </w:r>
+    </w:p>
+    <w:p>
+      <w:pPr>
+        <w:spacing w:line="336" w:lineRule="auto" w:after="180"/>
+        <w:shd w:fill="F5F1FB"/>
+      </w:pPr>
+      <w:r>
+        <w:rPr>
+          <w:b w:val="0"/>
+        </w:rPr>
         <w:t>Change: Write "B makes every student smarter".</w:t>
       </w:r>
     </w:p>
     <w:p>
-      <w:r>
-        <w:t>Prediction: Remove that sentence as unsupported by the study.</w:t>
-      </w:r>
-    </w:p>
-    <w:p>
-      <w:r>
+      <w:pPr>
+        <w:pStyle w:val="Heading3"/>
+      </w:pPr>
+      <w:r>
+        <w:t>Predicted result</w:t>
+      </w:r>
+    </w:p>
+    <w:p>
+      <w:pPr>
+        <w:spacing w:line="336" w:lineRule="auto" w:after="180"/>
+        <w:shd w:fill="F1F6FC"/>
+      </w:pPr>
+      <w:r>
+        <w:rPr>
+          <w:b/>
+        </w:rPr>
+        <w:t>Prediction</w:t>
+      </w:r>
+      <w:r>
+        <w:rPr>
+          <w:b w:val="0"/>
+        </w:rPr>
+        <w:t>: Remove that sentence as unsupported by the study.</w:t>
+      </w:r>
+    </w:p>
+    <w:p>
+      <w:pPr>
+        <w:pStyle w:val="Heading3"/>
+      </w:pPr>
+      <w:r>
+        <w:t>Why the result follows</w:t>
+      </w:r>
+    </w:p>
+    <w:p>
+      <w:pPr>
+        <w:spacing w:line="336" w:lineRule="auto" w:after="180"/>
+        <w:shd w:fill="F1F6FC"/>
+      </w:pPr>
+      <w:r>
+        <w:rPr>
+          <w:b w:val="0"/>
+        </w:rPr>
         <w:t>Reason: The measured unit was answers, not student understanding or intelligence.</w:t>
       </w:r>
     </w:p>
@@ -413,6 +734,11 @@
       </w:pPr>
       <w:r>
         <w:t>05. Words that unlock the idea</w:t>
+      </w:r>
+    </w:p>
+    <w:p>
+      <w:r>
+        <w:t>Use the vocabulary of Writing results and limitations to explain a concrete decision, rather than only memorising definitions.</w:t>
       </w:r>
     </w:p>
     <w:tbl>
@@ -550,29 +876,115 @@
     </w:p>
     <w:p>
       <w:r>
+        <w:t>Follow the worked trace for Writing results and limitations, predict a step, then compare with its explanation.</w:t>
+      </w:r>
+    </w:p>
+    <w:p>
+      <w:pPr>
+        <w:spacing w:line="336" w:lineRule="auto" w:after="180"/>
+      </w:pPr>
+      <w:r>
+        <w:rPr>
+          <w:b w:val="0"/>
+        </w:rPr>
         <w:t>B passes9/12, A8/12; three B failures all concern conflicting sources. No user study occurred.</w:t>
       </w:r>
     </w:p>
     <w:p>
-      <w:r>
+      <w:pPr>
+        <w:spacing w:line="336" w:lineRule="auto" w:after="180"/>
+      </w:pPr>
+      <w:r>
+        <w:rPr>
+          <w:b w:val="0"/>
+        </w:rPr>
         <w:t>75% versus66.667%, gain8.333 points on12 cases; conflict failures remain. No classroom usefulness or universal reliability claim is supported.</w:t>
       </w:r>
     </w:p>
     <w:p>
-      <w:r>
-        <w:t>Compare the intermediate evidence with the final statement. Explain why each number or decision follows from the stated inputs. The conclusion belongs to this scenario and procedure; changing the inputs, evaluation population or authority can change what it establishes. Retain the raw record so a later revision can be compared honestly.</w:t>
-      </w:r>
-    </w:p>
-    <w:p>
       <w:pPr>
         <w:pStyle w:val="Heading3"/>
       </w:pPr>
       <w:r>
+        <w:t>Worked explanation · Writing results and limitations</w:t>
+      </w:r>
+    </w:p>
+    <w:p>
+      <w:pPr>
+        <w:spacing w:line="336" w:lineRule="auto" w:after="180"/>
+        <w:shd w:fill="F1F6FC"/>
+      </w:pPr>
+      <w:r>
+        <w:rPr>
+          <w:b w:val="0"/>
+        </w:rPr>
+        <w:t xml:space="preserve">Compare the intermediate </w:t>
+      </w:r>
+      <w:r>
+        <w:rPr>
+          <w:b/>
+        </w:rPr>
+        <w:t>evidence</w:t>
+      </w:r>
+      <w:r>
+        <w:rPr>
+          <w:b w:val="0"/>
+        </w:rPr>
+        <w:t xml:space="preserve"> with the final statement. Explain why each number or decision follows from the stated </w:t>
+      </w:r>
+      <w:r>
+        <w:rPr>
+          <w:b/>
+        </w:rPr>
+        <w:t>input</w:t>
+      </w:r>
+      <w:r>
+        <w:rPr>
+          <w:b w:val="0"/>
+        </w:rPr>
+        <w:t>s.</w:t>
+      </w:r>
+    </w:p>
+    <w:p>
+      <w:pPr>
+        <w:spacing w:line="336" w:lineRule="auto" w:after="180"/>
+        <w:shd w:fill="F1F6FC"/>
+      </w:pPr>
+      <w:r>
+        <w:rPr>
+          <w:b w:val="0"/>
+        </w:rPr>
+        <w:t xml:space="preserve">The conclusion belongs to this scenario and procedure; changing the </w:t>
+      </w:r>
+      <w:r>
+        <w:rPr>
+          <w:b/>
+        </w:rPr>
+        <w:t>input</w:t>
+      </w:r>
+      <w:r>
+        <w:rPr>
+          <w:b w:val="0"/>
+        </w:rPr>
+        <w:t>s, evaluation population or authority can change what it establishes. Retain the raw record so a later revision can be compared honestly.</w:t>
+      </w:r>
+    </w:p>
+    <w:p>
+      <w:pPr>
+        <w:pStyle w:val="Heading3"/>
+      </w:pPr>
+      <w:r>
         <w:t>Learn from the worked case</w:t>
       </w:r>
     </w:p>
     <w:p>
-      <w:r>
+      <w:pPr>
+        <w:spacing w:line="336" w:lineRule="auto" w:after="180"/>
+      </w:pPr>
+      <w:r>
+        <w:rPr>
+          <w:b w:val="0"/>
+        </w:rPr>
         <w:t>Cover the result before checking it. Say what is given, choose the procedure, and follow one step at a time. Then uncover the result and explain your first mismatch. Ask why a step is allowed, not only what number it produces.</w:t>
       </w:r>
     </w:p>
@@ -585,7 +997,13 @@
       </w:r>
     </w:p>
     <w:p>
-      <w:r>
+      <w:pPr>
+        <w:spacing w:line="336" w:lineRule="auto" w:after="180"/>
+      </w:pPr>
+      <w:r>
+        <w:rPr>
+          <w:b w:val="0"/>
+        </w:rPr>
         <w:t>Write results without enlarging them. A fictional study evaluates answer support on twelve fixed questions from one approved collection.</w:t>
       </w:r>
     </w:p>
@@ -598,7 +1016,22 @@
       </w:r>
     </w:p>
     <w:p>
-      <w:r>
+      <w:pPr>
+        <w:pStyle w:val="Heading3"/>
+      </w:pPr>
+      <w:r>
+        <w:t>Supplied facts</w:t>
+      </w:r>
+    </w:p>
+    <w:p>
+      <w:pPr>
+        <w:spacing w:line="336" w:lineRule="auto" w:after="180"/>
+        <w:shd w:fill="F1F6FC"/>
+      </w:pPr>
+      <w:r>
+        <w:rPr>
+          <w:b w:val="0"/>
+        </w:rPr>
         <w:t>A supports 9/12 answers; B supports 10/12. No user learning outcomes are recorded.</w:t>
       </w:r>
     </w:p>
@@ -798,7 +1231,22 @@
       </w:r>
     </w:p>
     <w:p>
-      <w:r>
+      <w:pPr>
+        <w:pStyle w:val="Heading3"/>
+      </w:pPr>
+      <w:r>
+        <w:t>Why the result follows</w:t>
+      </w:r>
+    </w:p>
+    <w:p>
+      <w:pPr>
+        <w:spacing w:line="336" w:lineRule="auto" w:after="180"/>
+        <w:shd w:fill="F1F6FC"/>
+      </w:pPr>
+      <w:r>
+        <w:rPr>
+          <w:b w:val="0"/>
+        </w:rPr>
         <w:t>Results describe what was measured; limitations prevent substitution of a different outcome or population. A small descriptive improvement needs its scope attached.</w:t>
       </w:r>
     </w:p>
@@ -811,17 +1259,86 @@
       </w:r>
     </w:p>
     <w:p>
-      <w:r>
-        <w:t>No significance or stable population effect is established; broader task and learner evidence would require another study.</w:t>
-      </w:r>
-    </w:p>
-    <w:p>
-      <w:r>
-        <w:t>Read the labelled picture: Compute the supported-answer rates for 9/12 and 10/12. What actual outcome was measured, and why is a claim that every student becomes smarter outside this evidence?</w:t>
-      </w:r>
-    </w:p>
-    <w:p>
-      <w:r>
+      <w:pPr>
+        <w:pStyle w:val="Heading3"/>
+      </w:pPr>
+      <w:r>
+        <w:t>Keep the stated limit</w:t>
+      </w:r>
+    </w:p>
+    <w:p>
+      <w:pPr>
+        <w:spacing w:line="336" w:lineRule="auto" w:after="180"/>
+        <w:shd w:fill="FFF5E6"/>
+      </w:pPr>
+      <w:r>
+        <w:rPr>
+          <w:b w:val="0"/>
+        </w:rPr>
+        <w:t xml:space="preserve">No significance or stable population effect is established; broader task and learner </w:t>
+      </w:r>
+      <w:r>
+        <w:rPr>
+          <w:b/>
+        </w:rPr>
+        <w:t>evidence</w:t>
+      </w:r>
+      <w:r>
+        <w:rPr>
+          <w:b w:val="0"/>
+        </w:rPr>
+        <w:t xml:space="preserve"> would require another study.</w:t>
+      </w:r>
+    </w:p>
+    <w:p>
+      <w:pPr>
+        <w:pStyle w:val="Heading3"/>
+      </w:pPr>
+      <w:r>
+        <w:t>Keep the stated limit</w:t>
+      </w:r>
+    </w:p>
+    <w:p>
+      <w:pPr>
+        <w:spacing w:line="336" w:lineRule="auto" w:after="180"/>
+        <w:shd w:fill="FFF5E6"/>
+      </w:pPr>
+      <w:r>
+        <w:rPr>
+          <w:b w:val="0"/>
+        </w:rPr>
+        <w:t xml:space="preserve">Read the labelled picture: Compute the supported-answer rates for 9/12 and 10/12. What actual outcome was measured, and why is a claim that every student becomes smarter outside this </w:t>
+      </w:r>
+      <w:r>
+        <w:rPr>
+          <w:b/>
+        </w:rPr>
+        <w:t>evidence</w:t>
+      </w:r>
+      <w:r>
+        <w:rPr>
+          <w:b w:val="0"/>
+        </w:rPr>
+        <w:t>?</w:t>
+      </w:r>
+    </w:p>
+    <w:p>
+      <w:pPr>
+        <w:pStyle w:val="Heading3"/>
+      </w:pPr>
+      <w:r>
+        <w:t>Keep the stated limit</w:t>
+      </w:r>
+    </w:p>
+    <w:p>
+      <w:pPr>
+        <w:spacing w:line="336" w:lineRule="auto" w:after="180"/>
+        <w:shd w:fill="FFF5E6"/>
+      </w:pPr>
+      <w:r>
+        <w:rPr>
+          <w:b w:val="0"/>
+        </w:rPr>
         <w:t>Change one thing: Write "B makes every student smarter". Predict the result before checking the explanation. What remains the same?</w:t>
       </w:r>
     </w:p>
@@ -835,19 +1352,69 @@
     </w:p>
     <w:p>
       <w:r>
+        <w:t>Find the unsupported step in the Writing results and limitations claim and explain a repair using the supplied evidence.</w:t>
+      </w:r>
+    </w:p>
+    <w:p>
+      <w:pPr>
+        <w:spacing w:line="336" w:lineRule="auto" w:after="180"/>
+      </w:pPr>
+      <w:r>
+        <w:rPr>
+          <w:b w:val="0"/>
+        </w:rPr>
         <w:t>A limitation should directly bound the corresponding claim rather than contradict an oversized headline.</w:t>
       </w:r>
     </w:p>
     <w:p>
-      <w:r>
-        <w:t>A useful check asks what would make the reasoning fail. Distinguish a failure to execute the declared procedure from a weakness in the procedure itself. The first may require a correction; the second requires an explicitly revised method and new evidence. Preserve unsuccessful cases so an improved result cannot hide the original problem.</w:t>
-      </w:r>
-    </w:p>
-    <w:p>
       <w:pPr>
         <w:pStyle w:val="Heading3"/>
       </w:pPr>
       <w:r>
+        <w:t>Check the claim against the facts</w:t>
+      </w:r>
+    </w:p>
+    <w:p>
+      <w:pPr>
+        <w:spacing w:line="336" w:lineRule="auto" w:after="180"/>
+        <w:shd w:fill="FFF5E6"/>
+      </w:pPr>
+      <w:r>
+        <w:rPr>
+          <w:b w:val="0"/>
+        </w:rPr>
+        <w:t>A useful check asks what would make the reasoning fail. Distinguish a failure to execute the declared procedure from a weakness in the procedure itself.</w:t>
+      </w:r>
+    </w:p>
+    <w:p>
+      <w:pPr>
+        <w:spacing w:line="336" w:lineRule="auto" w:after="180"/>
+        <w:shd w:fill="FFF5E6"/>
+      </w:pPr>
+      <w:r>
+        <w:rPr>
+          <w:b w:val="0"/>
+        </w:rPr>
+        <w:t xml:space="preserve">The first may require a correction; the second requires an explicitly revised method and new </w:t>
+      </w:r>
+      <w:r>
+        <w:rPr>
+          <w:b/>
+        </w:rPr>
+        <w:t>evidence</w:t>
+      </w:r>
+      <w:r>
+        <w:rPr>
+          <w:b w:val="0"/>
+        </w:rPr>
+        <w:t>. Preserve unsuccessful cases so an improved result cannot hide the original problem.</w:t>
+      </w:r>
+    </w:p>
+    <w:p>
+      <w:pPr>
+        <w:pStyle w:val="Heading3"/>
+      </w:pPr>
+      <w:r>
         <w:t>Guided: restate the worked result, then name the assumption or limitation that prevents a broader conclusion.</w:t>
       </w:r>
     </w:p>
@@ -885,8 +1452,37 @@
       </w:r>
     </w:p>
     <w:p>
-      <w:r>
-        <w:t>A report omits this qualification: A limitation should directly bound the corresponding claim rather than contradict an oversized headline. Explain how omitting it could change a reader's interpretation, and write an accurate replacement.</w:t>
+      <w:pPr>
+        <w:spacing w:line="336" w:lineRule="auto" w:after="180"/>
+      </w:pPr>
+      <w:r>
+        <w:rPr>
+          <w:b w:val="0"/>
+        </w:rPr>
+        <w:t>A report omits this qualification: A limitation should directly bound the corresponding claim rather than contradict an oversized headline.</w:t>
+      </w:r>
+    </w:p>
+    <w:p>
+      <w:pPr>
+        <w:spacing w:line="336" w:lineRule="auto" w:after="180"/>
+      </w:pPr>
+      <w:r>
+        <w:rPr>
+          <w:b w:val="0"/>
+        </w:rPr>
+        <w:t xml:space="preserve">Explain how omitting it could change a reader's </w:t>
+      </w:r>
+      <w:r>
+        <w:rPr>
+          <w:b/>
+        </w:rPr>
+        <w:t>interpretation</w:t>
+      </w:r>
+      <w:r>
+        <w:rPr>
+          <w:b w:val="0"/>
+        </w:rPr>
+        <w:t>, and write an accurate replacement.</w:t>
       </w:r>
     </w:p>
     <w:p>
@@ -937,7 +1533,54 @@
     </w:p>
     <w:p>
       <w:r>
-        <w:t>Explain the weekly mechanism in your own words. Use the worked scenario to name its input, decision rule and output.</w:t>
+        <w:t>Practise Writing results and limitations with support, then explain the deciding step in your own words.</w:t>
+      </w:r>
+    </w:p>
+    <w:p>
+      <w:pPr>
+        <w:spacing w:line="336" w:lineRule="auto" w:after="180"/>
+      </w:pPr>
+      <w:r>
+        <w:rPr>
+          <w:b w:val="0"/>
+        </w:rPr>
+        <w:t xml:space="preserve">Explain the weekly </w:t>
+      </w:r>
+      <w:r>
+        <w:rPr>
+          <w:b/>
+        </w:rPr>
+        <w:t>mechanism</w:t>
+      </w:r>
+      <w:r>
+        <w:rPr>
+          <w:b w:val="0"/>
+        </w:rPr>
+        <w:t xml:space="preserve"> in your own words. Use the worked scenario to name its </w:t>
+      </w:r>
+      <w:r>
+        <w:rPr>
+          <w:b/>
+        </w:rPr>
+        <w:t>input</w:t>
+      </w:r>
+      <w:r>
+        <w:rPr>
+          <w:b w:val="0"/>
+        </w:rPr>
+        <w:t xml:space="preserve">, decision rule and </w:t>
+      </w:r>
+      <w:r>
+        <w:rPr>
+          <w:b/>
+        </w:rPr>
+        <w:t>output</w:t>
+      </w:r>
+      <w:r>
+        <w:rPr>
+          <w:b w:val="0"/>
+        </w:rPr>
+        <w:t>.</w:t>
       </w:r>
     </w:p>
     <w:p>
@@ -1010,8 +1653,26 @@
       </w:r>
     </w:p>
     <w:p>
-      <w:r>
-        <w:t>Use workbook W2 for the connected example “Writing results and limitations”. First fill the input and rule boxes. Try the middle steps before asking for a hint. After a hint, try the next step yourself.</w:t>
+      <w:pPr>
+        <w:spacing w:line="336" w:lineRule="auto" w:after="180"/>
+      </w:pPr>
+      <w:r>
+        <w:rPr>
+          <w:b w:val="0"/>
+        </w:rPr>
+        <w:t xml:space="preserve">Use workbook W2 for the connected example “Writing results and limitations”. First fill the </w:t>
+      </w:r>
+      <w:r>
+        <w:rPr>
+          <w:b/>
+        </w:rPr>
+        <w:t>input</w:t>
+      </w:r>
+      <w:r>
+        <w:rPr>
+          <w:b w:val="0"/>
+        </w:rPr>
+        <w:t xml:space="preserve"> and rule boxes. Try the middle steps before asking for a hint. After a hint, try the next step yourself.</w:t>
       </w:r>
     </w:p>
     <w:tbl>
@@ -1094,7 +1755,13 @@
       </w:tr>
     </w:tbl>
     <w:p>
-      <w:r>
+      <w:pPr>
+        <w:spacing w:line="336" w:lineRule="auto" w:after="180"/>
+      </w:pPr>
+      <w:r>
+        <w:rPr>
+          <w:b w:val="0"/>
+        </w:rPr>
         <w:t>Explain your trace to a partner. Your partner points to one step to check. Swap roles on the next case. Each person writes their own explanation.</w:t>
       </w:r>
     </w:p>
@@ -1107,12 +1774,35 @@
       </w:r>
     </w:p>
     <w:p>
-      <w:r>
-        <w:t>Use the worked case for Writing results and limitations. Proposed explanation: “The worked result establishes every future case”. Decide whether this explanation is supported. Point to the step or supplied fact that decides; explain your repair if needed.</w:t>
-      </w:r>
-    </w:p>
-    <w:p>
-      <w:r>
+      <w:pPr>
+        <w:spacing w:line="336" w:lineRule="auto" w:after="180"/>
+      </w:pPr>
+      <w:r>
+        <w:rPr>
+          <w:b w:val="0"/>
+        </w:rPr>
+        <w:t>Use the worked case for Writing results and limitations. Proposed explanation: “The worked result establishes every future case”. Decide whether this explanation is supported.</w:t>
+      </w:r>
+    </w:p>
+    <w:p>
+      <w:pPr>
+        <w:spacing w:line="336" w:lineRule="auto" w:after="180"/>
+      </w:pPr>
+      <w:r>
+        <w:rPr>
+          <w:b w:val="0"/>
+        </w:rPr>
+        <w:t>Point to the step or supplied fact that decides; explain your repair if needed.</w:t>
+      </w:r>
+    </w:p>
+    <w:p>
+      <w:pPr>
+        <w:spacing w:line="336" w:lineRule="auto" w:after="180"/>
+      </w:pPr>
+      <w:r>
+        <w:rPr>
+          <w:b w:val="0"/>
+        </w:rPr>
         <w:t>Answer on your own before discussion. If you are unsure, say which step you need help with.</w:t>
       </w:r>
     </w:p>
@@ -1125,8 +1815,27 @@
       </w:r>
     </w:p>
     <w:p>
-      <w:r>
-        <w:t>Compute the supported-answer rates for 9/12 and 10/12. What actual outcome was measured, and why is a claim that every student becomes smarter outside this evidence?</w:t>
+      <w:pPr>
+        <w:spacing w:line="336" w:lineRule="auto" w:after="180"/>
+        <w:shd w:fill="F5F1FB"/>
+      </w:pPr>
+      <w:r>
+        <w:rPr>
+          <w:b w:val="0"/>
+        </w:rPr>
+        <w:t xml:space="preserve">Compute the supported-answer rates for 9/12 and 10/12. What actual outcome was measured, and why is a claim that every student becomes smarter outside this </w:t>
+      </w:r>
+      <w:r>
+        <w:rPr>
+          <w:b/>
+        </w:rPr>
+        <w:t>evidence</w:t>
+      </w:r>
+      <w:r>
+        <w:rPr>
+          <w:b w:val="0"/>
+        </w:rPr>
+        <w:t>?</w:t>
       </w:r>
     </w:p>
     <w:p>
@@ -1158,7 +1867,13 @@
       </w:r>
     </w:p>
     <w:p>
-      <w:r>
+      <w:pPr>
+        <w:spacing w:line="336" w:lineRule="auto" w:after="180"/>
+      </w:pPr>
+      <w:r>
+        <w:rPr>
+          <w:b w:val="0"/>
+        </w:rPr>
         <w:t>This is supported practice. Keep the separately named independent case for an attempt before feedback.</w:t>
       </w:r>
     </w:p>
@@ -1171,6 +1886,11 @@
       </w:r>
     </w:p>
     <w:p>
+      <w:r>
+        <w:t>Investigate Writing results and limitations. Record the prediction, actual observation or labelled paper trace, explanation and next test separately.</w:t>
+      </w:r>
+    </w:p>
+    <w:p>
       <w:pPr>
         <w:pStyle w:val="Heading3"/>
       </w:pPr>
@@ -1179,7 +1899,13 @@
       </w:r>
     </w:p>
     <w:p>
-      <w:r>
+      <w:pPr>
+        <w:spacing w:line="336" w:lineRule="auto" w:after="180"/>
+      </w:pPr>
+      <w:r>
+        <w:rPr>
+          <w:b w:val="0"/>
+        </w:rPr>
         <w:t>B passes9/12, A8/12; three B failures all concern conflicting sources. No user study occurred. Show the intermediate steps and give the conclusion with its scope.</w:t>
       </w:r>
     </w:p>
@@ -1320,7 +2046,13 @@
       </w:tr>
     </w:tbl>
     <w:p>
-      <w:r>
+      <w:pPr>
+        <w:spacing w:line="336" w:lineRule="auto" w:after="180"/>
+      </w:pPr>
+      <w:r>
+        <w:rPr>
+          <w:b w:val="0"/>
+        </w:rPr>
         <w:t>On paper, trace the supplied procedure. If code is provided, predict before running it in a local practice file. Never write an expected answer as though it were an observed run.</w:t>
       </w:r>
     </w:p>
@@ -1333,7 +2065,13 @@
       </w:r>
     </w:p>
     <w:p>
-      <w:r>
+      <w:pPr>
+        <w:spacing w:line="336" w:lineRule="auto" w:after="180"/>
+      </w:pPr>
+      <w:r>
+        <w:rPr>
+          <w:b w:val="0"/>
+        </w:rPr>
         <w:t>Before trying: what do I expect, and why? While trying: which step could first go wrong? Afterwards: what did I actually observe, and what should change? Keep “not run” if you only traced the procedure.</w:t>
       </w:r>
     </w:p>
@@ -1346,6 +2084,11 @@
       </w:r>
     </w:p>
     <w:p>
+      <w:r>
+        <w:t>Move from recall to tracing, diagnosis and transfer in Writing results and limitations. Explain why each step is justified.</w:t>
+      </w:r>
+    </w:p>
+    <w:p>
       <w:pPr>
         <w:pStyle w:val="Heading3"/>
       </w:pPr>
@@ -1354,18 +2097,106 @@
       </w:r>
     </w:p>
     <w:p>
-      <w:r>
-        <w:t>Explain the weekly mechanism in your own words. Use the worked scenario to name its input, decision rule and output.</w:t>
-      </w:r>
-    </w:p>
-    <w:p>
-      <w:r>
-        <w:t>A report omits this qualification: A limitation should directly bound the corresponding claim rather than contradict an oversized headline. Explain how omitting it could change a reader's interpretation, and write an accurate replacement.</w:t>
-      </w:r>
-    </w:p>
-    <w:p>
-      <w:r>
-        <w:t>For the worked scenario, propose one additional case that could reveal a failure, describe its expected outcome before running it, and explain what would need to remain fixed for a fair comparison. Do not reuse W4 as a new final test after receiving feedback.</w:t>
+      <w:pPr>
+        <w:spacing w:line="336" w:lineRule="auto" w:after="180"/>
+      </w:pPr>
+      <w:r>
+        <w:rPr>
+          <w:b w:val="0"/>
+        </w:rPr>
+        <w:t xml:space="preserve">Explain the weekly </w:t>
+      </w:r>
+      <w:r>
+        <w:rPr>
+          <w:b/>
+        </w:rPr>
+        <w:t>mechanism</w:t>
+      </w:r>
+      <w:r>
+        <w:rPr>
+          <w:b w:val="0"/>
+        </w:rPr>
+        <w:t xml:space="preserve"> in your own words. Use the worked scenario to name its </w:t>
+      </w:r>
+      <w:r>
+        <w:rPr>
+          <w:b/>
+        </w:rPr>
+        <w:t>input</w:t>
+      </w:r>
+      <w:r>
+        <w:rPr>
+          <w:b w:val="0"/>
+        </w:rPr>
+        <w:t xml:space="preserve">, decision rule and </w:t>
+      </w:r>
+      <w:r>
+        <w:rPr>
+          <w:b/>
+        </w:rPr>
+        <w:t>output</w:t>
+      </w:r>
+      <w:r>
+        <w:rPr>
+          <w:b w:val="0"/>
+        </w:rPr>
+        <w:t>.</w:t>
+      </w:r>
+    </w:p>
+    <w:p>
+      <w:pPr>
+        <w:spacing w:line="336" w:lineRule="auto" w:after="180"/>
+      </w:pPr>
+      <w:r>
+        <w:rPr>
+          <w:b w:val="0"/>
+        </w:rPr>
+        <w:t>A report omits this qualification: A limitation should directly bound the corresponding claim rather than contradict an oversized headline.</w:t>
+      </w:r>
+    </w:p>
+    <w:p>
+      <w:pPr>
+        <w:spacing w:line="336" w:lineRule="auto" w:after="180"/>
+      </w:pPr>
+      <w:r>
+        <w:rPr>
+          <w:b w:val="0"/>
+        </w:rPr>
+        <w:t xml:space="preserve">Explain how omitting it could change a reader's </w:t>
+      </w:r>
+      <w:r>
+        <w:rPr>
+          <w:b/>
+        </w:rPr>
+        <w:t>interpretation</w:t>
+      </w:r>
+      <w:r>
+        <w:rPr>
+          <w:b w:val="0"/>
+        </w:rPr>
+        <w:t>, and write an accurate replacement.</w:t>
+      </w:r>
+    </w:p>
+    <w:p>
+      <w:pPr>
+        <w:spacing w:line="336" w:lineRule="auto" w:after="180"/>
+      </w:pPr>
+      <w:r>
+        <w:rPr>
+          <w:b w:val="0"/>
+        </w:rPr>
+        <w:t>For the worked scenario, propose one additional case that could reveal a failure, describe its expected outcome before running it, and explain what would need to remain fixed for a fair comparison.</w:t>
+      </w:r>
+    </w:p>
+    <w:p>
+      <w:pPr>
+        <w:spacing w:line="336" w:lineRule="auto" w:after="180"/>
+      </w:pPr>
+      <w:r>
+        <w:rPr>
+          <w:b w:val="0"/>
+        </w:rPr>
+        <w:t>Do not reuse W4 as a new final test after receiving feedback.</w:t>
       </w:r>
     </w:p>
     <w:p>
@@ -1411,7 +2242,77 @@
     </w:p>
     <w:p>
       <w:r>
-        <w:t>Add a labelled writing results and limitations evidence sheet to Reproducible AI Research Study. Show how you can explain the mechanism and terminology of writing results and limitations. Use the supplied fictional case and keep its inputs, intermediate steps, calculation or prediction, and limitation. Connect this record to last week’s record; a matching answer without a trace is insufficient.</w:t>
+        <w:t>Apply this week’s idea to Reproducible AI Research Study. Keep an annotated decision and the evidence supporting it.</w:t>
+      </w:r>
+    </w:p>
+    <w:p>
+      <w:pPr>
+        <w:spacing w:line="336" w:lineRule="auto" w:after="180"/>
+      </w:pPr>
+      <w:r>
+        <w:rPr>
+          <w:b w:val="0"/>
+        </w:rPr>
+        <w:t xml:space="preserve">Add a labelled writing results and limitations </w:t>
+      </w:r>
+      <w:r>
+        <w:rPr>
+          <w:b/>
+        </w:rPr>
+        <w:t>evidence</w:t>
+      </w:r>
+      <w:r>
+        <w:rPr>
+          <w:b w:val="0"/>
+        </w:rPr>
+        <w:t xml:space="preserve"> sheet to Reproducible AI Research Study. Show how you can explain the </w:t>
+      </w:r>
+      <w:r>
+        <w:rPr>
+          <w:b/>
+        </w:rPr>
+        <w:t>mechanism</w:t>
+      </w:r>
+      <w:r>
+        <w:rPr>
+          <w:b w:val="0"/>
+        </w:rPr>
+        <w:t xml:space="preserve"> and terminology of writing results and limitations.</w:t>
+      </w:r>
+    </w:p>
+    <w:p>
+      <w:pPr>
+        <w:spacing w:line="336" w:lineRule="auto" w:after="180"/>
+      </w:pPr>
+      <w:r>
+        <w:rPr>
+          <w:b w:val="0"/>
+        </w:rPr>
+        <w:t xml:space="preserve">Use the supplied fictional case and keep its </w:t>
+      </w:r>
+      <w:r>
+        <w:rPr>
+          <w:b/>
+        </w:rPr>
+        <w:t>input</w:t>
+      </w:r>
+      <w:r>
+        <w:rPr>
+          <w:b w:val="0"/>
+        </w:rPr>
+        <w:t xml:space="preserve">s, intermediate steps, calculation or </w:t>
+      </w:r>
+      <w:r>
+        <w:rPr>
+          <w:b/>
+        </w:rPr>
+        <w:t>prediction</w:t>
+      </w:r>
+      <w:r>
+        <w:rPr>
+          <w:b w:val="0"/>
+        </w:rPr>
+        <w:t>, and limitation. Connect this record to last week’s record; a matching answer without a trace is insufficient.</w:t>
       </w:r>
     </w:p>
     <w:tbl>
@@ -1539,7 +2440,13 @@
       </w:r>
     </w:p>
     <w:p>
-      <w:r>
+      <w:pPr>
+        <w:spacing w:line="336" w:lineRule="auto" w:after="180"/>
+      </w:pPr>
+      <w:r>
+        <w:rPr>
+          <w:b w:val="0"/>
+        </w:rPr>
         <w:t>For the Reproducible AI Research Study, retain an annotated worked trace and the changed-case reasoning. Connect the claim to its records, units and assumptions so another investigator can challenge or reproduce it.</w:t>
       </w:r>
     </w:p>
@@ -1553,7 +2460,29 @@
     </w:p>
     <w:p>
       <w:r>
-        <w:t>Complete the supported workbook tasks before attempting W4 independently. Record any hints or help used. After feedback, use the teacher's fresh retry rather than copying the earlier answer. For a project, select a relevant new case, predict the outcome from the declared rule and preserve the result alongside any revision.</w:t>
+        <w:t>Use a genuinely new case for independent evidence. Previously discussed examples remain practice; use the separately named independent case before feedback.</w:t>
+      </w:r>
+    </w:p>
+    <w:p>
+      <w:pPr>
+        <w:spacing w:line="336" w:lineRule="auto" w:after="180"/>
+      </w:pPr>
+      <w:r>
+        <w:rPr>
+          <w:b w:val="0"/>
+        </w:rPr>
+        <w:t>Complete the supported workbook tasks before attempting W4 independently. Record any hints or help used. After feedback, use the teacher's fresh retry rather than copying the earlier answer.</w:t>
+      </w:r>
+    </w:p>
+    <w:p>
+      <w:pPr>
+        <w:spacing w:line="336" w:lineRule="auto" w:after="180"/>
+      </w:pPr>
+      <w:r>
+        <w:rPr>
+          <w:b w:val="0"/>
+        </w:rPr>
+        <w:t>For a project, select a relevant new case, predict the outcome from the declared rule and preserve the result alongside any revision.</w:t>
       </w:r>
     </w:p>
     <w:p>
@@ -1590,8 +2519,25 @@
       </w:r>
     </w:p>
     <w:p>
-      <w:r>
-        <w:t>For the worked scenario, propose one additional case that could reveal a failure, describe its expected outcome before running it, and explain what would need to remain fixed for a fair comparison. Do not reuse W4 as a new final test after receiving feedback.</w:t>
+      <w:pPr>
+        <w:spacing w:line="336" w:lineRule="auto" w:after="180"/>
+      </w:pPr>
+      <w:r>
+        <w:rPr>
+          <w:b w:val="0"/>
+        </w:rPr>
+        <w:t>For the worked scenario, propose one additional case that could reveal a failure, describe its expected outcome before running it, and explain what would need to remain fixed for a fair comparison.</w:t>
+      </w:r>
+    </w:p>
+    <w:p>
+      <w:pPr>
+        <w:spacing w:line="336" w:lineRule="auto" w:after="180"/>
+      </w:pPr>
+      <w:r>
+        <w:rPr>
+          <w:b w:val="0"/>
+        </w:rPr>
+        <w:t>Do not reuse W4 as a new final test after receiving feedback.</w:t>
       </w:r>
     </w:p>
     <w:p>
@@ -1628,6 +2574,11 @@
       </w:pPr>
       <w:r>
         <w:t>13. Study a complete case</w:t>
+      </w:r>
+    </w:p>
+    <w:p>
+      <w:r>
+        <w:t>Revisit the complete Writing results and limitations case for supported practice. Repeated examples do not become fresh assessments.</w:t>
       </w:r>
     </w:p>
     <w:p>
@@ -1731,8 +2682,26 @@
       </w:r>
     </w:p>
     <w:p>
-      <w:r>
-        <w:t>Follow the input through the stated procedure to its result. Cover the result first, predict it, then explain every intermediate step. The text/table accompanies the figure so the example can be read without colour.</w:t>
+      <w:pPr>
+        <w:spacing w:line="336" w:lineRule="auto" w:after="180"/>
+      </w:pPr>
+      <w:r>
+        <w:rPr>
+          <w:b w:val="0"/>
+        </w:rPr>
+        <w:t xml:space="preserve">Follow the </w:t>
+      </w:r>
+      <w:r>
+        <w:rPr>
+          <w:b/>
+        </w:rPr>
+        <w:t>input</w:t>
+      </w:r>
+      <w:r>
+        <w:rPr>
+          <w:b w:val="0"/>
+        </w:rPr>
+        <w:t xml:space="preserve"> through the stated procedure to its result. Cover the result first, predict it, then explain every intermediate step. The text/table accompanies the figure so the example can be read without colour.</w:t>
       </w:r>
     </w:p>
     <w:p>
@@ -1782,6 +2751,11 @@
       </w:r>
     </w:p>
     <w:p>
+      <w:r>
+        <w:t>Attempt the reserved new case before feedback. Record support; the earlier examples below remain additional practice.</w:t>
+      </w:r>
+    </w:p>
+    <w:p>
       <w:pPr>
         <w:pStyle w:val="Heading3"/>
       </w:pPr>
@@ -1790,7 +2764,13 @@
       </w:r>
     </w:p>
     <w:p>
-      <w:r>
+      <w:pPr>
+        <w:spacing w:line="336" w:lineRule="auto" w:after="180"/>
+      </w:pPr>
+      <w:r>
+        <w:rPr>
+          <w:b w:val="0"/>
+        </w:rPr>
         <w:t>Candidate10/15, baseline9/15; no timings measured. Write result and two limits.</w:t>
       </w:r>
     </w:p>
@@ -1838,7 +2818,13 @@
       </w:r>
     </w:p>
     <w:p>
-      <w:r>
+      <w:pPr>
+        <w:spacing w:line="336" w:lineRule="auto" w:after="180"/>
+      </w:pPr>
+      <w:r>
+        <w:rPr>
+          <w:b w:val="0"/>
+        </w:rPr>
         <w:t>Attempt this case before feedback. Record any help. Earlier examples below are further practice; a case already practised with feedback cannot establish fresh transfer.</w:t>
       </w:r>
     </w:p>
@@ -1851,7 +2837,13 @@
       </w:r>
     </w:p>
     <w:p>
-      <w:r>
+      <w:pPr>
+        <w:spacing w:line="336" w:lineRule="auto" w:after="180"/>
+      </w:pPr>
+      <w:r>
+        <w:rPr>
+          <w:b w:val="0"/>
+        </w:rPr>
         <w:t>Candidate10/15, baseline9/15; no timings measured. Write result and two limits.</w:t>
       </w:r>
     </w:p>
@@ -1904,7 +2896,13 @@
       </w:r>
     </w:p>
     <w:p>
-      <w:r>
+      <w:pPr>
+        <w:spacing w:line="336" w:lineRule="auto" w:after="180"/>
+      </w:pPr>
+      <w:r>
+        <w:rPr>
+          <w:b w:val="0"/>
+        </w:rPr>
         <w:t>Record support used: none, hint or teacher explanation. After feedback, a different case is needed to demonstrate independence.</w:t>
       </w:r>
     </w:p>
@@ -1917,8 +2915,25 @@
       </w:r>
     </w:p>
     <w:p>
-      <w:r>
-        <w:t>Attempt the independent case before hints. Record whether you worked alone, used a hint or followed a model. After feedback, fix the first unsupported step and explain why it changed. A later check uses a changed case, not a copied answer.</w:t>
+      <w:pPr>
+        <w:spacing w:line="336" w:lineRule="auto" w:after="180"/>
+      </w:pPr>
+      <w:r>
+        <w:rPr>
+          <w:b w:val="0"/>
+        </w:rPr>
+        <w:t>Attempt the independent case before hints. Record whether you worked alone, used a hint or followed a model. After feedback, fix the first unsupported step and explain why it changed.</w:t>
+      </w:r>
+    </w:p>
+    <w:p>
+      <w:pPr>
+        <w:spacing w:line="336" w:lineRule="auto" w:after="180"/>
+      </w:pPr>
+      <w:r>
+        <w:rPr>
+          <w:b w:val="0"/>
+        </w:rPr>
+        <w:t>A later check uses a changed case, not a copied answer.</w:t>
       </w:r>
     </w:p>
     <w:p>
@@ -1931,6 +2946,17 @@
     </w:p>
     <w:p>
       <w:r>
+        <w:t>Use this map to navigate Writing results and limitations, connect the goals to tasks and keep one evidence record for each attempt.</w:t>
+      </w:r>
+    </w:p>
+    <w:p>
+      <w:pPr>
+        <w:spacing w:line="336" w:lineRule="auto" w:after="180"/>
+      </w:pPr>
+      <w:r>
+        <w:rPr>
+          <w:b w:val="0"/>
+        </w:rPr>
         <w:t>Start with this question: Write results without enlarging them. A fictional study evaluates answer support on twelve fixed questions from one approved collection.</w:t>
       </w:r>
     </w:p>
@@ -2037,13 +3063,61 @@
       </w:tr>
     </w:tbl>
     <w:p>
-      <w:r>
-        <w:t>Remember → watch and explain → try with help → investigate → try independently → keep project evidence. Your teacher may spread this lesson across several classes.</w:t>
-      </w:r>
-    </w:p>
-    <w:p>
-      <w:r>
-        <w:t>Keep your first prediction. Compare it with what the evidence shows and explain any change.</w:t>
+      <w:pPr>
+        <w:spacing w:line="336" w:lineRule="auto" w:after="180"/>
+      </w:pPr>
+      <w:r>
+        <w:rPr>
+          <w:b w:val="0"/>
+        </w:rPr>
+        <w:t xml:space="preserve">Remember → watch and explain → try with help → investigate → try independently → keep project </w:t>
+      </w:r>
+      <w:r>
+        <w:rPr>
+          <w:b/>
+        </w:rPr>
+        <w:t>evidence</w:t>
+      </w:r>
+      <w:r>
+        <w:rPr>
+          <w:b w:val="0"/>
+        </w:rPr>
+        <w:t>. Your teacher may spread this lesson across several classes.</w:t>
+      </w:r>
+    </w:p>
+    <w:p>
+      <w:pPr>
+        <w:spacing w:line="336" w:lineRule="auto" w:after="180"/>
+      </w:pPr>
+      <w:r>
+        <w:rPr>
+          <w:b w:val="0"/>
+        </w:rPr>
+        <w:t xml:space="preserve">Keep your first </w:t>
+      </w:r>
+      <w:r>
+        <w:rPr>
+          <w:b/>
+        </w:rPr>
+        <w:t>prediction</w:t>
+      </w:r>
+      <w:r>
+        <w:rPr>
+          <w:b w:val="0"/>
+        </w:rPr>
+        <w:t xml:space="preserve">. Compare it with what the </w:t>
+      </w:r>
+      <w:r>
+        <w:rPr>
+          <w:b/>
+        </w:rPr>
+        <w:t>evidence</w:t>
+      </w:r>
+      <w:r>
+        <w:rPr>
+          <w:b w:val="0"/>
+        </w:rPr>
+        <w:t xml:space="preserve"> shows and explain any change.</w:t>
       </w:r>
     </w:p>
     <w:p>
@@ -2056,7 +3130,30 @@
     </w:p>
     <w:p>
       <w:r>
-        <w:t>Close your notes. Explain this goal in your own words: Explain the mechanism and terminology of writing results and limitations</w:t>
+        <w:t>Explain Writing results and limitations without notes, identify a remaining question and plan a later check with a changed case.</w:t>
+      </w:r>
+    </w:p>
+    <w:p>
+      <w:pPr>
+        <w:spacing w:line="336" w:lineRule="auto" w:after="180"/>
+      </w:pPr>
+      <w:r>
+        <w:rPr>
+          <w:b w:val="0"/>
+        </w:rPr>
+        <w:t xml:space="preserve">Close your notes. Explain this goal in your own words: Explain the </w:t>
+      </w:r>
+      <w:r>
+        <w:rPr>
+          <w:b/>
+        </w:rPr>
+        <w:t>mechanism</w:t>
+      </w:r>
+      <w:r>
+        <w:rPr>
+          <w:b w:val="0"/>
+        </w:rPr>
+        <w:t xml:space="preserve"> and terminology of writing results and limitations</w:t>
       </w:r>
     </w:p>
     <w:p>
@@ -2093,13 +3190,61 @@
       </w:r>
     </w:p>
     <w:p>
-      <w:r>
-        <w:t>If you are unsure, return to the worked picture and explain one arrow. If you are ready, change an input or assumption and justify your prediction.</w:t>
-      </w:r>
-    </w:p>
-    <w:p>
-      <w:r>
-        <w:t>Save your workbook evidence. At the next review, try a different case before opening your old answer.</w:t>
+      <w:pPr>
+        <w:spacing w:line="336" w:lineRule="auto" w:after="180"/>
+      </w:pPr>
+      <w:r>
+        <w:rPr>
+          <w:b w:val="0"/>
+        </w:rPr>
+        <w:t xml:space="preserve">If you are unsure, return to the worked picture and explain one arrow. If you are ready, change an </w:t>
+      </w:r>
+      <w:r>
+        <w:rPr>
+          <w:b/>
+        </w:rPr>
+        <w:t>input</w:t>
+      </w:r>
+      <w:r>
+        <w:rPr>
+          <w:b w:val="0"/>
+        </w:rPr>
+        <w:t xml:space="preserve"> or assumption and justify your </w:t>
+      </w:r>
+      <w:r>
+        <w:rPr>
+          <w:b/>
+        </w:rPr>
+        <w:t>prediction</w:t>
+      </w:r>
+      <w:r>
+        <w:rPr>
+          <w:b w:val="0"/>
+        </w:rPr>
+        <w:t>.</w:t>
+      </w:r>
+    </w:p>
+    <w:p>
+      <w:pPr>
+        <w:spacing w:line="336" w:lineRule="auto" w:after="180"/>
+      </w:pPr>
+      <w:r>
+        <w:rPr>
+          <w:b w:val="0"/>
+        </w:rPr>
+        <w:t xml:space="preserve">Save your workbook </w:t>
+      </w:r>
+      <w:r>
+        <w:rPr>
+          <w:b/>
+        </w:rPr>
+        <w:t>evidence</w:t>
+      </w:r>
+      <w:r>
+        <w:rPr>
+          <w:b w:val="0"/>
+        </w:rPr>
+        <w:t>. At the next review, try a different case before opening your old answer.</w:t>
       </w:r>
     </w:p>
     <w:p>
@@ -2112,11 +3257,28 @@
     </w:p>
     <w:p>
       <w:r>
+        <w:t>Attempt supported questions before using hints or feedback. Review a missing building block, then keep the completed work.</w:t>
+      </w:r>
+    </w:p>
+    <w:p>
+      <w:pPr>
+        <w:spacing w:line="336" w:lineRule="auto" w:after="180"/>
+      </w:pPr>
+      <w:r>
+        <w:rPr>
+          <w:b w:val="0"/>
+        </w:rPr>
         <w:t>Use this supported practice once, in the browser or on paper. Keep the reserved independent assessment for a separate first attempt before teacher feedback.</w:t>
       </w:r>
     </w:p>
     <w:p>
-      <w:r>
+      <w:pPr>
+        <w:spacing w:line="336" w:lineRule="auto" w:after="180"/>
+      </w:pPr>
+      <w:r>
+        <w:rPr>
+          <w:b w:val="0"/>
+        </w:rPr>
         <w:t>Write results without enlarging them. A fictional study evaluates answer support on twelve fixed questions from one approved collection.</w:t>
       </w:r>
     </w:p>
@@ -2129,22 +3291,55 @@
       </w:r>
     </w:p>
     <w:p>
-      <w:r>
+      <w:pPr>
+        <w:spacing w:line="336" w:lineRule="auto" w:after="180"/>
+      </w:pPr>
+      <w:r>
+        <w:rPr>
+          <w:b w:val="0"/>
+        </w:rPr>
         <w:t>Which labelled step matches this detail? Do not infer that children learn more from this answer-support measure.</w:t>
       </w:r>
     </w:p>
     <w:p>
-      <w:r>
-        <w:t>1. Report the observation</w:t>
-      </w:r>
-    </w:p>
-    <w:p>
-      <w:r>
+      <w:pPr>
+        <w:spacing w:line="336" w:lineRule="auto" w:after="180"/>
+        <w:shd w:fill="F4F9FC"/>
+      </w:pPr>
+      <w:r>
+        <w:rPr>
+          <w:b w:val="0"/>
+        </w:rPr>
+        <w:t xml:space="preserve">1. Report the </w:t>
+      </w:r>
+      <w:r>
+        <w:rPr>
+          <w:b/>
+        </w:rPr>
+        <w:t>observation</w:t>
+      </w:r>
+    </w:p>
+    <w:p>
+      <w:pPr>
+        <w:spacing w:line="336" w:lineRule="auto" w:after="180"/>
+        <w:shd w:fill="F4F9FC"/>
+      </w:pPr>
+      <w:r>
+        <w:rPr>
+          <w:b w:val="0"/>
+        </w:rPr>
         <w:t>2. Link to the method</w:t>
       </w:r>
     </w:p>
     <w:p>
-      <w:r>
+      <w:pPr>
+        <w:spacing w:line="336" w:lineRule="auto" w:after="180"/>
+        <w:shd w:fill="F4F9FC"/>
+      </w:pPr>
+      <w:r>
+        <w:rPr>
+          <w:b w:val="0"/>
+        </w:rPr>
         <w:t>3. State limits</w:t>
       </w:r>
     </w:p>
@@ -2182,40 +3377,142 @@
       </w:r>
     </w:p>
     <w:p>
-      <w:r>
+      <w:pPr>
+        <w:pStyle w:val="Heading3"/>
+      </w:pPr>
+      <w:r>
+        <w:t>Hint · try first</w:t>
+      </w:r>
+    </w:p>
+    <w:p>
+      <w:pPr>
+        <w:spacing w:line="336" w:lineRule="auto" w:after="180"/>
+        <w:shd w:fill="F1F6F8"/>
+      </w:pPr>
+      <w:r>
+        <w:rPr>
+          <w:b w:val="0"/>
+        </w:rPr>
         <w:t>Hint if needed: Read the steps in the pictorial case. Match the supplied detail to the stage that performs or records it.</w:t>
       </w:r>
     </w:p>
     <w:p>
-      <w:r>
-        <w:t>After your attempt, compare with the supported explanation: State limits Do not infer that children learn more from this answer-support measure. Results describe what was measured; limitations prevent substitution of a different outcome or population. A small descriptive improvement needs its scope attached.</w:t>
-      </w:r>
-    </w:p>
-    <w:p>
       <w:pPr>
         <w:pStyle w:val="Heading3"/>
       </w:pPr>
       <w:r>
+        <w:t>Feedback · compare after trying</w:t>
+      </w:r>
+    </w:p>
+    <w:p>
+      <w:pPr>
+        <w:spacing w:line="336" w:lineRule="auto" w:after="180"/>
+        <w:shd w:fill="F1F6FC"/>
+      </w:pPr>
+      <w:r>
+        <w:rPr>
+          <w:b w:val="0"/>
+        </w:rPr>
+        <w:t>After your attempt, compare with the supported explanation: State limits Do not infer that children learn more from this answer-support measure.</w:t>
+      </w:r>
+    </w:p>
+    <w:p>
+      <w:pPr>
+        <w:spacing w:line="336" w:lineRule="auto" w:after="180"/>
+        <w:shd w:fill="F1F6FC"/>
+      </w:pPr>
+      <w:r>
+        <w:rPr>
+          <w:b w:val="0"/>
+        </w:rPr>
+        <w:t>Results describe what was measured; limitations prevent substitution of a different outcome or population. A small descriptive improvement needs its scope attached.</w:t>
+      </w:r>
+    </w:p>
+    <w:p>
+      <w:pPr>
+        <w:pStyle w:val="Heading3"/>
+      </w:pPr>
+      <w:r>
         <w:t>Practice 2: explain the deciding evidence</w:t>
       </w:r>
     </w:p>
     <w:p>
-      <w:r>
+      <w:pPr>
+        <w:pStyle w:val="Heading3"/>
+      </w:pPr>
+      <w:r>
+        <w:t>Changed case · predict first</w:t>
+      </w:r>
+    </w:p>
+    <w:p>
+      <w:pPr>
+        <w:spacing w:line="336" w:lineRule="auto" w:after="180"/>
+        <w:shd w:fill="F5F1FB"/>
+      </w:pPr>
+      <w:r>
+        <w:rPr>
+          <w:b w:val="0"/>
+        </w:rPr>
         <w:t>Changed-case practice: Write "B makes every student smarter". Which conclusion is supported by the supplied facts?</w:t>
       </w:r>
     </w:p>
     <w:p>
-      <w:r>
-        <w:t>1. We can decide the result without examining the changed input or the procedure.</w:t>
-      </w:r>
-    </w:p>
-    <w:p>
-      <w:r>
-        <w:t>2. This one example guarantees correct results for every future input.</w:t>
-      </w:r>
-    </w:p>
-    <w:p>
-      <w:r>
+      <w:pPr>
+        <w:spacing w:line="336" w:lineRule="auto" w:after="180"/>
+        <w:shd w:fill="F4F9FC"/>
+      </w:pPr>
+      <w:r>
+        <w:rPr>
+          <w:b w:val="0"/>
+        </w:rPr>
+        <w:t xml:space="preserve">1. We can decide the result without examining the changed </w:t>
+      </w:r>
+      <w:r>
+        <w:rPr>
+          <w:b/>
+        </w:rPr>
+        <w:t>input</w:t>
+      </w:r>
+      <w:r>
+        <w:rPr>
+          <w:b w:val="0"/>
+        </w:rPr>
+        <w:t xml:space="preserve"> or the procedure.</w:t>
+      </w:r>
+    </w:p>
+    <w:p>
+      <w:pPr>
+        <w:spacing w:line="336" w:lineRule="auto" w:after="180"/>
+        <w:shd w:fill="F4F9FC"/>
+      </w:pPr>
+      <w:r>
+        <w:rPr>
+          <w:b w:val="0"/>
+        </w:rPr>
+        <w:t xml:space="preserve">2. This one example guarantees correct results for every future </w:t>
+      </w:r>
+      <w:r>
+        <w:rPr>
+          <w:b/>
+        </w:rPr>
+        <w:t>input</w:t>
+      </w:r>
+      <w:r>
+        <w:rPr>
+          <w:b w:val="0"/>
+        </w:rPr>
+        <w:t>.</w:t>
+      </w:r>
+    </w:p>
+    <w:p>
+      <w:pPr>
+        <w:spacing w:line="336" w:lineRule="auto" w:after="180"/>
+        <w:shd w:fill="F4F9FC"/>
+      </w:pPr>
+      <w:r>
+        <w:rPr>
+          <w:b w:val="0"/>
+        </w:rPr>
         <w:t>3. Remove that sentence as unsupported by the study.</w:t>
       </w:r>
     </w:p>
@@ -2253,12 +3550,42 @@
       </w:r>
     </w:p>
     <w:p>
-      <w:r>
+      <w:pPr>
+        <w:pStyle w:val="Heading3"/>
+      </w:pPr>
+      <w:r>
+        <w:t>Hint · try first</w:t>
+      </w:r>
+    </w:p>
+    <w:p>
+      <w:pPr>
+        <w:spacing w:line="336" w:lineRule="auto" w:after="180"/>
+        <w:shd w:fill="F1F6F8"/>
+      </w:pPr>
+      <w:r>
+        <w:rPr>
+          <w:b w:val="0"/>
+        </w:rPr>
         <w:t>Hint if needed: Use the changed condition and the deciding step in the pictorial trace. The answer must say what follows from those facts.</w:t>
       </w:r>
     </w:p>
     <w:p>
-      <w:r>
+      <w:pPr>
+        <w:pStyle w:val="Heading3"/>
+      </w:pPr>
+      <w:r>
+        <w:t>Feedback · compare after trying</w:t>
+      </w:r>
+    </w:p>
+    <w:p>
+      <w:pPr>
+        <w:spacing w:line="336" w:lineRule="auto" w:after="180"/>
+        <w:shd w:fill="F1F6FC"/>
+      </w:pPr>
+      <w:r>
+        <w:rPr>
+          <w:b w:val="0"/>
+        </w:rPr>
         <w:t>After your attempt, compare with the supported explanation: Remove that sentence as unsupported by the study. The measured unit was answers, not student understanding or intelligence.</w:t>
       </w:r>
     </w:p>
@@ -2271,18 +3598,117 @@
       </w:r>
     </w:p>
     <w:p>
-      <w:r>
-        <w:t>Review Writing the methods section (ai-7/30). Goal: Explain the mechanism and terminology of writing the methods section. Short practice: Apply the inclusive four-character rule to oak, pine and willow. Which label changes under greater-than-four, and what method detail allows another team to reproduce the distinction?. Return to this week and explain what you changed.</w:t>
-      </w:r>
-    </w:p>
-    <w:p>
-      <w:r>
-        <w:t>Review Negative results and claim revision (ai-7/28). Goal: Explain the mechanism and terminology of negative results and claim revision. Short practice: Does a 6/8 tie support the prediction that B scores higher? Explain why one newly selected favourable demonstration does not replace the original result or prove equivalence.. Return to this week and explain what you changed.</w:t>
-      </w:r>
-    </w:p>
-    <w:p>
-      <w:r>
-        <w:t>Review Running the primary experiment (ai-7/25). Goal: Explain the mechanism and terminology of running the primary experiment. Short practice: Compute A’s and B’s six-case counts and identify the cases that favour each. How must a B revision tuned on case four be labelled when evaluated again on the same set?. Return to this week and explain what you changed.</w:t>
+      <w:pPr>
+        <w:spacing w:line="336" w:lineRule="auto" w:after="180"/>
+      </w:pPr>
+      <w:r>
+        <w:rPr>
+          <w:b w:val="0"/>
+        </w:rPr>
+        <w:t xml:space="preserve">Review Writing the methods section (ai-7/30). Goal: Explain the </w:t>
+      </w:r>
+      <w:r>
+        <w:rPr>
+          <w:b/>
+        </w:rPr>
+        <w:t>mechanism</w:t>
+      </w:r>
+      <w:r>
+        <w:rPr>
+          <w:b w:val="0"/>
+        </w:rPr>
+        <w:t xml:space="preserve"> and terminology of writing the methods section. Short practice: Apply the inclusive four-character rule to oak, pine and willow.</w:t>
+      </w:r>
+    </w:p>
+    <w:p>
+      <w:pPr>
+        <w:spacing w:line="336" w:lineRule="auto" w:after="180"/>
+      </w:pPr>
+      <w:r>
+        <w:rPr>
+          <w:b w:val="0"/>
+        </w:rPr>
+        <w:t>Which label changes under greater-than-four, and what method detail allows another team to reproduce the distinction?. Return to this week and explain what you changed.</w:t>
+      </w:r>
+    </w:p>
+    <w:p>
+      <w:pPr>
+        <w:spacing w:line="336" w:lineRule="auto" w:after="180"/>
+      </w:pPr>
+      <w:r>
+        <w:rPr>
+          <w:b w:val="0"/>
+        </w:rPr>
+        <w:t xml:space="preserve">Review Negative results and claim revision (ai-7/28). Goal: Explain the </w:t>
+      </w:r>
+      <w:r>
+        <w:rPr>
+          <w:b/>
+        </w:rPr>
+        <w:t>mechanism</w:t>
+      </w:r>
+      <w:r>
+        <w:rPr>
+          <w:b w:val="0"/>
+        </w:rPr>
+        <w:t xml:space="preserve"> and terminology of negative results and claim revision. Short practice: Does a 6/8 tie support the </w:t>
+      </w:r>
+      <w:r>
+        <w:rPr>
+          <w:b/>
+        </w:rPr>
+        <w:t>prediction</w:t>
+      </w:r>
+      <w:r>
+        <w:rPr>
+          <w:b w:val="0"/>
+        </w:rPr>
+        <w:t xml:space="preserve"> that B scores higher?</w:t>
+      </w:r>
+    </w:p>
+    <w:p>
+      <w:pPr>
+        <w:spacing w:line="336" w:lineRule="auto" w:after="180"/>
+      </w:pPr>
+      <w:r>
+        <w:rPr>
+          <w:b w:val="0"/>
+        </w:rPr>
+        <w:t>Explain why one newly selected favourable demonstration does not replace the original result or prove equivalence.. Return to this week and explain what you changed.</w:t>
+      </w:r>
+    </w:p>
+    <w:p>
+      <w:pPr>
+        <w:spacing w:line="336" w:lineRule="auto" w:after="180"/>
+      </w:pPr>
+      <w:r>
+        <w:rPr>
+          <w:b w:val="0"/>
+        </w:rPr>
+        <w:t xml:space="preserve">Review Running the primary experiment (ai-7/25). Goal: Explain the </w:t>
+      </w:r>
+      <w:r>
+        <w:rPr>
+          <w:b/>
+        </w:rPr>
+        <w:t>mechanism</w:t>
+      </w:r>
+      <w:r>
+        <w:rPr>
+          <w:b w:val="0"/>
+        </w:rPr>
+        <w:t xml:space="preserve"> and terminology of running the primary experiment. Short practice: Compute A’s and B’s six-case counts and identify the cases that favour each.</w:t>
+      </w:r>
+    </w:p>
+    <w:p>
+      <w:pPr>
+        <w:spacing w:line="336" w:lineRule="auto" w:after="180"/>
+      </w:pPr>
+      <w:r>
+        <w:rPr>
+          <w:b w:val="0"/>
+        </w:rPr>
+        <w:t>How must a B revision tuned on case four be labelled when evaluated again on the same set?. Return to this week and explain what you changed.</w:t>
       </w:r>
     </w:p>
     <w:p>
@@ -2294,8 +3720,579 @@
       </w:r>
     </w:p>
     <w:p>
-      <w:r>
-        <w:t>Use Download completed work in the hosted lesson to export your answers, reflections, practice feedback and code-run evidence. Open the HTML copy to read or print it. Drafts stay in this browser when storage is available; clear drafts on a shared device.</w:t>
+      <w:pPr>
+        <w:spacing w:line="336" w:lineRule="auto" w:after="180"/>
+      </w:pPr>
+      <w:r>
+        <w:rPr>
+          <w:b w:val="0"/>
+        </w:rPr>
+        <w:t xml:space="preserve">Use Download completed work in the hosted lesson to export your answers, reflections, practice feedback and code-run </w:t>
+      </w:r>
+      <w:r>
+        <w:rPr>
+          <w:b/>
+        </w:rPr>
+        <w:t>evidence</w:t>
+      </w:r>
+      <w:r>
+        <w:rPr>
+          <w:b w:val="0"/>
+        </w:rPr>
+        <w:t>. Open the HTML copy to read or print it.</w:t>
+      </w:r>
+    </w:p>
+    <w:p>
+      <w:pPr>
+        <w:spacing w:line="336" w:lineRule="auto" w:after="180"/>
+      </w:pPr>
+      <w:r>
+        <w:rPr>
+          <w:b w:val="0"/>
+        </w:rPr>
+        <w:t>Drafts stay in this browser when storage is available; clear drafts on a shared device.</w:t>
+      </w:r>
+    </w:p>
+    <w:p>
+      <w:pPr>
+        <w:pStyle w:val="Heading1"/>
+      </w:pPr>
+      <w:r>
+        <w:t>18. Visual concept journey</w:t>
+      </w:r>
+    </w:p>
+    <w:p>
+      <w:r>
+        <w:t>Explain each Writing results and limitations graphic using its labels, deciding evidence and relevant limitation.</w:t>
+      </w:r>
+    </w:p>
+    <w:p>
+      <w:pPr>
+        <w:pStyle w:val="Heading3"/>
+      </w:pPr>
+      <w:r>
+        <w:t>01. Writing results and limitations: the case</w:t>
+      </w:r>
+    </w:p>
+    <w:p>
+      <w:r>
+        <w:drawing>
+          <wp:inline xmlns:a="http://schemas.openxmlformats.org/drawingml/2006/main" xmlns:pic="http://schemas.openxmlformats.org/drawingml/2006/picture">
+            <wp:extent cx="5486400" cy="2834640"/>
+            <wp:docPr id="3" name="Picture 3" descr="Write results without enlarging them. A fictional study evaluates answer support on twelve fixed questions from one approved collection. Supplied facts: A supports 9/12 answers; B supports 10/12. No user learning outcomes are recorded."/>
+            <wp:cNvGraphicFramePr>
+              <a:graphicFrameLocks noChangeAspect="1"/>
+            </wp:cNvGraphicFramePr>
+            <a:graphic>
+              <a:graphicData uri="http://schemas.openxmlformats.org/drawingml/2006/picture">
+                <pic:pic>
+                  <pic:nvPicPr>
+                    <pic:cNvPr id="0" name="academy-story-ai-7-31-01.png"/>
+                    <pic:cNvPicPr/>
+                  </pic:nvPicPr>
+                  <pic:blipFill>
+                    <a:blip r:embed="rId11"/>
+                    <a:stretch>
+                      <a:fillRect/>
+                    </a:stretch>
+                  </pic:blipFill>
+                  <pic:spPr>
+                    <a:xfrm>
+                      <a:off x="0" y="0"/>
+                      <a:ext cx="5486400" cy="2834640"/>
+                    </a:xfrm>
+                    <a:prstGeom prst="rect"/>
+                  </pic:spPr>
+                </pic:pic>
+              </a:graphicData>
+            </a:graphic>
+          </wp:inline>
+        </w:drawing>
+      </w:r>
+    </w:p>
+    <w:p>
+      <w:pPr>
+        <w:spacing w:line="336" w:lineRule="auto" w:after="180"/>
+      </w:pPr>
+      <w:r>
+        <w:rPr>
+          <w:b w:val="0"/>
+        </w:rPr>
+        <w:t>Write results without enlarging them. A fictional study evaluates answer support on twelve fixed questions from one approved collection. Supplied facts: A supports 9/12 answers; B supports 10/12.</w:t>
+      </w:r>
+    </w:p>
+    <w:p>
+      <w:pPr>
+        <w:spacing w:line="336" w:lineRule="auto" w:after="180"/>
+      </w:pPr>
+      <w:r>
+        <w:rPr>
+          <w:b w:val="0"/>
+        </w:rPr>
+        <w:t>No user learning outcomes are recorded.</w:t>
+      </w:r>
+    </w:p>
+    <w:p>
+      <w:pPr>
+        <w:spacing w:line="336" w:lineRule="auto" w:after="180"/>
+        <w:shd w:fill="F5F1FB"/>
+      </w:pPr>
+      <w:r>
+        <w:rPr>
+          <w:b w:val="0"/>
+        </w:rPr>
+        <w:t>Point to the given fact that matters most. Explain why it matters.</w:t>
+      </w:r>
+    </w:p>
+    <w:p>
+      <w:pPr>
+        <w:pStyle w:val="Heading3"/>
+      </w:pPr>
+      <w:r>
+        <w:t>02. Follow the deciding steps</w:t>
+      </w:r>
+    </w:p>
+    <w:p>
+      <w:r>
+        <w:drawing>
+          <wp:inline xmlns:a="http://schemas.openxmlformats.org/drawingml/2006/main" xmlns:pic="http://schemas.openxmlformats.org/drawingml/2006/picture">
+            <wp:extent cx="5486400" cy="3182112"/>
+            <wp:docPr id="4" name="Picture 4" descr="Report the observation: A is 75%; B is about 83.3%, a one-case improvement. → Link to the method: Name the collection, rubric and twelve-case denominator. → State limits: Do not infer that children learn more from this answer-support measure."/>
+            <wp:cNvGraphicFramePr>
+              <a:graphicFrameLocks noChangeAspect="1"/>
+            </wp:cNvGraphicFramePr>
+            <a:graphic>
+              <a:graphicData uri="http://schemas.openxmlformats.org/drawingml/2006/picture">
+                <pic:pic>
+                  <pic:nvPicPr>
+                    <pic:cNvPr id="0" name="academy-story-ai-7-31-02.png"/>
+                    <pic:cNvPicPr/>
+                  </pic:nvPicPr>
+                  <pic:blipFill>
+                    <a:blip r:embed="rId12"/>
+                    <a:stretch>
+                      <a:fillRect/>
+                    </a:stretch>
+                  </pic:blipFill>
+                  <pic:spPr>
+                    <a:xfrm>
+                      <a:off x="0" y="0"/>
+                      <a:ext cx="5486400" cy="3182112"/>
+                    </a:xfrm>
+                    <a:prstGeom prst="rect"/>
+                  </pic:spPr>
+                </pic:pic>
+              </a:graphicData>
+            </a:graphic>
+          </wp:inline>
+        </w:drawing>
+      </w:r>
+    </w:p>
+    <w:p>
+      <w:pPr>
+        <w:spacing w:line="336" w:lineRule="auto" w:after="180"/>
+      </w:pPr>
+      <w:r>
+        <w:rPr>
+          <w:b w:val="0"/>
+        </w:rPr>
+        <w:t xml:space="preserve">Report the </w:t>
+      </w:r>
+      <w:r>
+        <w:rPr>
+          <w:b/>
+        </w:rPr>
+        <w:t>observation</w:t>
+      </w:r>
+      <w:r>
+        <w:rPr>
+          <w:b w:val="0"/>
+        </w:rPr>
+        <w:t>: A is 75%; B is about 83.3%, a one-case improvement. → Link to the method: Name the collection, rubric and twelve-case denominator. → State limits: Do not infer that children learn more from this answer-support measure.</w:t>
+      </w:r>
+    </w:p>
+    <w:p>
+      <w:pPr>
+        <w:spacing w:line="336" w:lineRule="auto" w:after="180"/>
+        <w:shd w:fill="F5F1FB"/>
+      </w:pPr>
+      <w:r>
+        <w:rPr>
+          <w:b w:val="0"/>
+        </w:rPr>
+        <w:t xml:space="preserve">Point to each numbered stage and explain which recorded </w:t>
+      </w:r>
+      <w:r>
+        <w:rPr>
+          <w:b/>
+        </w:rPr>
+        <w:t>input</w:t>
+      </w:r>
+      <w:r>
+        <w:rPr>
+          <w:b w:val="0"/>
+        </w:rPr>
+        <w:t xml:space="preserve"> it uses.</w:t>
+      </w:r>
+    </w:p>
+    <w:p>
+      <w:pPr>
+        <w:pStyle w:val="Heading3"/>
+      </w:pPr>
+      <w:r>
+        <w:t>03. Supported answers in one collection</w:t>
+      </w:r>
+    </w:p>
+    <w:p>
+      <w:r>
+        <w:drawing>
+          <wp:inline xmlns:a="http://schemas.openxmlformats.org/drawingml/2006/main" xmlns:pic="http://schemas.openxmlformats.org/drawingml/2006/picture">
+            <wp:extent cx="5486400" cy="2834640"/>
+            <wp:docPr id="5" name="Picture 5" descr="Supported answers in one collection. Units: supported answers out of 12. A: 9. B: 10."/>
+            <wp:cNvGraphicFramePr>
+              <a:graphicFrameLocks noChangeAspect="1"/>
+            </wp:cNvGraphicFramePr>
+            <a:graphic>
+              <a:graphicData uri="http://schemas.openxmlformats.org/drawingml/2006/picture">
+                <pic:pic>
+                  <pic:nvPicPr>
+                    <pic:cNvPr id="0" name="academy-story-ai-7-31-03.png"/>
+                    <pic:cNvPicPr/>
+                  </pic:nvPicPr>
+                  <pic:blipFill>
+                    <a:blip r:embed="rId13"/>
+                    <a:stretch>
+                      <a:fillRect/>
+                    </a:stretch>
+                  </pic:blipFill>
+                  <pic:spPr>
+                    <a:xfrm>
+                      <a:off x="0" y="0"/>
+                      <a:ext cx="5486400" cy="2834640"/>
+                    </a:xfrm>
+                    <a:prstGeom prst="rect"/>
+                  </pic:spPr>
+                </pic:pic>
+              </a:graphicData>
+            </a:graphic>
+          </wp:inline>
+        </w:drawing>
+      </w:r>
+    </w:p>
+    <w:p>
+      <w:pPr>
+        <w:spacing w:line="336" w:lineRule="auto" w:after="180"/>
+      </w:pPr>
+      <w:r>
+        <w:rPr>
+          <w:b w:val="0"/>
+        </w:rPr>
+        <w:t>Supported answers in one collection. Units: supported answers out of 12. A: 9. B: 10.</w:t>
+      </w:r>
+    </w:p>
+    <w:p>
+      <w:pPr>
+        <w:spacing w:line="336" w:lineRule="auto" w:after="180"/>
+        <w:shd w:fill="F5F1FB"/>
+      </w:pPr>
+      <w:r>
+        <w:rPr>
+          <w:b w:val="0"/>
+        </w:rPr>
+        <w:t>Read the labels and values. Explain the relationship the model shows.</w:t>
+      </w:r>
+    </w:p>
+    <w:p>
+      <w:pPr>
+        <w:pStyle w:val="Heading3"/>
+      </w:pPr>
+      <w:r>
+        <w:t>04. Change one thing. Trace what follows.</w:t>
+      </w:r>
+    </w:p>
+    <w:p>
+      <w:r>
+        <w:drawing>
+          <wp:inline xmlns:a="http://schemas.openxmlformats.org/drawingml/2006/main" xmlns:pic="http://schemas.openxmlformats.org/drawingml/2006/picture">
+            <wp:extent cx="5486400" cy="3026664"/>
+            <wp:docPr id="6" name="Picture 6" descr="Original case: Do not infer that children learn more from this answer-support measure. Changed condition: Write &quot;B makes every student smarter&quot;. Expected result: Remove that sentence as unsupported by the study. Reason: The measured unit was answers, not student understanding or intelligence."/>
+            <wp:cNvGraphicFramePr>
+              <a:graphicFrameLocks noChangeAspect="1"/>
+            </wp:cNvGraphicFramePr>
+            <a:graphic>
+              <a:graphicData uri="http://schemas.openxmlformats.org/drawingml/2006/picture">
+                <pic:pic>
+                  <pic:nvPicPr>
+                    <pic:cNvPr id="0" name="academy-story-ai-7-31-04.png"/>
+                    <pic:cNvPicPr/>
+                  </pic:nvPicPr>
+                  <pic:blipFill>
+                    <a:blip r:embed="rId14"/>
+                    <a:stretch>
+                      <a:fillRect/>
+                    </a:stretch>
+                  </pic:blipFill>
+                  <pic:spPr>
+                    <a:xfrm>
+                      <a:off x="0" y="0"/>
+                      <a:ext cx="5486400" cy="3026664"/>
+                    </a:xfrm>
+                    <a:prstGeom prst="rect"/>
+                  </pic:spPr>
+                </pic:pic>
+              </a:graphicData>
+            </a:graphic>
+          </wp:inline>
+        </w:drawing>
+      </w:r>
+    </w:p>
+    <w:p>
+      <w:pPr>
+        <w:spacing w:line="336" w:lineRule="auto" w:after="180"/>
+      </w:pPr>
+      <w:r>
+        <w:rPr>
+          <w:b w:val="0"/>
+        </w:rPr>
+        <w:t>Original case: Do not infer that children learn more from this answer-support measure. Changed condition: Write "B makes every student smarter". Expected result: Remove that sentence as unsupported by the study.</w:t>
+      </w:r>
+    </w:p>
+    <w:p>
+      <w:pPr>
+        <w:spacing w:line="336" w:lineRule="auto" w:after="180"/>
+      </w:pPr>
+      <w:r>
+        <w:rPr>
+          <w:b w:val="0"/>
+        </w:rPr>
+        <w:t>Reason: The measured unit was answers, not student understanding or intelligence.</w:t>
+      </w:r>
+    </w:p>
+    <w:p>
+      <w:pPr>
+        <w:spacing w:line="336" w:lineRule="auto" w:after="180"/>
+        <w:shd w:fill="F5F1FB"/>
+      </w:pPr>
+      <w:r>
+        <w:rPr>
+          <w:b w:val="0"/>
+        </w:rPr>
+        <w:t>Predict before checking the worked changed-case result. Name what changed and what the supplied facts allow you to conclude.</w:t>
+      </w:r>
+    </w:p>
+    <w:p>
+      <w:pPr>
+        <w:pStyle w:val="Heading3"/>
+      </w:pPr>
+      <w:r>
+        <w:t>05. Connect the explanation to its limit</w:t>
+      </w:r>
+    </w:p>
+    <w:p>
+      <w:r>
+        <w:drawing>
+          <wp:inline xmlns:a="http://schemas.openxmlformats.org/drawingml/2006/main" xmlns:pic="http://schemas.openxmlformats.org/drawingml/2006/picture">
+            <wp:extent cx="5486400" cy="2834640"/>
+            <wp:docPr id="7" name="Picture 7" descr="Results describe what was measured; limitations prevent substitution of a different outcome or population. A small descriptive improvement needs its scope attached. Limit: No significance or stable population effect is established; broader task and learner evidence would require another study."/>
+            <wp:cNvGraphicFramePr>
+              <a:graphicFrameLocks noChangeAspect="1"/>
+            </wp:cNvGraphicFramePr>
+            <a:graphic>
+              <a:graphicData uri="http://schemas.openxmlformats.org/drawingml/2006/picture">
+                <pic:pic>
+                  <pic:nvPicPr>
+                    <pic:cNvPr id="0" name="academy-story-ai-7-31-05.png"/>
+                    <pic:cNvPicPr/>
+                  </pic:nvPicPr>
+                  <pic:blipFill>
+                    <a:blip r:embed="rId15"/>
+                    <a:stretch>
+                      <a:fillRect/>
+                    </a:stretch>
+                  </pic:blipFill>
+                  <pic:spPr>
+                    <a:xfrm>
+                      <a:off x="0" y="0"/>
+                      <a:ext cx="5486400" cy="2834640"/>
+                    </a:xfrm>
+                    <a:prstGeom prst="rect"/>
+                  </pic:spPr>
+                </pic:pic>
+              </a:graphicData>
+            </a:graphic>
+          </wp:inline>
+        </w:drawing>
+      </w:r>
+    </w:p>
+    <w:p>
+      <w:pPr>
+        <w:spacing w:line="336" w:lineRule="auto" w:after="180"/>
+      </w:pPr>
+      <w:r>
+        <w:rPr>
+          <w:b w:val="0"/>
+        </w:rPr>
+        <w:t>Results describe what was measured; limitations prevent substitution of a different outcome or population. A small descriptive improvement needs its scope attached.</w:t>
+      </w:r>
+    </w:p>
+    <w:p>
+      <w:pPr>
+        <w:spacing w:line="336" w:lineRule="auto" w:after="180"/>
+      </w:pPr>
+      <w:r>
+        <w:rPr>
+          <w:b w:val="0"/>
+        </w:rPr>
+        <w:t xml:space="preserve">Limit: No significance or stable population effect is established; broader task and learner </w:t>
+      </w:r>
+      <w:r>
+        <w:rPr>
+          <w:b/>
+        </w:rPr>
+        <w:t>evidence</w:t>
+      </w:r>
+      <w:r>
+        <w:rPr>
+          <w:b w:val="0"/>
+        </w:rPr>
+        <w:t xml:space="preserve"> would require another study.</w:t>
+      </w:r>
+    </w:p>
+    <w:p>
+      <w:pPr>
+        <w:spacing w:line="336" w:lineRule="auto" w:after="180"/>
+        <w:shd w:fill="F5F1FB"/>
+      </w:pPr>
+      <w:r>
+        <w:rPr>
+          <w:b w:val="0"/>
+        </w:rPr>
+        <w:t>Explain the case, then point to a limit on the claim.</w:t>
+      </w:r>
+    </w:p>
+    <w:p>
+      <w:pPr>
+        <w:pStyle w:val="Heading3"/>
+      </w:pPr>
+      <w:r>
+        <w:t>06. Make the idea visible in your project</w:t>
+      </w:r>
+    </w:p>
+    <w:p>
+      <w:r>
+        <w:drawing>
+          <wp:inline xmlns:a="http://schemas.openxmlformats.org/drawingml/2006/main" xmlns:pic="http://schemas.openxmlformats.org/drawingml/2006/picture">
+            <wp:extent cx="5486400" cy="3681984"/>
+            <wp:docPr id="8" name="Picture 8" descr="For the Reproducible AI Research Study, retain an annotated worked trace and the changed-case reasoning. Connect the claim to its records, units and assumptions so another investigator can challenge or reproduce it. Draw your input, deciding step, result and limit. Supported question: Compute the supported-answer rates for 9/12 and 10/12. What actual outcome was measured, and why is a claim that every student becomes smarter outside this evidence?"/>
+            <wp:cNvGraphicFramePr>
+              <a:graphicFrameLocks noChangeAspect="1"/>
+            </wp:cNvGraphicFramePr>
+            <a:graphic>
+              <a:graphicData uri="http://schemas.openxmlformats.org/drawingml/2006/picture">
+                <pic:pic>
+                  <pic:nvPicPr>
+                    <pic:cNvPr id="0" name="academy-story-ai-7-31-06.png"/>
+                    <pic:cNvPicPr/>
+                  </pic:nvPicPr>
+                  <pic:blipFill>
+                    <a:blip r:embed="rId16"/>
+                    <a:stretch>
+                      <a:fillRect/>
+                    </a:stretch>
+                  </pic:blipFill>
+                  <pic:spPr>
+                    <a:xfrm>
+                      <a:off x="0" y="0"/>
+                      <a:ext cx="5486400" cy="3681984"/>
+                    </a:xfrm>
+                    <a:prstGeom prst="rect"/>
+                  </pic:spPr>
+                </pic:pic>
+              </a:graphicData>
+            </a:graphic>
+          </wp:inline>
+        </w:drawing>
+      </w:r>
+    </w:p>
+    <w:p>
+      <w:pPr>
+        <w:spacing w:line="336" w:lineRule="auto" w:after="180"/>
+      </w:pPr>
+      <w:r>
+        <w:rPr>
+          <w:b w:val="0"/>
+        </w:rPr>
+        <w:t>For the Reproducible AI Research Study, retain an annotated worked trace and the changed-case reasoning. Connect the claim to its records, units and assumptions so another investigator can challenge or reproduce it.</w:t>
+      </w:r>
+    </w:p>
+    <w:p>
+      <w:pPr>
+        <w:spacing w:line="336" w:lineRule="auto" w:after="180"/>
+      </w:pPr>
+      <w:r>
+        <w:rPr>
+          <w:b w:val="0"/>
+        </w:rPr>
+        <w:t xml:space="preserve">Draw your </w:t>
+      </w:r>
+      <w:r>
+        <w:rPr>
+          <w:b/>
+        </w:rPr>
+        <w:t>input</w:t>
+      </w:r>
+      <w:r>
+        <w:rPr>
+          <w:b w:val="0"/>
+        </w:rPr>
+        <w:t>, deciding step, result and limit. Supported question: Compute the supported-answer rates for 9/12 and 10/12.</w:t>
+      </w:r>
+    </w:p>
+    <w:p>
+      <w:pPr>
+        <w:spacing w:line="336" w:lineRule="auto" w:after="180"/>
+      </w:pPr>
+      <w:r>
+        <w:rPr>
+          <w:b w:val="0"/>
+        </w:rPr>
+        <w:t xml:space="preserve">What actual outcome was measured, and why is a claim that every student becomes smarter outside this </w:t>
+      </w:r>
+      <w:r>
+        <w:rPr>
+          <w:b/>
+        </w:rPr>
+        <w:t>evidence</w:t>
+      </w:r>
+      <w:r>
+        <w:rPr>
+          <w:b w:val="0"/>
+        </w:rPr>
+        <w:t>?</w:t>
+      </w:r>
+    </w:p>
+    <w:p>
+      <w:pPr>
+        <w:spacing w:line="336" w:lineRule="auto" w:after="180"/>
+        <w:shd w:fill="F5F1FB"/>
+      </w:pPr>
+      <w:r>
+        <w:rPr>
+          <w:b w:val="0"/>
+        </w:rPr>
+        <w:t xml:space="preserve">Draw your project trace and justify the deciding step using </w:t>
+      </w:r>
+      <w:r>
+        <w:rPr>
+          <w:b/>
+        </w:rPr>
+        <w:t>evidence</w:t>
+      </w:r>
+      <w:r>
+        <w:rPr>
+          <w:b w:val="0"/>
+        </w:rPr>
+        <w:t>.</w:t>
       </w:r>
     </w:p>
     <w:sectPr>

--- a/downloads/student/ai-7-week-31.docx
+++ b/downloads/student/ai-7-week-31.docx
@@ -25,12 +25,17 @@
         <w:pStyle w:val="Heading1"/>
       </w:pPr>
       <w:r>
-        <w:t>Before you start</w:t>
-      </w:r>
-    </w:p>
-    <w:p>
-      <w:r>
-        <w:t>Recall Writing the methods section. Explain why a recorded result needs its input conditions and evidence source before it can support a claim.</w:t>
+        <w:t>State the observed result and attach its limits</w:t>
+      </w:r>
+    </w:p>
+    <w:p>
+      <w:r>
+        <w:t>Keep counts, outcome definitions and failed conditions visible without substituting unmeasured benefits.</w:t>
+      </w:r>
+    </w:p>
+    <w:p>
+      <w:r>
+        <w:t>Question and contract → complete main ledger → separate picture → boundary probes → investigation → independent attempt.</w:t>
       </w:r>
     </w:p>
     <w:p>
@@ -38,20 +43,20 @@
         <w:pStyle w:val="Heading1"/>
       </w:pPr>
       <w:r>
-        <w:t>01. Your mission</w:t>
-      </w:r>
-    </w:p>
-    <w:p>
-      <w:r>
-        <w:t>Start with the target: Explain the mechanism and terminology of writing results and limitations. Try the recall before opening notes.</w:t>
-      </w:r>
-    </w:p>
-    <w:p>
-      <w:pPr>
-        <w:pStyle w:val="Heading3"/>
-      </w:pPr>
-      <w:r>
-        <w:t>Your learning target</w:t>
+        <w:t>01. State the observed result and attach its limits</w:t>
+      </w:r>
+    </w:p>
+    <w:p>
+      <w:r>
+        <w:t>Keep counts, outcome definitions and failed conditions visible without substituting unmeasured benefits.</w:t>
+      </w:r>
+    </w:p>
+    <w:p>
+      <w:pPr>
+        <w:pStyle w:val="Heading2"/>
+      </w:pPr>
+      <w:r>
+        <w:t>Learning goals</w:t>
       </w:r>
     </w:p>
     <w:p>
@@ -101,10 +106,10 @@
     </w:p>
     <w:p>
       <w:pPr>
-        <w:pStyle w:val="Heading3"/>
-      </w:pPr>
-      <w:r>
-        <w:t>Remember before reading</w:t>
+        <w:pStyle w:val="Heading2"/>
+      </w:pPr>
+      <w:r>
+        <w:t>Retrieve before reading</w:t>
       </w:r>
     </w:p>
     <w:p>
@@ -176,6 +181,88 @@
     </w:p>
     <w:p>
       <w:pPr>
+        <w:pStyle w:val="Heading2"/>
+      </w:pPr>
+      <w:r>
+        <w:t>Starting explanation</w:t>
+      </w:r>
+    </w:p>
+    <w:p>
+      <w:pPr>
+        <w:pStyle w:val="ListBullet"/>
+      </w:pPr>
+      <w:r>
+        <w:t>Recall Writing the methods section. Explain why a recorded result needs its input conditions and evidence source before it can support a claim.</w:t>
+      </w:r>
+    </w:p>
+    <w:p>
+      <w:pPr>
+        <w:pStyle w:val="Heading3"/>
+      </w:pPr>
+      <w:r>
+        <w:t>My starting explanation</w:t>
+      </w:r>
+    </w:p>
+    <w:p>
+      <w:r>
+        <w:t>________________________________________________________________</w:t>
+      </w:r>
+    </w:p>
+    <w:p>
+      <w:r>
+        <w:t>________________________________________________________________</w:t>
+      </w:r>
+    </w:p>
+    <w:p>
+      <w:r>
+        <w:t>________________________________________________________________</w:t>
+      </w:r>
+    </w:p>
+    <w:p>
+      <w:pPr>
+        <w:pStyle w:val="Heading2"/>
+      </w:pPr>
+      <w:r>
+        <w:t>End goal</w:t>
+      </w:r>
+    </w:p>
+    <w:p>
+      <w:pPr>
+        <w:spacing w:line="336" w:lineRule="auto" w:after="180"/>
+      </w:pPr>
+      <w:r>
+        <w:rPr>
+          <w:b w:val="0"/>
+        </w:rPr>
+        <w:t>Explain writing results and limitations using the records and boundaries of this fictional investigation.</w:t>
+      </w:r>
+    </w:p>
+    <w:p>
+      <w:pPr>
+        <w:pStyle w:val="Heading2"/>
+      </w:pPr>
+      <w:r>
+        <w:t>Earlier wording, alternatives and picture transcripts · reference / check after trying</w:t>
+      </w:r>
+    </w:p>
+    <w:p>
+      <w:pPr>
+        <w:pStyle w:val="Heading3"/>
+      </w:pPr>
+      <w:r>
+        <w:t>Your learning target</w:t>
+      </w:r>
+    </w:p>
+    <w:p>
+      <w:pPr>
+        <w:pStyle w:val="Heading3"/>
+      </w:pPr>
+      <w:r>
+        <w:t>Remember before reading</w:t>
+      </w:r>
+    </w:p>
+    <w:p>
+      <w:pPr>
         <w:spacing w:line="336" w:lineRule="auto" w:after="180"/>
       </w:pPr>
       <w:r>
@@ -240,13 +327,592 @@
     </w:p>
     <w:p>
       <w:pPr>
+        <w:pStyle w:val="Heading3"/>
+      </w:pPr>
+      <w:r>
+        <w:t>This week’s end goal</w:t>
+      </w:r>
+    </w:p>
+    <w:p>
+      <w:pPr>
+        <w:pStyle w:val="Heading1"/>
+      </w:pPr>
+      <w:r>
+        <w:t>02. Understand the question and evidence contract</w:t>
+      </w:r>
+    </w:p>
+    <w:p>
+      <w:r>
+        <w:t>Keep counts, outcome definitions and failed conditions visible without substituting unmeasured benefits.</w:t>
+      </w:r>
+    </w:p>
+    <w:p>
+      <w:pPr>
+        <w:pStyle w:val="Heading2"/>
+      </w:pPr>
+      <w:r>
+        <w:t>Start with the research problem</w:t>
+      </w:r>
+    </w:p>
+    <w:p>
+      <w:pPr>
         <w:spacing w:line="336" w:lineRule="auto" w:after="180"/>
       </w:pPr>
       <w:r>
         <w:rPr>
           <w:b w:val="0"/>
         </w:rPr>
-        <w:t xml:space="preserve">Recall Writing the methods section. Explain why a recorded result needs its </w:t>
+        <w:t>A strong results paragraph first says what was measured, on which cases and with what counts. It then states the descriptive difference and the limits that matter for interpreting it. A support-score gain is not automatically a learning gain, and one extra pass is not proof of universal reliability.</w:t>
+      </w:r>
+    </w:p>
+    <w:p>
+      <w:pPr>
+        <w:spacing w:line="336" w:lineRule="auto" w:after="180"/>
+      </w:pPr>
+      <w:r>
+        <w:rPr>
+          <w:b w:val="0"/>
+        </w:rPr>
+        <w:t>Use limitations to identify the missing evidence precisely rather than adding a vague sentence that everything needs more research.</w:t>
+      </w:r>
+    </w:p>
+    <w:p>
+      <w:pPr>
+        <w:pStyle w:val="Heading2"/>
+      </w:pPr>
+      <w:r>
+        <w:t>Original concept explanation</w:t>
+      </w:r>
+    </w:p>
+    <w:p>
+      <w:pPr>
+        <w:spacing w:line="336" w:lineRule="auto" w:after="180"/>
+      </w:pPr>
+      <w:r>
+        <w:rPr>
+          <w:b w:val="0"/>
+        </w:rPr>
+        <w:t>Results and limitations should state observed estimates before interpreting them. Separate measured comparisons from causal or deployment claims.</w:t>
+      </w:r>
+    </w:p>
+    <w:p>
+      <w:pPr>
+        <w:pStyle w:val="Heading2"/>
+      </w:pPr>
+      <w:r>
+        <w:t>Complete case inputs, rules and limits</w:t>
+      </w:r>
+    </w:p>
+    <w:tbl>
+      <w:tblPr>
+        <w:tblStyle w:val="LightShading-Accent1"/>
+        <w:tblW w:type="auto" w:w="0"/>
+        <w:tblLook w:firstColumn="1" w:firstRow="1" w:lastColumn="0" w:lastRow="0" w:noHBand="0" w:noVBand="1" w:val="04A0"/>
+      </w:tblPr>
+      <w:tblGrid>
+        <w:gridCol w:w="5112"/>
+        <w:gridCol w:w="5112"/>
+      </w:tblGrid>
+      <w:tr>
+        <w:trPr>
+          <w:tblHeader/>
+        </w:trPr>
+        <w:tc>
+          <w:tcPr>
+            <w:tcW w:type="dxa" w:w="5112"/>
+          </w:tcPr>
+          <w:p>
+            <w:r>
+              <w:t>Results item</w:t>
+            </w:r>
+          </w:p>
+        </w:tc>
+        <w:tc>
+          <w:tcPr>
+            <w:tcW w:type="dxa" w:w="5112"/>
+          </w:tcPr>
+          <w:p>
+            <w:r>
+              <w:t>Complete supplied exercise contract</w:t>
+            </w:r>
+          </w:p>
+        </w:tc>
+      </w:tr>
+      <w:tr>
+        <w:tc>
+          <w:tcPr>
+            <w:tcW w:type="dxa" w:w="5112"/>
+          </w:tcPr>
+          <w:p>
+            <w:r>
+              <w:t>Main supplied counts</w:t>
+            </w:r>
+          </w:p>
+        </w:tc>
+        <w:tc>
+          <w:tcPr>
+            <w:tcW w:type="dxa" w:w="5112"/>
+          </w:tcPr>
+          <w:p>
+            <w:r>
+              <w:t>A eight of twelve passes; B nine of twelve</w:t>
+            </w:r>
+          </w:p>
+        </w:tc>
+      </w:tr>
+      <w:tr>
+        <w:tc>
+          <w:tcPr>
+            <w:tcW w:type="dxa" w:w="5112"/>
+          </w:tcPr>
+          <w:p>
+            <w:r>
+              <w:t>Main failures</w:t>
+            </w:r>
+          </w:p>
+        </w:tc>
+        <w:tc>
+          <w:tcPr>
+            <w:tcW w:type="dxa" w:w="5112"/>
+          </w:tcPr>
+          <w:p>
+            <w:r>
+              <w:t>All three B failures concern conflicting sources</w:t>
+            </w:r>
+          </w:p>
+        </w:tc>
+      </w:tr>
+      <w:tr>
+        <w:tc>
+          <w:tcPr>
+            <w:tcW w:type="dxa" w:w="5112"/>
+          </w:tcPr>
+          <w:p>
+            <w:r>
+              <w:t>Missing conflict denominator</w:t>
+            </w:r>
+          </w:p>
+        </w:tc>
+        <w:tc>
+          <w:tcPr>
+            <w:tcW w:type="dxa" w:w="5112"/>
+          </w:tcPr>
+          <w:p>
+            <w:r>
+              <w:t>Total number of conflict cases not supplied; no conflict-slice pass rate can be calculated</w:t>
+            </w:r>
+          </w:p>
+        </w:tc>
+      </w:tr>
+      <w:tr>
+        <w:tc>
+          <w:tcPr>
+            <w:tcW w:type="dxa" w:w="5112"/>
+          </w:tcPr>
+          <w:p>
+            <w:r>
+              <w:t>Main user evidence</w:t>
+            </w:r>
+          </w:p>
+        </w:tc>
+        <w:tc>
+          <w:tcPr>
+            <w:tcW w:type="dxa" w:w="5112"/>
+          </w:tcPr>
+          <w:p>
+            <w:r>
+              <w:t>No user study occurred</w:t>
+            </w:r>
+          </w:p>
+        </w:tc>
+      </w:tr>
+      <w:tr>
+        <w:tc>
+          <w:tcPr>
+            <w:tcW w:type="dxa" w:w="5112"/>
+          </w:tcPr>
+          <w:p>
+            <w:r>
+              <w:t>Separate picture</w:t>
+            </w:r>
+          </w:p>
+        </w:tc>
+        <w:tc>
+          <w:tcPr>
+            <w:tcW w:type="dxa" w:w="5112"/>
+          </w:tcPr>
+          <w:p>
+            <w:r>
+              <w:t>A supports nine of twelve answers; B ten of twelve, one approved collection</w:t>
+            </w:r>
+          </w:p>
+        </w:tc>
+      </w:tr>
+      <w:tr>
+        <w:tc>
+          <w:tcPr>
+            <w:tcW w:type="dxa" w:w="5112"/>
+          </w:tcPr>
+          <w:p>
+            <w:r>
+              <w:t>Unmeasured picture outcome</w:t>
+            </w:r>
+          </w:p>
+        </w:tc>
+        <w:tc>
+          <w:tcPr>
+            <w:tcW w:type="dxa" w:w="5112"/>
+          </w:tcPr>
+          <w:p>
+            <w:r>
+              <w:t>User learning is not recorded</w:t>
+            </w:r>
+          </w:p>
+        </w:tc>
+      </w:tr>
+      <w:tr>
+        <w:tc>
+          <w:tcPr>
+            <w:tcW w:type="dxa" w:w="5112"/>
+          </w:tcPr>
+          <w:p>
+            <w:r>
+              <w:t>Unknown inference</w:t>
+            </w:r>
+          </w:p>
+        </w:tc>
+        <w:tc>
+          <w:tcPr>
+            <w:tcW w:type="dxa" w:w="5112"/>
+          </w:tcPr>
+          <w:p>
+            <w:r>
+              <w:t>Significance, stable population effect, cause, timings and deployment usefulness not supplied</w:t>
+            </w:r>
+          </w:p>
+        </w:tc>
+      </w:tr>
+    </w:tbl>
+    <w:p>
+      <w:pPr>
+        <w:pStyle w:val="Heading2"/>
+      </w:pPr>
+      <w:r>
+        <w:t>Name given and missing evidence</w:t>
+      </w:r>
+    </w:p>
+    <w:p>
+      <w:pPr>
+        <w:pStyle w:val="Heading3"/>
+      </w:pPr>
+      <w:r>
+        <w:t>List the given facts and one fact that is not supplied.</w:t>
+      </w:r>
+    </w:p>
+    <w:p>
+      <w:r>
+        <w:t>________________________________________________________________</w:t>
+      </w:r>
+    </w:p>
+    <w:p>
+      <w:r>
+        <w:t>________________________________________________________________</w:t>
+      </w:r>
+    </w:p>
+    <w:p>
+      <w:r>
+        <w:t>________________________________________________________________</w:t>
+      </w:r>
+    </w:p>
+    <w:p>
+      <w:pPr>
+        <w:pStyle w:val="Heading2"/>
+      </w:pPr>
+      <w:r>
+        <w:t>Earlier wording, alternatives and picture transcripts · reference / check after trying</w:t>
+      </w:r>
+    </w:p>
+    <w:p>
+      <w:pPr>
+        <w:spacing w:line="336" w:lineRule="auto" w:after="180"/>
+      </w:pPr>
+      <w:r>
+        <w:rPr>
+          <w:b w:val="0"/>
+        </w:rPr>
+        <w:t>Begin by writing the question the procedure is intended to answer. Identify the information already supplied, the information it will produce and the information still missing.</w:t>
+      </w:r>
+    </w:p>
+    <w:p>
+      <w:pPr>
+        <w:spacing w:line="336" w:lineRule="auto" w:after="180"/>
+      </w:pPr>
+      <w:r>
+        <w:rPr>
+          <w:b w:val="0"/>
+        </w:rPr>
+        <w:t>These are constructed classroom examples; they do not require live accounts, private records or an external service. Do not treat a plausible explanation as a measured outcome.</w:t>
+      </w:r>
+    </w:p>
+    <w:p>
+      <w:pPr>
+        <w:pStyle w:val="Heading1"/>
+      </w:pPr>
+      <w:r>
+        <w:t>03. Trace the complete main case before interpreting it</w:t>
+      </w:r>
+    </w:p>
+    <w:p>
+      <w:r>
+        <w:t>Follow each evidence-to-conclusion step and retain unknown quantities.</w:t>
+      </w:r>
+    </w:p>
+    <w:p>
+      <w:pPr>
+        <w:pStyle w:val="Heading2"/>
+      </w:pPr>
+      <w:r>
+        <w:t>Original declared procedure</w:t>
+      </w:r>
+    </w:p>
+    <w:p>
+      <w:pPr>
+        <w:spacing w:line="336" w:lineRule="auto" w:after="180"/>
+      </w:pPr>
+      <w:r>
+        <w:rPr>
+          <w:b w:val="0"/>
+        </w:rPr>
+        <w:t xml:space="preserve">Give counts, denominators, effect sizes, valid uncertainty and failed conditions. State missing </w:t>
+      </w:r>
+      <w:r>
+        <w:rPr>
+          <w:b/>
+        </w:rPr>
+        <w:t>evidence</w:t>
+      </w:r>
+      <w:r>
+        <w:rPr>
+          <w:b w:val="0"/>
+        </w:rPr>
+        <w:t xml:space="preserve"> and preserve the original primary outcome.</w:t>
+      </w:r>
+    </w:p>
+    <w:p>
+      <w:pPr>
+        <w:pStyle w:val="Heading2"/>
+      </w:pPr>
+      <w:r>
+        <w:t>Complete main-case evidence ledger</w:t>
+      </w:r>
+    </w:p>
+    <w:tbl>
+      <w:tblPr>
+        <w:tblStyle w:val="LightShading-Accent1"/>
+        <w:tblW w:type="auto" w:w="0"/>
+        <w:tblLook w:firstColumn="1" w:firstRow="1" w:lastColumn="0" w:lastRow="0" w:noHBand="0" w:noVBand="1" w:val="04A0"/>
+      </w:tblPr>
+      <w:tblGrid>
+        <w:gridCol w:w="5112"/>
+        <w:gridCol w:w="5112"/>
+      </w:tblGrid>
+      <w:tr>
+        <w:trPr>
+          <w:tblHeader/>
+        </w:trPr>
+        <w:tc>
+          <w:tcPr>
+            <w:tcW w:type="dxa" w:w="5112"/>
+          </w:tcPr>
+          <w:p>
+            <w:r>
+              <w:t>Main results component</w:t>
+            </w:r>
+          </w:p>
+        </w:tc>
+        <w:tc>
+          <w:tcPr>
+            <w:tcW w:type="dxa" w:w="5112"/>
+          </w:tcPr>
+          <w:p>
+            <w:r>
+              <w:t>Supported statement</w:t>
+            </w:r>
+          </w:p>
+        </w:tc>
+      </w:tr>
+      <w:tr>
+        <w:tc>
+          <w:tcPr>
+            <w:tcW w:type="dxa" w:w="5112"/>
+          </w:tcPr>
+          <w:p>
+            <w:r>
+              <w:t>Observed pass rates</w:t>
+            </w:r>
+          </w:p>
+        </w:tc>
+        <w:tc>
+          <w:tcPr>
+            <w:tcW w:type="dxa" w:w="5112"/>
+          </w:tcPr>
+          <w:p>
+            <w:r>
+              <w:t>A 8/12 ≈ 66.667%; B 9/12 = 75%</w:t>
+            </w:r>
+          </w:p>
+        </w:tc>
+      </w:tr>
+      <w:tr>
+        <w:tc>
+          <w:tcPr>
+            <w:tcW w:type="dxa" w:w="5112"/>
+          </w:tcPr>
+          <w:p>
+            <w:r>
+              <w:t>Descriptive difference</w:t>
+            </w:r>
+          </w:p>
+        </w:tc>
+        <w:tc>
+          <w:tcPr>
+            <w:tcW w:type="dxa" w:w="5112"/>
+          </w:tcPr>
+          <w:p>
+            <w:r>
+              <w:t>1/12 ≈ 8.333 percentage points in B’s favor</w:t>
+            </w:r>
+          </w:p>
+        </w:tc>
+      </w:tr>
+      <w:tr>
+        <w:tc>
+          <w:tcPr>
+            <w:tcW w:type="dxa" w:w="5112"/>
+          </w:tcPr>
+          <w:p>
+            <w:r>
+              <w:t>Failure category</w:t>
+            </w:r>
+          </w:p>
+        </w:tc>
+        <w:tc>
+          <w:tcPr>
+            <w:tcW w:type="dxa" w:w="5112"/>
+          </w:tcPr>
+          <w:p>
+            <w:r>
+              <w:t>Three B failures involve conflicting sources</w:t>
+            </w:r>
+          </w:p>
+        </w:tc>
+      </w:tr>
+      <w:tr>
+        <w:tc>
+          <w:tcPr>
+            <w:tcW w:type="dxa" w:w="5112"/>
+          </w:tcPr>
+          <w:p>
+            <w:r>
+              <w:t>What category statement does not imply</w:t>
+            </w:r>
+          </w:p>
+        </w:tc>
+        <w:tc>
+          <w:tcPr>
+            <w:tcW w:type="dxa" w:w="5112"/>
+          </w:tcPr>
+          <w:p>
+            <w:r>
+              <w:t>Not that every conflict case failed; total conflict cases unknown</w:t>
+            </w:r>
+          </w:p>
+        </w:tc>
+      </w:tr>
+      <w:tr>
+        <w:tc>
+          <w:tcPr>
+            <w:tcW w:type="dxa" w:w="5112"/>
+          </w:tcPr>
+          <w:p>
+            <w:r>
+              <w:t>User-study status</w:t>
+            </w:r>
+          </w:p>
+        </w:tc>
+        <w:tc>
+          <w:tcPr>
+            <w:tcW w:type="dxa" w:w="5112"/>
+          </w:tcPr>
+          <w:p>
+            <w:r>
+              <w:t>No study occurred; classroom usefulness not measured</w:t>
+            </w:r>
+          </w:p>
+        </w:tc>
+      </w:tr>
+      <w:tr>
+        <w:tc>
+          <w:tcPr>
+            <w:tcW w:type="dxa" w:w="5112"/>
+          </w:tcPr>
+          <w:p>
+            <w:r>
+              <w:t>Paired identities / statistical effect</w:t>
+            </w:r>
+          </w:p>
+        </w:tc>
+        <w:tc>
+          <w:tcPr>
+            <w:tcW w:type="dxa" w:w="5112"/>
+          </w:tcPr>
+          <w:p>
+            <w:r>
+              <w:t>Not supplied; no reconstructed transitions or significance</w:t>
+            </w:r>
+          </w:p>
+        </w:tc>
+      </w:tr>
+      <w:tr>
+        <w:tc>
+          <w:tcPr>
+            <w:tcW w:type="dxa" w:w="5112"/>
+          </w:tcPr>
+          <w:p>
+            <w:r>
+              <w:t>Scoped report</w:t>
+            </w:r>
+          </w:p>
+        </w:tc>
+        <w:tc>
+          <w:tcPr>
+            <w:tcW w:type="dxa" w:w="5112"/>
+          </w:tcPr>
+          <w:p>
+            <w:r>
+              <w:t>B passed one more of twelve supplied cases, with conflict failures retained</w:t>
+            </w:r>
+          </w:p>
+        </w:tc>
+      </w:tr>
+    </w:tbl>
+    <w:p>
+      <w:pPr>
+        <w:pStyle w:val="Heading2"/>
+      </w:pPr>
+      <w:r>
+        <w:t>State the scope and explain the visual</w:t>
+      </w:r>
+    </w:p>
+    <w:p>
+      <w:pPr>
+        <w:spacing w:line="336" w:lineRule="auto" w:after="180"/>
+      </w:pPr>
+      <w:r>
+        <w:rPr>
+          <w:b w:val="0"/>
+        </w:rPr>
+        <w:t xml:space="preserve">Before applying the procedure, write its units, denominator or decision boundary where relevant. A partner should be able to repeat each step using the same </w:t>
       </w:r>
       <w:r>
         <w:rPr>
@@ -258,50 +924,30 @@
         <w:rPr>
           <w:b w:val="0"/>
         </w:rPr>
-        <w:t xml:space="preserve"> conditions and </w:t>
+        <w:t>s.</w:t>
+      </w:r>
+    </w:p>
+    <w:p>
+      <w:pPr>
+        <w:spacing w:line="336" w:lineRule="auto" w:after="180"/>
+      </w:pPr>
+      <w:r>
+        <w:rPr>
+          <w:b w:val="0"/>
+        </w:rPr>
+        <w:t xml:space="preserve">If a required </w:t>
       </w:r>
       <w:r>
         <w:rPr>
           <w:b/>
         </w:rPr>
-        <w:t>evidence</w:t>
+        <w:t>input</w:t>
       </w:r>
       <w:r>
         <w:rPr>
           <w:b w:val="0"/>
         </w:rPr>
-        <w:t xml:space="preserve"> source before it can support a claim.</w:t>
-      </w:r>
-    </w:p>
-    <w:p>
-      <w:pPr>
-        <w:pStyle w:val="Heading3"/>
-      </w:pPr>
-      <w:r>
-        <w:t>My starting explanation</w:t>
-      </w:r>
-    </w:p>
-    <w:p>
-      <w:r>
-        <w:t>________________________________________________________________</w:t>
-      </w:r>
-    </w:p>
-    <w:p>
-      <w:r>
-        <w:t>________________________________________________________________</w:t>
-      </w:r>
-    </w:p>
-    <w:p>
-      <w:r>
-        <w:t>________________________________________________________________</w:t>
-      </w:r>
-    </w:p>
-    <w:p>
-      <w:pPr>
-        <w:pStyle w:val="Heading3"/>
-      </w:pPr>
-      <w:r>
-        <w:t>This week’s end goal</w:t>
+        <w:t xml:space="preserve"> is absent or violates the stated contract, record that condition explicitly instead of quietly replacing it with a convenient value.</w:t>
       </w:r>
     </w:p>
     <w:p>
@@ -312,112 +958,27 @@
         <w:rPr>
           <w:b w:val="0"/>
         </w:rPr>
-        <w:t>Explain writing results and limitations using the records and boundaries of this fictional investigation.</w:t>
-      </w:r>
-    </w:p>
-    <w:p>
-      <w:pPr>
-        <w:pStyle w:val="Heading1"/>
-      </w:pPr>
-      <w:r>
-        <w:t>02. Notice the evidence</w:t>
-      </w:r>
-    </w:p>
-    <w:p>
-      <w:r>
-        <w:t>Investigate the supplied Writing results and limitations case. Separate observations, given facts and assumptions before choosing an explanation.</w:t>
-      </w:r>
-    </w:p>
-    <w:p>
-      <w:pPr>
-        <w:spacing w:line="336" w:lineRule="auto" w:after="180"/>
-      </w:pPr>
+        <w:t xml:space="preserve">Point to the </w:t>
+      </w:r>
+      <w:r>
+        <w:rPr>
+          <w:b/>
+        </w:rPr>
+        <w:t>input</w:t>
+      </w:r>
       <w:r>
         <w:rPr>
           <w:b w:val="0"/>
         </w:rPr>
-        <w:t>Results and limitations should state observed estimates before interpreting them. Separate measured comparisons from causal or deployment claims.</w:t>
-      </w:r>
-    </w:p>
-    <w:p>
-      <w:pPr>
-        <w:spacing w:line="336" w:lineRule="auto" w:after="180"/>
-      </w:pPr>
-      <w:r>
-        <w:rPr>
-          <w:b w:val="0"/>
-        </w:rPr>
-        <w:t>Begin by writing the question the procedure is intended to answer. Identify the information already supplied, the information it will produce and the information still missing.</w:t>
-      </w:r>
-    </w:p>
-    <w:p>
-      <w:pPr>
-        <w:spacing w:line="336" w:lineRule="auto" w:after="180"/>
-      </w:pPr>
-      <w:r>
-        <w:rPr>
-          <w:b w:val="0"/>
-        </w:rPr>
-        <w:t>These are constructed classroom examples; they do not require live accounts, private records or an external service. Do not treat a plausible explanation as a measured outcome.</w:t>
-      </w:r>
-    </w:p>
-    <w:p>
-      <w:pPr>
-        <w:pStyle w:val="Heading3"/>
-      </w:pPr>
-      <w:r>
-        <w:t>List the given facts and one fact that is not supplied.</w:t>
-      </w:r>
-    </w:p>
-    <w:p>
-      <w:r>
-        <w:t>________________________________________________________________</w:t>
-      </w:r>
-    </w:p>
-    <w:p>
-      <w:r>
-        <w:t>________________________________________________________________</w:t>
-      </w:r>
-    </w:p>
-    <w:p>
-      <w:r>
-        <w:t>________________________________________________________________</w:t>
-      </w:r>
-    </w:p>
-    <w:p>
-      <w:pPr>
-        <w:pStyle w:val="Heading1"/>
-      </w:pPr>
-      <w:r>
-        <w:t>03. See how it works</w:t>
-      </w:r>
-    </w:p>
-    <w:p>
-      <w:r>
-        <w:t>Follow the mechanism for Writing results and limitations. Connect each labelled input, deciding step and result.</w:t>
-      </w:r>
-    </w:p>
-    <w:p>
-      <w:pPr>
-        <w:spacing w:line="336" w:lineRule="auto" w:after="180"/>
-      </w:pPr>
-      <w:r>
-        <w:rPr>
-          <w:b w:val="0"/>
-        </w:rPr>
-        <w:t xml:space="preserve">Give counts, denominators, effect sizes, valid uncertainty and failed conditions. State missing </w:t>
-      </w:r>
-      <w:r>
-        <w:rPr>
-          <w:b/>
-        </w:rPr>
-        <w:t>evidence</w:t>
-      </w:r>
-      <w:r>
-        <w:rPr>
-          <w:b w:val="0"/>
-        </w:rPr>
-        <w:t xml:space="preserve"> and preserve the original primary outcome.</w:t>
+        <w:t>, the deciding step and the result in this week’s visual. Explain the same step in ordinary words. A picture helps when you can say what each part represents.</w:t>
+      </w:r>
+    </w:p>
+    <w:p>
+      <w:pPr>
+        <w:pStyle w:val="Heading2"/>
+      </w:pPr>
+      <w:r>
+        <w:t>Earlier wording, alternatives and picture transcripts · reference / check after trying</w:t>
       </w:r>
     </w:p>
     <w:p>
@@ -481,7 +1042,7 @@
           </w:tcPr>
           <w:p>
             <w:r>
-              <w:t>B passes9/12, A8/12; three B failures all concern conflicting sources. No user study occurred.</w:t>
+              <w:t>B passes 9/12, A 8/12; three B failures all concern conflicting sources. No user study occurred.</w:t>
             </w:r>
           </w:p>
         </w:tc>
@@ -501,7 +1062,7 @@
           </w:tcPr>
           <w:p>
             <w:r>
-              <w:t>75% versus66.667%, gain8.333 points on12 cases; conflict failures remain. No classroom usefulness or universal reliability claim is supported.</w:t>
+              <w:t>75% versus 66.667%, gain 8.333 points on 12 cases; conflict failures remain. No classroom usefulness or universal reliability claim is supported.</w:t>
             </w:r>
           </w:p>
         </w:tc>
@@ -514,13 +1075,214 @@
     </w:p>
     <w:p>
       <w:pPr>
+        <w:pStyle w:val="Heading3"/>
+      </w:pPr>
+      <w:r>
+        <w:t>Connect the picture and the explanation</w:t>
+      </w:r>
+    </w:p>
+    <w:p>
+      <w:pPr>
+        <w:pStyle w:val="Heading1"/>
+      </w:pPr>
+      <w:r>
+        <w:t>04. Predict the changed case before reading the explanation</w:t>
+      </w:r>
+    </w:p>
+    <w:p>
+      <w:r>
+        <w:t>Keep the rule and evidence boundary visible.</w:t>
+      </w:r>
+    </w:p>
+    <w:p>
+      <w:pPr>
+        <w:pStyle w:val="Heading2"/>
+      </w:pPr>
+      <w:r>
+        <w:t>Main task and response</w:t>
+      </w:r>
+    </w:p>
+    <w:p>
+      <w:pPr>
+        <w:pStyle w:val="ListBullet"/>
+      </w:pPr>
+      <w:r>
+        <w:t>B passes 9/12, A 8/12; three B failures all concern conflicting sources. No user study occurred. Show the intermediate steps and give the conclusion with its scope.</w:t>
+      </w:r>
+    </w:p>
+    <w:p>
+      <w:pPr>
+        <w:pStyle w:val="Heading3"/>
+      </w:pPr>
+      <w:r>
+        <w:t>Keep the procedure fixed. Explain what changed in the inputs and result.</w:t>
+      </w:r>
+    </w:p>
+    <w:p>
+      <w:r>
+        <w:t>________________________________________________________________</w:t>
+      </w:r>
+    </w:p>
+    <w:p>
+      <w:r>
+        <w:t>________________________________________________________________</w:t>
+      </w:r>
+    </w:p>
+    <w:p>
+      <w:r>
+        <w:t>________________________________________________________________</w:t>
+      </w:r>
+    </w:p>
+    <w:p>
+      <w:r>
+        <w:t>________________________________________________________________</w:t>
+      </w:r>
+    </w:p>
+    <w:p>
+      <w:r>
+        <w:t>________________________________________________________________</w:t>
+      </w:r>
+    </w:p>
+    <w:p>
+      <w:pPr>
+        <w:pStyle w:val="Heading2"/>
+      </w:pPr>
+      <w:r>
+        <w:t>Predict the pictured change</w:t>
+      </w:r>
+    </w:p>
+    <w:p>
+      <w:pPr>
+        <w:pStyle w:val="ListBullet"/>
+      </w:pPr>
+      <w:r>
+        <w:t>Change: Write "B makes every student smarter".</w:t>
+      </w:r>
+    </w:p>
+    <w:p>
+      <w:pPr>
+        <w:pStyle w:val="Heading2"/>
+      </w:pPr>
+      <w:r>
+        <w:t>Check after predicting · reference / check after trying</w:t>
+      </w:r>
+    </w:p>
+    <w:p>
+      <w:pPr>
         <w:spacing w:line="336" w:lineRule="auto" w:after="180"/>
       </w:pPr>
+      <w:r>
+        <w:rPr>
+          <w:b/>
+        </w:rPr>
+        <w:t>Prediction</w:t>
+      </w:r>
       <w:r>
         <w:rPr>
           <w:b w:val="0"/>
         </w:rPr>
-        <w:t xml:space="preserve">Before applying the procedure, write its units, denominator or decision boundary where relevant. A partner should be able to repeat each step using the same </w:t>
+        <w:t>: Remove that sentence as unsupported by the study.</w:t>
+      </w:r>
+    </w:p>
+    <w:p>
+      <w:pPr>
+        <w:spacing w:line="336" w:lineRule="auto" w:after="180"/>
+      </w:pPr>
+      <w:r>
+        <w:rPr>
+          <w:b w:val="0"/>
+        </w:rPr>
+        <w:t>Reason: The measured unit was answers, not student understanding or intelligence.</w:t>
+      </w:r>
+    </w:p>
+    <w:p>
+      <w:pPr>
+        <w:pStyle w:val="Heading2"/>
+      </w:pPr>
+      <w:r>
+        <w:t>Earlier wording, alternatives and picture transcripts · reference / check after trying</w:t>
+      </w:r>
+    </w:p>
+    <w:p>
+      <w:pPr>
+        <w:pStyle w:val="Heading3"/>
+      </w:pPr>
+      <w:r>
+        <w:t>Compare a familiar case with a changed case</w:t>
+      </w:r>
+    </w:p>
+    <w:p>
+      <w:pPr>
+        <w:pStyle w:val="Heading3"/>
+      </w:pPr>
+      <w:r>
+        <w:t>Change one thing in the pictured case</w:t>
+      </w:r>
+    </w:p>
+    <w:p>
+      <w:pPr>
+        <w:pStyle w:val="Heading1"/>
+      </w:pPr>
+      <w:r>
+        <w:t>06. Connect the main result with the separate pictured case</w:t>
+      </w:r>
+    </w:p>
+    <w:p>
+      <w:r>
+        <w:t>Keep the two scenarios and their supplied evidence distinct.</w:t>
+      </w:r>
+    </w:p>
+    <w:p>
+      <w:pPr>
+        <w:pStyle w:val="Heading2"/>
+      </w:pPr>
+      <w:r>
+        <w:t>Main case and original checked reasoning</w:t>
+      </w:r>
+    </w:p>
+    <w:p>
+      <w:pPr>
+        <w:spacing w:line="336" w:lineRule="auto" w:after="180"/>
+      </w:pPr>
+      <w:r>
+        <w:rPr>
+          <w:b w:val="0"/>
+        </w:rPr>
+        <w:t>B passes 9/12, A 8/12; three B failures all concern conflicting sources. No user study occurred.</w:t>
+      </w:r>
+    </w:p>
+    <w:p>
+      <w:pPr>
+        <w:spacing w:line="336" w:lineRule="auto" w:after="180"/>
+      </w:pPr>
+      <w:r>
+        <w:rPr>
+          <w:b w:val="0"/>
+        </w:rPr>
+        <w:t>75% versus 66.667%, gain 8.333 points on 12 cases; conflict failures remain. No classroom usefulness or universal reliability claim is supported.</w:t>
+      </w:r>
+    </w:p>
+    <w:p>
+      <w:pPr>
+        <w:spacing w:line="336" w:lineRule="auto" w:after="180"/>
+      </w:pPr>
+      <w:r>
+        <w:rPr>
+          <w:b w:val="0"/>
+        </w:rPr>
+        <w:t xml:space="preserve">Compare the intermediate </w:t>
+      </w:r>
+      <w:r>
+        <w:rPr>
+          <w:b/>
+        </w:rPr>
+        <w:t>evidence</w:t>
+      </w:r>
+      <w:r>
+        <w:rPr>
+          <w:b w:val="0"/>
+        </w:rPr>
+        <w:t xml:space="preserve"> with the final statement. Explain why each number or decision follows from the stated </w:t>
       </w:r>
       <w:r>
         <w:rPr>
@@ -543,7 +1305,7 @@
         <w:rPr>
           <w:b w:val="0"/>
         </w:rPr>
-        <w:t xml:space="preserve">If a required </w:t>
+        <w:t xml:space="preserve">The conclusion belongs to this scenario and procedure; changing the </w:t>
       </w:r>
       <w:r>
         <w:rPr>
@@ -555,445 +1317,15 @@
         <w:rPr>
           <w:b w:val="0"/>
         </w:rPr>
-        <w:t xml:space="preserve"> is absent or violates the stated contract, record that condition explicitly instead of quietly replacing it with a convenient value.</w:t>
-      </w:r>
-    </w:p>
-    <w:p>
-      <w:pPr>
-        <w:pStyle w:val="Heading3"/>
-      </w:pPr>
-      <w:r>
-        <w:t>Connect the picture and the explanation</w:t>
-      </w:r>
-    </w:p>
-    <w:p>
-      <w:pPr>
-        <w:spacing w:line="336" w:lineRule="auto" w:after="180"/>
-      </w:pPr>
-      <w:r>
-        <w:rPr>
-          <w:b w:val="0"/>
-        </w:rPr>
-        <w:t xml:space="preserve">Point to the </w:t>
-      </w:r>
-      <w:r>
-        <w:rPr>
-          <w:b/>
-        </w:rPr>
-        <w:t>input</w:t>
-      </w:r>
-      <w:r>
-        <w:rPr>
-          <w:b w:val="0"/>
-        </w:rPr>
-        <w:t>, the deciding step and the result in this week’s visual. Explain the same step in ordinary words. A picture helps when you can say what each part represents.</w:t>
-      </w:r>
-    </w:p>
-    <w:p>
-      <w:pPr>
-        <w:pStyle w:val="Heading1"/>
-      </w:pPr>
-      <w:r>
-        <w:t>04. Compare the cases</w:t>
-      </w:r>
-    </w:p>
-    <w:p>
-      <w:r>
-        <w:t>Compare the supplied cases for Writing results and limitations. Identify the detail that changes the conclusion.</w:t>
-      </w:r>
-    </w:p>
-    <w:p>
-      <w:pPr>
-        <w:pStyle w:val="Heading3"/>
-      </w:pPr>
-      <w:r>
-        <w:t>Compare a familiar case with a changed case</w:t>
-      </w:r>
-    </w:p>
-    <w:p>
-      <w:pPr>
-        <w:spacing w:line="336" w:lineRule="auto" w:after="180"/>
-      </w:pPr>
-      <w:r>
-        <w:rPr>
-          <w:b w:val="0"/>
-        </w:rPr>
-        <w:t>B passes9/12, A8/12; three B failures all concern conflicting sources. No user study occurred. Show the intermediate steps and give the conclusion with its scope.</w:t>
-      </w:r>
-    </w:p>
-    <w:p>
-      <w:pPr>
-        <w:pStyle w:val="Heading3"/>
-      </w:pPr>
-      <w:r>
-        <w:t>Keep the procedure fixed. Explain what changed in the inputs and result.</w:t>
-      </w:r>
-    </w:p>
-    <w:p>
-      <w:r>
-        <w:t>________________________________________________________________</w:t>
-      </w:r>
-    </w:p>
-    <w:p>
-      <w:r>
-        <w:t>________________________________________________________________</w:t>
-      </w:r>
-    </w:p>
-    <w:p>
-      <w:r>
-        <w:t>________________________________________________________________</w:t>
-      </w:r>
-    </w:p>
-    <w:p>
-      <w:r>
-        <w:t>________________________________________________________________</w:t>
-      </w:r>
-    </w:p>
-    <w:p>
-      <w:r>
-        <w:t>________________________________________________________________</w:t>
-      </w:r>
-    </w:p>
-    <w:p>
-      <w:pPr>
-        <w:pStyle w:val="Heading3"/>
-      </w:pPr>
-      <w:r>
-        <w:t>Change one thing in the pictured case</w:t>
-      </w:r>
-    </w:p>
-    <w:p>
-      <w:pPr>
-        <w:pStyle w:val="Heading3"/>
-      </w:pPr>
-      <w:r>
-        <w:t>Change one thing</w:t>
-      </w:r>
-    </w:p>
-    <w:p>
-      <w:pPr>
-        <w:spacing w:line="336" w:lineRule="auto" w:after="180"/>
-        <w:shd w:fill="F5F1FB"/>
-      </w:pPr>
-      <w:r>
-        <w:rPr>
-          <w:b w:val="0"/>
-        </w:rPr>
-        <w:t>Change: Write "B makes every student smarter".</w:t>
-      </w:r>
-    </w:p>
-    <w:p>
-      <w:pPr>
-        <w:pStyle w:val="Heading3"/>
-      </w:pPr>
-      <w:r>
-        <w:t>Predicted result</w:t>
-      </w:r>
-    </w:p>
-    <w:p>
-      <w:pPr>
-        <w:spacing w:line="336" w:lineRule="auto" w:after="180"/>
-        <w:shd w:fill="F1F6FC"/>
-      </w:pPr>
-      <w:r>
-        <w:rPr>
-          <w:b/>
-        </w:rPr>
-        <w:t>Prediction</w:t>
-      </w:r>
-      <w:r>
-        <w:rPr>
-          <w:b w:val="0"/>
-        </w:rPr>
-        <w:t>: Remove that sentence as unsupported by the study.</w:t>
-      </w:r>
-    </w:p>
-    <w:p>
-      <w:pPr>
-        <w:pStyle w:val="Heading3"/>
-      </w:pPr>
-      <w:r>
-        <w:t>Why the result follows</w:t>
-      </w:r>
-    </w:p>
-    <w:p>
-      <w:pPr>
-        <w:spacing w:line="336" w:lineRule="auto" w:after="180"/>
-        <w:shd w:fill="F1F6FC"/>
-      </w:pPr>
-      <w:r>
-        <w:rPr>
-          <w:b w:val="0"/>
-        </w:rPr>
-        <w:t>Reason: The measured unit was answers, not student understanding or intelligence.</w:t>
-      </w:r>
-    </w:p>
-    <w:p>
-      <w:pPr>
-        <w:pStyle w:val="Heading1"/>
-      </w:pPr>
-      <w:r>
-        <w:t>05. Words that unlock the idea</w:t>
-      </w:r>
-    </w:p>
-    <w:p>
-      <w:r>
-        <w:t>Use the vocabulary of Writing results and limitations to explain a concrete decision, rather than only memorising definitions.</w:t>
-      </w:r>
-    </w:p>
-    <w:tbl>
-      <w:tblPr>
-        <w:tblStyle w:val="LightShading-Accent1"/>
-        <w:tblW w:type="auto" w:w="0"/>
-        <w:tblLook w:firstColumn="1" w:firstRow="1" w:lastColumn="0" w:lastRow="0" w:noHBand="0" w:noVBand="1" w:val="04A0"/>
-      </w:tblPr>
-      <w:tblGrid>
-        <w:gridCol w:w="5112"/>
-        <w:gridCol w:w="5112"/>
-      </w:tblGrid>
-      <w:tr>
-        <w:trPr>
-          <w:tblHeader/>
-        </w:trPr>
-        <w:tc>
-          <w:tcPr>
-            <w:tcW w:type="dxa" w:w="5112"/>
-          </w:tcPr>
-          <w:p>
-            <w:r>
-              <w:t>Word</w:t>
-            </w:r>
-          </w:p>
-        </w:tc>
-        <w:tc>
-          <w:tcPr>
-            <w:tcW w:type="dxa" w:w="5112"/>
-          </w:tcPr>
-          <w:p>
-            <w:r>
-              <w:t>Meaning</w:t>
-            </w:r>
-          </w:p>
-        </w:tc>
-      </w:tr>
-      <w:tr>
-        <w:tc>
-          <w:tcPr>
-            <w:tcW w:type="dxa" w:w="5112"/>
-          </w:tcPr>
-          <w:p>
-            <w:r>
-              <w:t>Descriptive estimate</w:t>
-            </w:r>
-          </w:p>
-        </w:tc>
-        <w:tc>
-          <w:tcPr>
-            <w:tcW w:type="dxa" w:w="5112"/>
-          </w:tcPr>
-          <w:p>
-            <w:r>
-              <w:t>A quantity calculated from observed data</w:t>
-            </w:r>
-          </w:p>
-        </w:tc>
-      </w:tr>
-      <w:tr>
-        <w:tc>
-          <w:tcPr>
-            <w:tcW w:type="dxa" w:w="5112"/>
-          </w:tcPr>
-          <w:p>
-            <w:r>
-              <w:t>Interpretation</w:t>
-            </w:r>
-          </w:p>
-        </w:tc>
-        <w:tc>
-          <w:tcPr>
-            <w:tcW w:type="dxa" w:w="5112"/>
-          </w:tcPr>
-          <w:p>
-            <w:r>
-              <w:t>A statement about what results establish</w:t>
-            </w:r>
-          </w:p>
-        </w:tc>
-      </w:tr>
-      <w:tr>
-        <w:tc>
-          <w:tcPr>
-            <w:tcW w:type="dxa" w:w="5112"/>
-          </w:tcPr>
-          <w:p>
-            <w:r>
-              <w:t>Limitation linkage</w:t>
-            </w:r>
-          </w:p>
-        </w:tc>
-        <w:tc>
-          <w:tcPr>
-            <w:tcW w:type="dxa" w:w="5112"/>
-          </w:tcPr>
-          <w:p>
-            <w:r>
-              <w:t>Connecting each restriction to the claim it limits</w:t>
-            </w:r>
-          </w:p>
-        </w:tc>
-      </w:tr>
-    </w:tbl>
-    <w:p>
-      <w:pPr>
-        <w:pStyle w:val="Heading3"/>
-      </w:pPr>
-      <w:r>
-        <w:t>Use two terms to explain a step in this week’s example.</w:t>
-      </w:r>
-    </w:p>
-    <w:p>
-      <w:r>
-        <w:t>________________________________________________________________</w:t>
-      </w:r>
-    </w:p>
-    <w:p>
-      <w:r>
-        <w:t>________________________________________________________________</w:t>
-      </w:r>
-    </w:p>
-    <w:p>
-      <w:r>
-        <w:t>________________________________________________________________</w:t>
-      </w:r>
-    </w:p>
-    <w:p>
-      <w:pPr>
-        <w:pStyle w:val="Heading1"/>
-      </w:pPr>
-      <w:r>
-        <w:t>06. Follow a worked example</w:t>
-      </w:r>
-    </w:p>
-    <w:p>
-      <w:r>
-        <w:t>Follow the worked trace for Writing results and limitations, predict a step, then compare with its explanation.</w:t>
-      </w:r>
-    </w:p>
-    <w:p>
-      <w:pPr>
-        <w:spacing w:line="336" w:lineRule="auto" w:after="180"/>
-      </w:pPr>
-      <w:r>
-        <w:rPr>
-          <w:b w:val="0"/>
-        </w:rPr>
-        <w:t>B passes9/12, A8/12; three B failures all concern conflicting sources. No user study occurred.</w:t>
-      </w:r>
-    </w:p>
-    <w:p>
-      <w:pPr>
-        <w:spacing w:line="336" w:lineRule="auto" w:after="180"/>
-      </w:pPr>
-      <w:r>
-        <w:rPr>
-          <w:b w:val="0"/>
-        </w:rPr>
-        <w:t>75% versus66.667%, gain8.333 points on12 cases; conflict failures remain. No classroom usefulness or universal reliability claim is supported.</w:t>
-      </w:r>
-    </w:p>
-    <w:p>
-      <w:pPr>
-        <w:pStyle w:val="Heading3"/>
-      </w:pPr>
-      <w:r>
-        <w:t>Worked explanation · Writing results and limitations</w:t>
-      </w:r>
-    </w:p>
-    <w:p>
-      <w:pPr>
-        <w:spacing w:line="336" w:lineRule="auto" w:after="180"/>
-        <w:shd w:fill="F1F6FC"/>
-      </w:pPr>
-      <w:r>
-        <w:rPr>
-          <w:b w:val="0"/>
-        </w:rPr>
-        <w:t xml:space="preserve">Compare the intermediate </w:t>
-      </w:r>
-      <w:r>
-        <w:rPr>
-          <w:b/>
-        </w:rPr>
-        <w:t>evidence</w:t>
-      </w:r>
-      <w:r>
-        <w:rPr>
-          <w:b w:val="0"/>
-        </w:rPr>
-        <w:t xml:space="preserve"> with the final statement. Explain why each number or decision follows from the stated </w:t>
-      </w:r>
-      <w:r>
-        <w:rPr>
-          <w:b/>
-        </w:rPr>
-        <w:t>input</w:t>
-      </w:r>
-      <w:r>
-        <w:rPr>
-          <w:b w:val="0"/>
-        </w:rPr>
-        <w:t>s.</w:t>
-      </w:r>
-    </w:p>
-    <w:p>
-      <w:pPr>
-        <w:spacing w:line="336" w:lineRule="auto" w:after="180"/>
-        <w:shd w:fill="F1F6FC"/>
-      </w:pPr>
-      <w:r>
-        <w:rPr>
-          <w:b w:val="0"/>
-        </w:rPr>
-        <w:t xml:space="preserve">The conclusion belongs to this scenario and procedure; changing the </w:t>
-      </w:r>
-      <w:r>
-        <w:rPr>
-          <w:b/>
-        </w:rPr>
-        <w:t>input</w:t>
-      </w:r>
-      <w:r>
-        <w:rPr>
-          <w:b w:val="0"/>
-        </w:rPr>
         <w:t>s, evaluation population or authority can change what it establishes. Retain the raw record so a later revision can be compared honestly.</w:t>
       </w:r>
     </w:p>
     <w:p>
       <w:pPr>
-        <w:pStyle w:val="Heading3"/>
-      </w:pPr>
-      <w:r>
-        <w:t>Learn from the worked case</w:t>
-      </w:r>
-    </w:p>
-    <w:p>
-      <w:pPr>
-        <w:spacing w:line="336" w:lineRule="auto" w:after="180"/>
-      </w:pPr>
-      <w:r>
-        <w:rPr>
-          <w:b w:val="0"/>
-        </w:rPr>
-        <w:t>Cover the result before checking it. Say what is given, choose the procedure, and follow one step at a time. Then uncover the result and explain your first mismatch. Ask why a step is allowed, not only what number it produces.</w:t>
-      </w:r>
-    </w:p>
-    <w:p>
-      <w:pPr>
-        <w:pStyle w:val="Heading3"/>
-      </w:pPr>
-      <w:r>
-        <w:t>A pictorial worked case: Writing results and limitations</w:t>
+        <w:pStyle w:val="Heading2"/>
+      </w:pPr>
+      <w:r>
+        <w:t>Separate pictured inputs and complete explanation</w:t>
       </w:r>
     </w:p>
     <w:p>
@@ -1009,24 +1341,7 @@
     </w:p>
     <w:p>
       <w:pPr>
-        <w:pStyle w:val="Heading3"/>
-      </w:pPr>
-      <w:r>
-        <w:t>The facts we will use</w:t>
-      </w:r>
-    </w:p>
-    <w:p>
-      <w:pPr>
-        <w:pStyle w:val="Heading3"/>
-      </w:pPr>
-      <w:r>
-        <w:t>Supplied facts</w:t>
-      </w:r>
-    </w:p>
-    <w:p>
-      <w:pPr>
         <w:spacing w:line="336" w:lineRule="auto" w:after="180"/>
-        <w:shd w:fill="F1F6FC"/>
       </w:pPr>
       <w:r>
         <w:rPr>
@@ -1036,11 +1351,41 @@
       </w:r>
     </w:p>
     <w:p>
+      <w:pPr>
+        <w:spacing w:line="336" w:lineRule="auto" w:after="180"/>
+      </w:pPr>
+      <w:r>
+        <w:rPr>
+          <w:b w:val="0"/>
+        </w:rPr>
+        <w:t>The separate picture measures answer support on twelve fixed questions from one approved collection. A supports nine answers, or 75%; B supports ten, or approximately 83.333%. The difference is one supported answer, about 8.333 percentage points. This is a support outcome, not evidence that any learner became smarter. No user learning, timings, significance or stable population effect is supplied.</w:t>
+      </w:r>
+    </w:p>
+    <w:p>
+      <w:pPr>
+        <w:spacing w:line="336" w:lineRule="auto" w:after="180"/>
+      </w:pPr>
+      <w:r>
+        <w:rPr>
+          <w:b w:val="0"/>
+        </w:rPr>
+        <w:t>Keep the main eight-versus-nine pass case separate from this nine-versus-ten support case. A broader question about learners would require its own appropriate design and evidence, not a stronger adjective in the conclusion.</w:t>
+      </w:r>
+    </w:p>
+    <w:p>
+      <w:pPr>
+        <w:pStyle w:val="Heading2"/>
+      </w:pPr>
+      <w:r>
+        <w:t>Read the labelled representation</w:t>
+      </w:r>
+    </w:p>
+    <w:p>
       <w:r>
         <w:drawing>
           <wp:inline xmlns:a="http://schemas.openxmlformats.org/drawingml/2006/main" xmlns:pic="http://schemas.openxmlformats.org/drawingml/2006/picture">
-            <wp:extent cx="5486400" cy="2641600"/>
-            <wp:docPr id="1" name="Picture 1" descr="Supported answers in one collection"/>
+            <wp:extent cx="5486400" cy="2992582"/>
+            <wp:docPr id="1" name="Picture 1" descr="Main pass counts are A eight of twelve and B nine of twelve. Separate supported-answer counts are A nine of twelve and B ten of twelve. Each supplied comparison gains one of twelve, approximately eight point three three three percentage points. No user learning or timings were measured."/>
             <wp:cNvGraphicFramePr>
               <a:graphicFrameLocks noChangeAspect="1"/>
             </wp:cNvGraphicFramePr>
@@ -1048,7 +1393,7 @@
               <a:graphicData uri="http://schemas.openxmlformats.org/drawingml/2006/picture">
                 <pic:pic>
                   <pic:nvPicPr>
-                    <pic:cNvPr id="0" name="academy-detail-ai-7-31.png"/>
+                    <pic:cNvPr id="0" name="ai-7-31-scoped-results.png"/>
                     <pic:cNvPicPr/>
                   </pic:nvPicPr>
                   <pic:blipFill>
@@ -1060,7 +1405,7 @@
                   <pic:spPr>
                     <a:xfrm>
                       <a:off x="0" y="0"/>
-                      <a:ext cx="5486400" cy="2641600"/>
+                      <a:ext cx="5486400" cy="2992582"/>
                     </a:xfrm>
                     <a:prstGeom prst="rect"/>
                   </pic:spPr>
@@ -1075,8 +1420,8 @@
       <w:r>
         <w:drawing>
           <wp:inline xmlns:a="http://schemas.openxmlformats.org/drawingml/2006/main" xmlns:pic="http://schemas.openxmlformats.org/drawingml/2006/picture">
-            <wp:extent cx="5486400" cy="5185229"/>
-            <wp:docPr id="2" name="Picture 2" descr="Writing results and limitations. Report the observation: A is 75%; B is about 83.3%, a one-case improvement.. Link to the method: Name the collection, rubric and twelve-case denominator.. State limits: Do not infer that children learn more from this answer-support measure."/>
+            <wp:extent cx="5486400" cy="3182112"/>
+            <wp:docPr id="2" name="Picture 2" descr="Report the observation: A is 75%; B is about 83.3%, a one-case improvement. → Link to the method: Name the collection, rubric and twelve-case denominator. → State limits: Do not infer that children learn more from this answer-support measure."/>
             <wp:cNvGraphicFramePr>
               <a:graphicFrameLocks noChangeAspect="1"/>
             </wp:cNvGraphicFramePr>
@@ -1084,7 +1429,7 @@
               <a:graphicData uri="http://schemas.openxmlformats.org/drawingml/2006/picture">
                 <pic:pic>
                   <pic:nvPicPr>
-                    <pic:cNvPr id="0" name="academy-visual-ai-7-31.png"/>
+                    <pic:cNvPr id="0" name="academy-story-ai-7-31-02.png"/>
                     <pic:cNvPicPr/>
                   </pic:nvPicPr>
                   <pic:blipFill>
@@ -1096,7 +1441,7 @@
                   <pic:spPr>
                     <a:xfrm>
                       <a:off x="0" y="0"/>
-                      <a:ext cx="5486400" cy="5185229"/>
+                      <a:ext cx="5486400" cy="3182112"/>
                     </a:xfrm>
                     <a:prstGeom prst="rect"/>
                   </pic:spPr>
@@ -1224,24 +1569,7 @@
     </w:p>
     <w:p>
       <w:pPr>
-        <w:pStyle w:val="Heading3"/>
-      </w:pPr>
-      <w:r>
-        <w:t>Why this result follows</w:t>
-      </w:r>
-    </w:p>
-    <w:p>
-      <w:pPr>
-        <w:pStyle w:val="Heading3"/>
-      </w:pPr>
-      <w:r>
-        <w:t>Why the result follows</w:t>
-      </w:r>
-    </w:p>
-    <w:p>
-      <w:pPr>
         <w:spacing w:line="336" w:lineRule="auto" w:after="180"/>
-        <w:shd w:fill="F1F6FC"/>
       </w:pPr>
       <w:r>
         <w:rPr>
@@ -1252,30 +1580,550 @@
     </w:p>
     <w:p>
       <w:pPr>
+        <w:pStyle w:val="Heading2"/>
+      </w:pPr>
+      <w:r>
+        <w:t>Complete picture evidence and limits</w:t>
+      </w:r>
+    </w:p>
+    <w:tbl>
+      <w:tblPr>
+        <w:tblStyle w:val="LightShading-Accent1"/>
+        <w:tblW w:type="auto" w:w="0"/>
+        <w:tblLook w:firstColumn="1" w:firstRow="1" w:lastColumn="0" w:lastRow="0" w:noHBand="0" w:noVBand="1" w:val="04A0"/>
+      </w:tblPr>
+      <w:tblGrid>
+        <w:gridCol w:w="3408"/>
+        <w:gridCol w:w="3408"/>
+        <w:gridCol w:w="3408"/>
+      </w:tblGrid>
+      <w:tr>
+        <w:trPr>
+          <w:tblHeader/>
+        </w:trPr>
+        <w:tc>
+          <w:tcPr>
+            <w:tcW w:type="dxa" w:w="3408"/>
+          </w:tcPr>
+          <w:p>
+            <w:r>
+              <w:t>Separate support outcome</w:t>
+            </w:r>
+          </w:p>
+        </w:tc>
+        <w:tc>
+          <w:tcPr>
+            <w:tcW w:type="dxa" w:w="3408"/>
+          </w:tcPr>
+          <w:p>
+            <w:r>
+              <w:t>A</w:t>
+            </w:r>
+          </w:p>
+        </w:tc>
+        <w:tc>
+          <w:tcPr>
+            <w:tcW w:type="dxa" w:w="3408"/>
+          </w:tcPr>
+          <w:p>
+            <w:r>
+              <w:t>B</w:t>
+            </w:r>
+          </w:p>
+        </w:tc>
+      </w:tr>
+      <w:tr>
+        <w:tc>
+          <w:tcPr>
+            <w:tcW w:type="dxa" w:w="3408"/>
+          </w:tcPr>
+          <w:p>
+            <w:r>
+              <w:t>Supported answers</w:t>
+            </w:r>
+          </w:p>
+        </w:tc>
+        <w:tc>
+          <w:tcPr>
+            <w:tcW w:type="dxa" w:w="3408"/>
+          </w:tcPr>
+          <w:p>
+            <w:r>
+              <w:t>9/12</w:t>
+            </w:r>
+          </w:p>
+        </w:tc>
+        <w:tc>
+          <w:tcPr>
+            <w:tcW w:type="dxa" w:w="3408"/>
+          </w:tcPr>
+          <w:p>
+            <w:r>
+              <w:t>10/12</w:t>
+            </w:r>
+          </w:p>
+        </w:tc>
+      </w:tr>
+      <w:tr>
+        <w:tc>
+          <w:tcPr>
+            <w:tcW w:type="dxa" w:w="3408"/>
+          </w:tcPr>
+          <w:p>
+            <w:r>
+              <w:t>Observed rate</w:t>
+            </w:r>
+          </w:p>
+        </w:tc>
+        <w:tc>
+          <w:tcPr>
+            <w:tcW w:type="dxa" w:w="3408"/>
+          </w:tcPr>
+          <w:p>
+            <w:r>
+              <w:t>75%</w:t>
+            </w:r>
+          </w:p>
+        </w:tc>
+        <w:tc>
+          <w:tcPr>
+            <w:tcW w:type="dxa" w:w="3408"/>
+          </w:tcPr>
+          <w:p>
+            <w:r>
+              <w:t>≈83.333%</w:t>
+            </w:r>
+          </w:p>
+        </w:tc>
+      </w:tr>
+      <w:tr>
+        <w:tc>
+          <w:tcPr>
+            <w:tcW w:type="dxa" w:w="3408"/>
+          </w:tcPr>
+          <w:p>
+            <w:r>
+              <w:t>Difference</w:t>
+            </w:r>
+          </w:p>
+        </w:tc>
+        <w:tc>
+          <w:tcPr>
+            <w:tcW w:type="dxa" w:w="3408"/>
+          </w:tcPr>
+          <w:p>
+            <w:r>
+              <w:t>One additional supported answer</w:t>
+            </w:r>
+          </w:p>
+        </w:tc>
+        <w:tc>
+          <w:tcPr>
+            <w:tcW w:type="dxa" w:w="3408"/>
+          </w:tcPr>
+          <w:p>
+            <w:r>
+              <w:t>≈8.333 percentage points</w:t>
+            </w:r>
+          </w:p>
+        </w:tc>
+      </w:tr>
+      <w:tr>
+        <w:tc>
+          <w:tcPr>
+            <w:tcW w:type="dxa" w:w="3408"/>
+          </w:tcPr>
+          <w:p>
+            <w:r>
+              <w:t>Collection</w:t>
+            </w:r>
+          </w:p>
+        </w:tc>
+        <w:tc>
+          <w:tcPr>
+            <w:tcW w:type="dxa" w:w="3408"/>
+          </w:tcPr>
+          <w:p>
+            <w:r>
+              <w:t>Same stated approved collection</w:t>
+            </w:r>
+          </w:p>
+        </w:tc>
+        <w:tc>
+          <w:tcPr>
+            <w:tcW w:type="dxa" w:w="3408"/>
+          </w:tcPr>
+          <w:p>
+            <w:r>
+              <w:t>Only this fixed question set</w:t>
+            </w:r>
+          </w:p>
+        </w:tc>
+      </w:tr>
+      <w:tr>
+        <w:tc>
+          <w:tcPr>
+            <w:tcW w:type="dxa" w:w="3408"/>
+          </w:tcPr>
+          <w:p>
+            <w:r>
+              <w:t>Learner improvement</w:t>
+            </w:r>
+          </w:p>
+        </w:tc>
+        <w:tc>
+          <w:tcPr>
+            <w:tcW w:type="dxa" w:w="3408"/>
+          </w:tcPr>
+          <w:p>
+            <w:r>
+              <w:t>Not measured</w:t>
+            </w:r>
+          </w:p>
+        </w:tc>
+        <w:tc>
+          <w:tcPr>
+            <w:tcW w:type="dxa" w:w="3408"/>
+          </w:tcPr>
+          <w:p>
+            <w:r>
+              <w:t>Not measured</w:t>
+            </w:r>
+          </w:p>
+        </w:tc>
+      </w:tr>
+      <w:tr>
+        <w:tc>
+          <w:tcPr>
+            <w:tcW w:type="dxa" w:w="3408"/>
+          </w:tcPr>
+          <w:p>
+            <w:r>
+              <w:t>Timing / significance</w:t>
+            </w:r>
+          </w:p>
+        </w:tc>
+        <w:tc>
+          <w:tcPr>
+            <w:tcW w:type="dxa" w:w="3408"/>
+          </w:tcPr>
+          <w:p>
+            <w:r>
+              <w:t>Not supplied</w:t>
+            </w:r>
+          </w:p>
+        </w:tc>
+        <w:tc>
+          <w:tcPr>
+            <w:tcW w:type="dxa" w:w="3408"/>
+          </w:tcPr>
+          <w:p>
+            <w:r>
+              <w:t>Not supplied</w:t>
+            </w:r>
+          </w:p>
+        </w:tc>
+      </w:tr>
+      <w:tr>
+        <w:tc>
+          <w:tcPr>
+            <w:tcW w:type="dxa" w:w="3408"/>
+          </w:tcPr>
+          <w:p>
+            <w:r>
+              <w:t>Claim every student becomes smarter</w:t>
+            </w:r>
+          </w:p>
+        </w:tc>
+        <w:tc>
+          <w:tcPr>
+            <w:tcW w:type="dxa" w:w="3408"/>
+          </w:tcPr>
+          <w:p>
+            <w:r>
+              <w:t>Unsupported outcome substitution</w:t>
+            </w:r>
+          </w:p>
+        </w:tc>
+        <w:tc>
+          <w:tcPr>
+            <w:tcW w:type="dxa" w:w="3408"/>
+          </w:tcPr>
+          <w:p>
+            <w:r>
+              <w:t>Not a consequence of support counts</w:t>
+            </w:r>
+          </w:p>
+        </w:tc>
+      </w:tr>
+    </w:tbl>
+    <w:p>
+      <w:pPr>
+        <w:pStyle w:val="Heading2"/>
+      </w:pPr>
+      <w:r>
+        <w:t>Predict the changed condition</w:t>
+      </w:r>
+    </w:p>
+    <w:p>
+      <w:pPr>
+        <w:pStyle w:val="ListBullet"/>
+      </w:pPr>
+      <w:r>
+        <w:t>Change one thing: Write "B makes every student smarter". Predict the result before checking the explanation. What remains the same?</w:t>
+      </w:r>
+    </w:p>
+    <w:p>
+      <w:pPr>
+        <w:pStyle w:val="Heading2"/>
+      </w:pPr>
+      <w:r>
+        <w:t>Check after predicting · reference / check after trying</w:t>
+      </w:r>
+    </w:p>
+    <w:p>
+      <w:r>
+        <w:drawing>
+          <wp:inline xmlns:a="http://schemas.openxmlformats.org/drawingml/2006/main" xmlns:pic="http://schemas.openxmlformats.org/drawingml/2006/picture">
+            <wp:extent cx="5486400" cy="3026664"/>
+            <wp:docPr id="3" name="Picture 3" descr="Original case: Do not infer that children learn more from this answer-support measure. Changed condition: Write &quot;B makes every student smarter&quot;. Expected result: Remove that sentence as unsupported by the study. Reason: The measured unit was answers, not student understanding or intelligence."/>
+            <wp:cNvGraphicFramePr>
+              <a:graphicFrameLocks noChangeAspect="1"/>
+            </wp:cNvGraphicFramePr>
+            <a:graphic>
+              <a:graphicData uri="http://schemas.openxmlformats.org/drawingml/2006/picture">
+                <pic:pic>
+                  <pic:nvPicPr>
+                    <pic:cNvPr id="0" name="academy-story-ai-7-31-04.png"/>
+                    <pic:cNvPicPr/>
+                  </pic:nvPicPr>
+                  <pic:blipFill>
+                    <a:blip r:embed="rId11"/>
+                    <a:stretch>
+                      <a:fillRect/>
+                    </a:stretch>
+                  </pic:blipFill>
+                  <pic:spPr>
+                    <a:xfrm>
+                      <a:off x="0" y="0"/>
+                      <a:ext cx="5486400" cy="3026664"/>
+                    </a:xfrm>
+                    <a:prstGeom prst="rect"/>
+                  </pic:spPr>
+                </pic:pic>
+              </a:graphicData>
+            </a:graphic>
+          </wp:inline>
+        </w:drawing>
+      </w:r>
+    </w:p>
+    <w:p>
+      <w:pPr>
+        <w:pStyle w:val="Heading2"/>
+      </w:pPr>
+      <w:r>
+        <w:t>Explain what remains unknown</w:t>
+      </w:r>
+    </w:p>
+    <w:p>
+      <w:pPr>
+        <w:pStyle w:val="ListBullet"/>
+      </w:pPr>
+      <w:r>
+        <w:t>No significance or stable population effect is established; broader task and learner evidence would require another study.</w:t>
+      </w:r>
+    </w:p>
+    <w:p>
+      <w:pPr>
+        <w:pStyle w:val="ListBullet"/>
+      </w:pPr>
+      <w:r>
+        <w:t>Read the labelled picture: Compute the supported-answer rates for 9/12 and 10/12. What actual outcome was measured, and why is a claim that every student becomes smarter outside this evidence?</w:t>
+      </w:r>
+    </w:p>
+    <w:p>
+      <w:pPr>
+        <w:pStyle w:val="Heading2"/>
+      </w:pPr>
+      <w:r>
+        <w:t>Earlier wording, alternatives and picture transcripts · reference / check after trying</w:t>
+      </w:r>
+    </w:p>
+    <w:p>
+      <w:pPr>
         <w:pStyle w:val="Heading3"/>
       </w:pPr>
       <w:r>
-        <w:t>What this example does not establish</w:t>
-      </w:r>
-    </w:p>
-    <w:p>
-      <w:pPr>
-        <w:pStyle w:val="Heading3"/>
-      </w:pPr>
-      <w:r>
-        <w:t>Keep the stated limit</w:t>
+        <w:t>Learn from the worked case</w:t>
       </w:r>
     </w:p>
     <w:p>
       <w:pPr>
         <w:spacing w:line="336" w:lineRule="auto" w:after="180"/>
-        <w:shd w:fill="FFF5E6"/>
       </w:pPr>
       <w:r>
         <w:rPr>
           <w:b w:val="0"/>
         </w:rPr>
-        <w:t xml:space="preserve">No significance or stable population effect is established; broader task and learner </w:t>
+        <w:t>Cover the result before checking it. Say what is given, choose the procedure, and follow one step at a time. Then uncover the result and explain your first mismatch. Ask why a step is allowed, not only what number it produces.</w:t>
+      </w:r>
+    </w:p>
+    <w:p>
+      <w:pPr>
+        <w:pStyle w:val="Heading3"/>
+      </w:pPr>
+      <w:r>
+        <w:t>A pictorial worked case: Writing results and limitations</w:t>
+      </w:r>
+    </w:p>
+    <w:p>
+      <w:pPr>
+        <w:pStyle w:val="Heading3"/>
+      </w:pPr>
+      <w:r>
+        <w:t>The facts we will use</w:t>
+      </w:r>
+    </w:p>
+    <w:p>
+      <w:r>
+        <w:drawing>
+          <wp:inline xmlns:a="http://schemas.openxmlformats.org/drawingml/2006/main" xmlns:pic="http://schemas.openxmlformats.org/drawingml/2006/picture">
+            <wp:extent cx="5486400" cy="2641600"/>
+            <wp:docPr id="4" name="Picture 4" descr="Supported answers in one collection"/>
+            <wp:cNvGraphicFramePr>
+              <a:graphicFrameLocks noChangeAspect="1"/>
+            </wp:cNvGraphicFramePr>
+            <a:graphic>
+              <a:graphicData uri="http://schemas.openxmlformats.org/drawingml/2006/picture">
+                <pic:pic>
+                  <pic:nvPicPr>
+                    <pic:cNvPr id="0" name="academy-detail-ai-7-31.png"/>
+                    <pic:cNvPicPr/>
+                  </pic:nvPicPr>
+                  <pic:blipFill>
+                    <a:blip r:embed="rId12"/>
+                    <a:stretch>
+                      <a:fillRect/>
+                    </a:stretch>
+                  </pic:blipFill>
+                  <pic:spPr>
+                    <a:xfrm>
+                      <a:off x="0" y="0"/>
+                      <a:ext cx="5486400" cy="2641600"/>
+                    </a:xfrm>
+                    <a:prstGeom prst="rect"/>
+                  </pic:spPr>
+                </pic:pic>
+              </a:graphicData>
+            </a:graphic>
+          </wp:inline>
+        </w:drawing>
+      </w:r>
+    </w:p>
+    <w:p>
+      <w:r>
+        <w:drawing>
+          <wp:inline xmlns:a="http://schemas.openxmlformats.org/drawingml/2006/main" xmlns:pic="http://schemas.openxmlformats.org/drawingml/2006/picture">
+            <wp:extent cx="5486400" cy="5185229"/>
+            <wp:docPr id="5" name="Picture 5" descr="Writing results and limitations. Report the observation: A is 75%; B is about 83.3%, a one-case improvement.. Link to the method: Name the collection, rubric and twelve-case denominator.. State limits: Do not infer that children learn more from this answer-support measure."/>
+            <wp:cNvGraphicFramePr>
+              <a:graphicFrameLocks noChangeAspect="1"/>
+            </wp:cNvGraphicFramePr>
+            <a:graphic>
+              <a:graphicData uri="http://schemas.openxmlformats.org/drawingml/2006/picture">
+                <pic:pic>
+                  <pic:nvPicPr>
+                    <pic:cNvPr id="0" name="academy-visual-ai-7-31.png"/>
+                    <pic:cNvPicPr/>
+                  </pic:nvPicPr>
+                  <pic:blipFill>
+                    <a:blip r:embed="rId13"/>
+                    <a:stretch>
+                      <a:fillRect/>
+                    </a:stretch>
+                  </pic:blipFill>
+                  <pic:spPr>
+                    <a:xfrm>
+                      <a:off x="0" y="0"/>
+                      <a:ext cx="5486400" cy="5185229"/>
+                    </a:xfrm>
+                    <a:prstGeom prst="rect"/>
+                  </pic:spPr>
+                </pic:pic>
+              </a:graphicData>
+            </a:graphic>
+          </wp:inline>
+        </w:drawing>
+      </w:r>
+    </w:p>
+    <w:p>
+      <w:pPr>
+        <w:pStyle w:val="Heading3"/>
+      </w:pPr>
+      <w:r>
+        <w:t>Why this result follows</w:t>
+      </w:r>
+    </w:p>
+    <w:p>
+      <w:pPr>
+        <w:pStyle w:val="Heading3"/>
+      </w:pPr>
+      <w:r>
+        <w:t>What this example does not establish</w:t>
+      </w:r>
+    </w:p>
+    <w:p>
+      <w:pPr>
+        <w:pStyle w:val="Heading1"/>
+      </w:pPr>
+      <w:r>
+        <w:t>07. Find the first unsupported inference and repair it</w:t>
+      </w:r>
+    </w:p>
+    <w:p>
+      <w:r>
+        <w:t>Use the supplied conditions rather than inventing missing evidence.</w:t>
+      </w:r>
+    </w:p>
+    <w:p>
+      <w:pPr>
+        <w:pStyle w:val="Heading2"/>
+      </w:pPr>
+      <w:r>
+        <w:t>Original qualification and repair setup</w:t>
+      </w:r>
+    </w:p>
+    <w:p>
+      <w:pPr>
+        <w:spacing w:line="336" w:lineRule="auto" w:after="180"/>
+      </w:pPr>
+      <w:r>
+        <w:rPr>
+          <w:b w:val="0"/>
+        </w:rPr>
+        <w:t>A limitation should directly bound the corresponding claim rather than contradict an oversized headline.</w:t>
+      </w:r>
+    </w:p>
+    <w:p>
+      <w:pPr>
+        <w:spacing w:line="336" w:lineRule="auto" w:after="180"/>
+      </w:pPr>
+      <w:r>
+        <w:rPr>
+          <w:b w:val="0"/>
+        </w:rPr>
+        <w:t>A useful check asks what would make the reasoning fail. Distinguish a failure to execute the declared procedure from a weakness in the procedure itself.</w:t>
+      </w:r>
+    </w:p>
+    <w:p>
+      <w:pPr>
+        <w:spacing w:line="336" w:lineRule="auto" w:after="180"/>
+      </w:pPr>
+      <w:r>
+        <w:rPr>
+          <w:b w:val="0"/>
+        </w:rPr>
+        <w:t xml:space="preserve">The first may require a correction; the second requires an explicitly revised method and new </w:t>
       </w:r>
       <w:r>
         <w:rPr>
@@ -1287,7 +2135,235 @@
         <w:rPr>
           <w:b w:val="0"/>
         </w:rPr>
-        <w:t xml:space="preserve"> would require another study.</w:t>
+        <w:t>. Preserve unsuccessful cases so an improved result cannot hide the original problem.</w:t>
+      </w:r>
+    </w:p>
+    <w:p>
+      <w:pPr>
+        <w:pStyle w:val="Heading2"/>
+      </w:pPr>
+      <w:r>
+        <w:t>Complete boundary and misconception probes</w:t>
+      </w:r>
+    </w:p>
+    <w:tbl>
+      <w:tblPr>
+        <w:tblStyle w:val="LightShading-Accent1"/>
+        <w:tblW w:type="auto" w:w="0"/>
+        <w:tblLook w:firstColumn="1" w:firstRow="1" w:lastColumn="0" w:lastRow="0" w:noHBand="0" w:noVBand="1" w:val="04A0"/>
+      </w:tblPr>
+      <w:tblGrid>
+        <w:gridCol w:w="5112"/>
+        <w:gridCol w:w="5112"/>
+      </w:tblGrid>
+      <w:tr>
+        <w:trPr>
+          <w:tblHeader/>
+        </w:trPr>
+        <w:tc>
+          <w:tcPr>
+            <w:tcW w:type="dxa" w:w="5112"/>
+          </w:tcPr>
+          <w:p>
+            <w:r>
+              <w:t>Results/limits audit</w:t>
+            </w:r>
+          </w:p>
+        </w:tc>
+        <w:tc>
+          <w:tcPr>
+            <w:tcW w:type="dxa" w:w="5112"/>
+          </w:tcPr>
+          <w:p>
+            <w:r>
+              <w:t>Checked interpretation</w:t>
+            </w:r>
+          </w:p>
+        </w:tc>
+      </w:tr>
+      <w:tr>
+        <w:tc>
+          <w:tcPr>
+            <w:tcW w:type="dxa" w:w="5112"/>
+          </w:tcPr>
+          <w:p>
+            <w:r>
+              <w:t>One more observed pass</w:t>
+            </w:r>
+          </w:p>
+        </w:tc>
+        <w:tc>
+          <w:tcPr>
+            <w:tcW w:type="dxa" w:w="5112"/>
+          </w:tcPr>
+          <w:p>
+            <w:r>
+              <w:t>Report magnitude and denominator</w:t>
+            </w:r>
+          </w:p>
+        </w:tc>
+      </w:tr>
+      <w:tr>
+        <w:tc>
+          <w:tcPr>
+            <w:tcW w:type="dxa" w:w="5112"/>
+          </w:tcPr>
+          <w:p>
+            <w:r>
+              <w:t>All B failures involve conflict</w:t>
+            </w:r>
+          </w:p>
+        </w:tc>
+        <w:tc>
+          <w:tcPr>
+            <w:tcW w:type="dxa" w:w="5112"/>
+          </w:tcPr>
+          <w:p>
+            <w:r>
+              <w:t>Failure category known; total conflict slice unknown</w:t>
+            </w:r>
+          </w:p>
+        </w:tc>
+      </w:tr>
+      <w:tr>
+        <w:tc>
+          <w:tcPr>
+            <w:tcW w:type="dxa" w:w="5112"/>
+          </w:tcPr>
+          <w:p>
+            <w:r>
+              <w:t>No user study</w:t>
+            </w:r>
+          </w:p>
+        </w:tc>
+        <w:tc>
+          <w:tcPr>
+            <w:tcW w:type="dxa" w:w="5112"/>
+          </w:tcPr>
+          <w:p>
+            <w:r>
+              <w:t>Do not claim measured classroom usefulness</w:t>
+            </w:r>
+          </w:p>
+        </w:tc>
+      </w:tr>
+      <w:tr>
+        <w:tc>
+          <w:tcPr>
+            <w:tcW w:type="dxa" w:w="5112"/>
+          </w:tcPr>
+          <w:p>
+            <w:r>
+              <w:t>More supported answers</w:t>
+            </w:r>
+          </w:p>
+        </w:tc>
+        <w:tc>
+          <w:tcPr>
+            <w:tcW w:type="dxa" w:w="5112"/>
+          </w:tcPr>
+          <w:p>
+            <w:r>
+              <w:t>Not measured learning or general intelligence</w:t>
+            </w:r>
+          </w:p>
+        </w:tc>
+      </w:tr>
+      <w:tr>
+        <w:tc>
+          <w:tcPr>
+            <w:tcW w:type="dxa" w:w="5112"/>
+          </w:tcPr>
+          <w:p>
+            <w:r>
+              <w:t>Higher descriptive count</w:t>
+            </w:r>
+          </w:p>
+        </w:tc>
+        <w:tc>
+          <w:tcPr>
+            <w:tcW w:type="dxa" w:w="5112"/>
+          </w:tcPr>
+          <w:p>
+            <w:r>
+              <w:t>No automatic significance or causal inference</w:t>
+            </w:r>
+          </w:p>
+        </w:tc>
+      </w:tr>
+      <w:tr>
+        <w:tc>
+          <w:tcPr>
+            <w:tcW w:type="dxa" w:w="5112"/>
+          </w:tcPr>
+          <w:p>
+            <w:r>
+              <w:t>No timings measured</w:t>
+            </w:r>
+          </w:p>
+        </w:tc>
+        <w:tc>
+          <w:tcPr>
+            <w:tcW w:type="dxa" w:w="5112"/>
+          </w:tcPr>
+          <w:p>
+            <w:r>
+              <w:t>Do not claim speed improvement</w:t>
+            </w:r>
+          </w:p>
+        </w:tc>
+      </w:tr>
+      <w:tr>
+        <w:tc>
+          <w:tcPr>
+            <w:tcW w:type="dxa" w:w="5112"/>
+          </w:tcPr>
+          <w:p>
+            <w:r>
+              <w:t>Aggregate paired counts only</w:t>
+            </w:r>
+          </w:p>
+        </w:tc>
+        <w:tc>
+          <w:tcPr>
+            <w:tcW w:type="dxa" w:w="5112"/>
+          </w:tcPr>
+          <w:p>
+            <w:r>
+              <w:t>Do not invent exact case transitions</w:t>
+            </w:r>
+          </w:p>
+        </w:tc>
+      </w:tr>
+      <w:tr>
+        <w:tc>
+          <w:tcPr>
+            <w:tcW w:type="dxa" w:w="5112"/>
+          </w:tcPr>
+          <w:p>
+            <w:r>
+              <w:t>A limitation is acknowledged</w:t>
+            </w:r>
+          </w:p>
+        </w:tc>
+        <w:tc>
+          <w:tcPr>
+            <w:tcW w:type="dxa" w:w="5112"/>
+          </w:tcPr>
+          <w:p>
+            <w:r>
+              <w:t>Does not license keeping the unsupported broad claim</w:t>
+            </w:r>
+          </w:p>
+        </w:tc>
+      </w:tr>
+    </w:tbl>
+    <w:p>
+      <w:pPr>
+        <w:pStyle w:val="Heading2"/>
+      </w:pPr>
+      <w:r>
+        <w:t>Write and justify the repair</w:t>
       </w:r>
     </w:p>
     <w:p>
@@ -1295,31 +2371,40 @@
         <w:pStyle w:val="Heading3"/>
       </w:pPr>
       <w:r>
-        <w:t>Keep the stated limit</w:t>
-      </w:r>
-    </w:p>
-    <w:p>
-      <w:pPr>
-        <w:spacing w:line="336" w:lineRule="auto" w:after="180"/>
-        <w:shd w:fill="FFF5E6"/>
-      </w:pPr>
-      <w:r>
-        <w:rPr>
-          <w:b w:val="0"/>
-        </w:rPr>
-        <w:t xml:space="preserve">Read the labelled picture: Compute the supported-answer rates for 9/12 and 10/12. What actual outcome was measured, and why is a claim that every student becomes smarter outside this </w:t>
-      </w:r>
-      <w:r>
-        <w:rPr>
-          <w:b/>
-        </w:rPr>
-        <w:t>evidence</w:t>
-      </w:r>
-      <w:r>
-        <w:rPr>
-          <w:b w:val="0"/>
-        </w:rPr>
-        <w:t>?</w:t>
+        <w:t>Guided: restate the worked result, then name the assumption or limitation that prevents a broader conclusion.</w:t>
+      </w:r>
+    </w:p>
+    <w:p>
+      <w:r>
+        <w:t>________________________________________________________________</w:t>
+      </w:r>
+    </w:p>
+    <w:p>
+      <w:r>
+        <w:t>________________________________________________________________</w:t>
+      </w:r>
+    </w:p>
+    <w:p>
+      <w:r>
+        <w:t>________________________________________________________________</w:t>
+      </w:r>
+    </w:p>
+    <w:p>
+      <w:r>
+        <w:t>________________________________________________________________</w:t>
+      </w:r>
+    </w:p>
+    <w:p>
+      <w:r>
+        <w:t>________________________________________________________________</w:t>
+      </w:r>
+    </w:p>
+    <w:p>
+      <w:pPr>
+        <w:pStyle w:val="ListBullet"/>
+      </w:pPr>
+      <w:r>
+        <w:t>A report omits this qualification: A limitation should directly bound the corresponding claim rather than contradict an oversized headline. Explain how omitting it could change a reader's interpretation, and write an accurate replacement.</w:t>
       </w:r>
     </w:p>
     <w:p>
@@ -1327,19 +2412,53 @@
         <w:pStyle w:val="Heading3"/>
       </w:pPr>
       <w:r>
-        <w:t>Keep the stated limit</w:t>
-      </w:r>
-    </w:p>
-    <w:p>
-      <w:pPr>
-        <w:spacing w:line="336" w:lineRule="auto" w:after="180"/>
-        <w:shd w:fill="FFF5E6"/>
-      </w:pPr>
-      <w:r>
-        <w:rPr>
-          <w:b w:val="0"/>
-        </w:rPr>
-        <w:t>Change one thing: Write "B makes every student smarter". Predict the result before checking the explanation. What remains the same?</w:t>
+        <w:t>State one repair and the checks you would rerun.</w:t>
+      </w:r>
+    </w:p>
+    <w:p>
+      <w:r>
+        <w:t>________________________________________________________________</w:t>
+      </w:r>
+    </w:p>
+    <w:p>
+      <w:r>
+        <w:t>________________________________________________________________</w:t>
+      </w:r>
+    </w:p>
+    <w:p>
+      <w:r>
+        <w:t>________________________________________________________________</w:t>
+      </w:r>
+    </w:p>
+    <w:p>
+      <w:r>
+        <w:t>________________________________________________________________</w:t>
+      </w:r>
+    </w:p>
+    <w:p>
+      <w:r>
+        <w:t>________________________________________________________________</w:t>
+      </w:r>
+    </w:p>
+    <w:p>
+      <w:r>
+        <w:t>________________________________________________________________</w:t>
+      </w:r>
+    </w:p>
+    <w:p>
+      <w:pPr>
+        <w:pStyle w:val="Heading2"/>
+      </w:pPr>
+      <w:r>
+        <w:t>Earlier wording, alternatives and picture transcripts · reference / check after trying</w:t>
+      </w:r>
+    </w:p>
+    <w:p>
+      <w:pPr>
+        <w:pStyle w:val="Heading3"/>
+      </w:pPr>
+      <w:r>
+        <w:t>Locate the earliest unsupported step</w:t>
       </w:r>
     </w:p>
     <w:p>
@@ -1347,23 +2466,28 @@
         <w:pStyle w:val="Heading1"/>
       </w:pPr>
       <w:r>
-        <w:t>07. Find and repair a mistake</w:t>
-      </w:r>
-    </w:p>
-    <w:p>
-      <w:r>
-        <w:t>Find the unsupported step in the Writing results and limitations claim and explain a repair using the supplied evidence.</w:t>
-      </w:r>
-    </w:p>
-    <w:p>
-      <w:pPr>
-        <w:spacing w:line="336" w:lineRule="auto" w:after="180"/>
-      </w:pPr>
-      <w:r>
-        <w:rPr>
-          <w:b w:val="0"/>
-        </w:rPr>
-        <w:t>A limitation should directly bound the corresponding claim rather than contradict an oversized headline.</w:t>
+        <w:t>08. Practise the mechanism with progressively less help</w:t>
+      </w:r>
+    </w:p>
+    <w:p>
+      <w:r>
+        <w:t>Keep the selected independent case for a first attempt.</w:t>
+      </w:r>
+    </w:p>
+    <w:p>
+      <w:pPr>
+        <w:pStyle w:val="Heading2"/>
+      </w:pPr>
+      <w:r>
+        <w:t>Shared explanation</w:t>
+      </w:r>
+    </w:p>
+    <w:p>
+      <w:pPr>
+        <w:pStyle w:val="ListBullet"/>
+      </w:pPr>
+      <w:r>
+        <w:t>Explain the weekly mechanism in your own words. Use the worked scenario to name its input, decision rule and output.</w:t>
       </w:r>
     </w:p>
     <w:p>
@@ -1371,43 +2495,32 @@
         <w:pStyle w:val="Heading3"/>
       </w:pPr>
       <w:r>
-        <w:t>Check the claim against the facts</w:t>
-      </w:r>
-    </w:p>
-    <w:p>
-      <w:pPr>
-        <w:spacing w:line="336" w:lineRule="auto" w:after="180"/>
-        <w:shd w:fill="FFF5E6"/>
-      </w:pPr>
-      <w:r>
-        <w:rPr>
-          <w:b w:val="0"/>
-        </w:rPr>
-        <w:t>A useful check asks what would make the reasoning fail. Distinguish a failure to execute the declared procedure from a weakness in the procedure itself.</w:t>
-      </w:r>
-    </w:p>
-    <w:p>
-      <w:pPr>
-        <w:spacing w:line="336" w:lineRule="auto" w:after="180"/>
-        <w:shd w:fill="FFF5E6"/>
-      </w:pPr>
-      <w:r>
-        <w:rPr>
-          <w:b w:val="0"/>
-        </w:rPr>
-        <w:t xml:space="preserve">The first may require a correction; the second requires an explicitly revised method and new </w:t>
-      </w:r>
-      <w:r>
-        <w:rPr>
-          <w:b/>
-        </w:rPr>
-        <w:t>evidence</w:t>
-      </w:r>
-      <w:r>
-        <w:rPr>
-          <w:b w:val="0"/>
-        </w:rPr>
-        <w:t>. Preserve unsuccessful cases so an improved result cannot hide the original problem.</w:t>
+        <w:t>Guided: restate the worked result, then name the assumption or limitation that prevents a broader conclusion.</w:t>
+      </w:r>
+    </w:p>
+    <w:p>
+      <w:r>
+        <w:t>________________________________________________________________</w:t>
+      </w:r>
+    </w:p>
+    <w:p>
+      <w:r>
+        <w:t>________________________________________________________________</w:t>
+      </w:r>
+    </w:p>
+    <w:p>
+      <w:r>
+        <w:t>________________________________________________________________</w:t>
+      </w:r>
+    </w:p>
+    <w:p>
+      <w:r>
+        <w:t>________________________________________________________________</w:t>
+      </w:r>
+    </w:p>
+    <w:p>
+      <w:r>
+        <w:t>________________________________________________________________</w:t>
       </w:r>
     </w:p>
     <w:p>
@@ -1415,7 +2528,7 @@
         <w:pStyle w:val="Heading3"/>
       </w:pPr>
       <w:r>
-        <w:t>Guided: restate the worked result, then name the assumption or limitation that prevents a broader conclusion.</w:t>
+        <w:t>Explain your prediction to a partner before comparing results.</w:t>
       </w:r>
     </w:p>
     <w:p>
@@ -1439,217 +2552,11 @@
       </w:r>
     </w:p>
     <w:p>
-      <w:r>
-        <w:t>________________________________________________________________</w:t>
-      </w:r>
-    </w:p>
-    <w:p>
-      <w:pPr>
-        <w:pStyle w:val="Heading3"/>
-      </w:pPr>
-      <w:r>
-        <w:t>Locate the earliest unsupported step</w:t>
-      </w:r>
-    </w:p>
-    <w:p>
-      <w:pPr>
-        <w:spacing w:line="336" w:lineRule="auto" w:after="180"/>
-      </w:pPr>
-      <w:r>
-        <w:rPr>
-          <w:b w:val="0"/>
-        </w:rPr>
-        <w:t>A report omits this qualification: A limitation should directly bound the corresponding claim rather than contradict an oversized headline.</w:t>
-      </w:r>
-    </w:p>
-    <w:p>
-      <w:pPr>
-        <w:spacing w:line="336" w:lineRule="auto" w:after="180"/>
-      </w:pPr>
-      <w:r>
-        <w:rPr>
-          <w:b w:val="0"/>
-        </w:rPr>
-        <w:t xml:space="preserve">Explain how omitting it could change a reader's </w:t>
-      </w:r>
-      <w:r>
-        <w:rPr>
-          <w:b/>
-        </w:rPr>
-        <w:t>interpretation</w:t>
-      </w:r>
-      <w:r>
-        <w:rPr>
-          <w:b w:val="0"/>
-        </w:rPr>
-        <w:t>, and write an accurate replacement.</w:t>
-      </w:r>
-    </w:p>
-    <w:p>
-      <w:pPr>
-        <w:pStyle w:val="Heading3"/>
-      </w:pPr>
-      <w:r>
-        <w:t>State one repair and the checks you would rerun.</w:t>
-      </w:r>
-    </w:p>
-    <w:p>
-      <w:r>
-        <w:t>________________________________________________________________</w:t>
-      </w:r>
-    </w:p>
-    <w:p>
-      <w:r>
-        <w:t>________________________________________________________________</w:t>
-      </w:r>
-    </w:p>
-    <w:p>
-      <w:r>
-        <w:t>________________________________________________________________</w:t>
-      </w:r>
-    </w:p>
-    <w:p>
-      <w:r>
-        <w:t>________________________________________________________________</w:t>
-      </w:r>
-    </w:p>
-    <w:p>
-      <w:r>
-        <w:t>________________________________________________________________</w:t>
-      </w:r>
-    </w:p>
-    <w:p>
-      <w:r>
-        <w:t>________________________________________________________________</w:t>
-      </w:r>
-    </w:p>
-    <w:p>
-      <w:pPr>
-        <w:pStyle w:val="Heading1"/>
-      </w:pPr>
-      <w:r>
-        <w:t>08. Practise together</w:t>
-      </w:r>
-    </w:p>
-    <w:p>
-      <w:r>
-        <w:t>Practise Writing results and limitations with support, then explain the deciding step in your own words.</w:t>
-      </w:r>
-    </w:p>
-    <w:p>
-      <w:pPr>
-        <w:spacing w:line="336" w:lineRule="auto" w:after="180"/>
-      </w:pPr>
-      <w:r>
-        <w:rPr>
-          <w:b w:val="0"/>
-        </w:rPr>
-        <w:t xml:space="preserve">Explain the weekly </w:t>
-      </w:r>
-      <w:r>
-        <w:rPr>
-          <w:b/>
-        </w:rPr>
-        <w:t>mechanism</w:t>
-      </w:r>
-      <w:r>
-        <w:rPr>
-          <w:b w:val="0"/>
-        </w:rPr>
-        <w:t xml:space="preserve"> in your own words. Use the worked scenario to name its </w:t>
-      </w:r>
-      <w:r>
-        <w:rPr>
-          <w:b/>
-        </w:rPr>
-        <w:t>input</w:t>
-      </w:r>
-      <w:r>
-        <w:rPr>
-          <w:b w:val="0"/>
-        </w:rPr>
-        <w:t xml:space="preserve">, decision rule and </w:t>
-      </w:r>
-      <w:r>
-        <w:rPr>
-          <w:b/>
-        </w:rPr>
-        <w:t>output</w:t>
-      </w:r>
-      <w:r>
-        <w:rPr>
-          <w:b w:val="0"/>
-        </w:rPr>
-        <w:t>.</w:t>
-      </w:r>
-    </w:p>
-    <w:p>
-      <w:pPr>
-        <w:pStyle w:val="Heading3"/>
-      </w:pPr>
-      <w:r>
-        <w:t>Guided: restate the worked result, then name the assumption or limitation that prevents a broader conclusion.</w:t>
-      </w:r>
-    </w:p>
-    <w:p>
-      <w:r>
-        <w:t>________________________________________________________________</w:t>
-      </w:r>
-    </w:p>
-    <w:p>
-      <w:r>
-        <w:t>________________________________________________________________</w:t>
-      </w:r>
-    </w:p>
-    <w:p>
-      <w:r>
-        <w:t>________________________________________________________________</w:t>
-      </w:r>
-    </w:p>
-    <w:p>
-      <w:r>
-        <w:t>________________________________________________________________</w:t>
-      </w:r>
-    </w:p>
-    <w:p>
-      <w:r>
-        <w:t>________________________________________________________________</w:t>
-      </w:r>
-    </w:p>
-    <w:p>
-      <w:pPr>
-        <w:pStyle w:val="Heading3"/>
-      </w:pPr>
-      <w:r>
-        <w:t>Explain your prediction to a partner before comparing results.</w:t>
-      </w:r>
-    </w:p>
-    <w:p>
-      <w:r>
-        <w:t>________________________________________________________________</w:t>
-      </w:r>
-    </w:p>
-    <w:p>
-      <w:r>
-        <w:t>________________________________________________________________</w:t>
-      </w:r>
-    </w:p>
-    <w:p>
-      <w:r>
-        <w:t>________________________________________________________________</w:t>
-      </w:r>
-    </w:p>
-    <w:p>
-      <w:r>
-        <w:t>________________________________________________________________</w:t>
-      </w:r>
-    </w:p>
-    <w:p>
-      <w:pPr>
-        <w:pStyle w:val="Heading3"/>
-      </w:pPr>
-      <w:r>
-        <w:t>Practise with less help: Trace the worked case</w:t>
+      <w:pPr>
+        <w:pStyle w:val="Heading2"/>
+      </w:pPr>
+      <w:r>
+        <w:t>Supported workbook trace</w:t>
       </w:r>
     </w:p>
     <w:p>
@@ -1767,82 +2674,49 @@
     </w:p>
     <w:p>
       <w:pPr>
+        <w:pStyle w:val="Heading2"/>
+      </w:pPr>
+      <w:r>
+        <w:t>Individual scope check</w:t>
+      </w:r>
+    </w:p>
+    <w:p>
+      <w:pPr>
+        <w:pStyle w:val="ListBullet"/>
+      </w:pPr>
+      <w:r>
+        <w:t>Use the worked case for Writing results and limitations. Proposed explanation: “The worked result establishes every future case”. Decide whether this explanation is supported. Point to the step or supplied fact that decides; explain your repair if needed.</w:t>
+      </w:r>
+    </w:p>
+    <w:p>
+      <w:pPr>
+        <w:pStyle w:val="ListBullet"/>
+      </w:pPr>
+      <w:r>
+        <w:t>Answer on your own before discussion. If you are unsure, say which step you need help with.</w:t>
+      </w:r>
+    </w:p>
+    <w:p>
+      <w:pPr>
+        <w:pStyle w:val="Heading2"/>
+      </w:pPr>
+      <w:r>
+        <w:t>Picture response</w:t>
+      </w:r>
+    </w:p>
+    <w:p>
+      <w:pPr>
+        <w:pStyle w:val="ListBullet"/>
+      </w:pPr>
+      <w:r>
+        <w:t>Compute the supported-answer rates for 9/12 and 10/12. What actual outcome was measured, and why is a claim that every student becomes smarter outside this evidence?</w:t>
+      </w:r>
+    </w:p>
+    <w:p>
+      <w:pPr>
         <w:pStyle w:val="Heading3"/>
       </w:pPr>
       <w:r>
-        <w:t>Check your reasoning</w:t>
-      </w:r>
-    </w:p>
-    <w:p>
-      <w:pPr>
-        <w:spacing w:line="336" w:lineRule="auto" w:after="180"/>
-      </w:pPr>
-      <w:r>
-        <w:rPr>
-          <w:b w:val="0"/>
-        </w:rPr>
-        <w:t>Use the worked case for Writing results and limitations. Proposed explanation: “The worked result establishes every future case”. Decide whether this explanation is supported.</w:t>
-      </w:r>
-    </w:p>
-    <w:p>
-      <w:pPr>
-        <w:spacing w:line="336" w:lineRule="auto" w:after="180"/>
-      </w:pPr>
-      <w:r>
-        <w:rPr>
-          <w:b w:val="0"/>
-        </w:rPr>
-        <w:t>Point to the step or supplied fact that decides; explain your repair if needed.</w:t>
-      </w:r>
-    </w:p>
-    <w:p>
-      <w:pPr>
-        <w:spacing w:line="336" w:lineRule="auto" w:after="180"/>
-      </w:pPr>
-      <w:r>
-        <w:rPr>
-          <w:b w:val="0"/>
-        </w:rPr>
-        <w:t>Answer on your own before discussion. If you are unsure, say which step you need help with.</w:t>
-      </w:r>
-    </w:p>
-    <w:p>
-      <w:pPr>
-        <w:pStyle w:val="Heading3"/>
-      </w:pPr>
-      <w:r>
-        <w:t>Explain the picture</w:t>
-      </w:r>
-    </w:p>
-    <w:p>
-      <w:pPr>
-        <w:spacing w:line="336" w:lineRule="auto" w:after="180"/>
-        <w:shd w:fill="F5F1FB"/>
-      </w:pPr>
-      <w:r>
-        <w:rPr>
-          <w:b w:val="0"/>
-        </w:rPr>
-        <w:t xml:space="preserve">Compute the supported-answer rates for 9/12 and 10/12. What actual outcome was measured, and why is a claim that every student becomes smarter outside this </w:t>
-      </w:r>
-      <w:r>
-        <w:rPr>
-          <w:b/>
-        </w:rPr>
-        <w:t>evidence</w:t>
-      </w:r>
-      <w:r>
-        <w:rPr>
-          <w:b w:val="0"/>
-        </w:rPr>
-        <w:t>?</w:t>
-      </w:r>
-    </w:p>
-    <w:p>
-      <w:pPr>
-        <w:pStyle w:val="Heading3"/>
-      </w:pPr>
-      <w:r>
         <w:t>My explanation using a pictured step and the given facts</w:t>
       </w:r>
     </w:p>
@@ -1864,6 +2738,14 @@
     <w:p>
       <w:r>
         <w:t>________________________________________________________________</w:t>
+      </w:r>
+    </w:p>
+    <w:p>
+      <w:pPr>
+        <w:pStyle w:val="Heading2"/>
+      </w:pPr>
+      <w:r>
+        <w:t>Reserve the independent task</w:t>
       </w:r>
     </w:p>
     <w:p>
@@ -1879,23 +2761,55 @@
     </w:p>
     <w:p>
       <w:pPr>
+        <w:pStyle w:val="Heading2"/>
+      </w:pPr>
+      <w:r>
+        <w:t>Earlier wording, alternatives and picture transcripts · reference / check after trying</w:t>
+      </w:r>
+    </w:p>
+    <w:p>
+      <w:pPr>
+        <w:pStyle w:val="Heading3"/>
+      </w:pPr>
+      <w:r>
+        <w:t>Practise with less help: Trace the worked case</w:t>
+      </w:r>
+    </w:p>
+    <w:p>
+      <w:pPr>
+        <w:pStyle w:val="Heading3"/>
+      </w:pPr>
+      <w:r>
+        <w:t>Check your reasoning</w:t>
+      </w:r>
+    </w:p>
+    <w:p>
+      <w:pPr>
+        <w:pStyle w:val="Heading3"/>
+      </w:pPr>
+      <w:r>
+        <w:t>Explain the picture</w:t>
+      </w:r>
+    </w:p>
+    <w:p>
+      <w:pPr>
         <w:pStyle w:val="Heading1"/>
       </w:pPr>
       <w:r>
-        <w:t>09. Run the investigation</w:t>
-      </w:r>
-    </w:p>
-    <w:p>
-      <w:r>
-        <w:t>Investigate Writing results and limitations. Record the prediction, actual observation or labelled paper trace, explanation and next test separately.</w:t>
-      </w:r>
-    </w:p>
-    <w:p>
-      <w:pPr>
-        <w:pStyle w:val="Heading3"/>
-      </w:pPr>
-      <w:r>
-        <w:t>Predict, investigate and preserve the evidence</w:t>
+        <w:t>09. Investigate, record the evidence and check the limits</w:t>
+      </w:r>
+    </w:p>
+    <w:p>
+      <w:r>
+        <w:t>Distinguish a prediction, a paper trace and an actual local execution.</w:t>
+      </w:r>
+    </w:p>
+    <w:p>
+      <w:pPr>
+        <w:pStyle w:val="Heading2"/>
+      </w:pPr>
+      <w:r>
+        <w:t>Current investigation</w:t>
       </w:r>
     </w:p>
     <w:p>
@@ -1906,7 +2820,31 @@
         <w:rPr>
           <w:b w:val="0"/>
         </w:rPr>
-        <w:t>B passes9/12, A8/12; three B failures all concern conflicting sources. No user study occurred. Show the intermediate steps and give the conclusion with its scope.</w:t>
+        <w:t>B passes 9/12, A 8/12; three B failures all concern conflicting sources. No user study occurred. Show the intermediate steps and give the conclusion with its scope.</w:t>
+      </w:r>
+    </w:p>
+    <w:p>
+      <w:pPr>
+        <w:pStyle w:val="Heading2"/>
+      </w:pPr>
+      <w:r>
+        <w:t>Complete investigation instructions</w:t>
+      </w:r>
+    </w:p>
+    <w:p>
+      <w:pPr>
+        <w:pStyle w:val="ListNumber"/>
+      </w:pPr>
+      <w:r>
+        <w:t>Write a two-part main report: first the eight/twelve versus nine/twelve rates and one-case descriptive gain; then the three conflict-related B failures and absence of a user study. Do not calculate a conflict-slice rate because its denominator is missing. Separately draft the picture’s nine/twelve versus ten/twelve support result and repair the unmeasured claim about every student. Keep all arithmetic as supplied-case description, not statistical significance. Record actual local writing/calculation or paper trace; no model, learner study or timing is run. Reserve the independent fifteen-case report for its first attempt.</w:t>
+      </w:r>
+    </w:p>
+    <w:p>
+      <w:pPr>
+        <w:pStyle w:val="Heading2"/>
+      </w:pPr>
+      <w:r>
+        <w:t>Evidence record and reflection</w:t>
       </w:r>
     </w:p>
     <w:tbl>
@@ -2058,14 +2996,6 @@
     </w:p>
     <w:p>
       <w:pPr>
-        <w:pStyle w:val="Heading3"/>
-      </w:pPr>
-      <w:r>
-        <w:t>Plan → try → check</w:t>
-      </w:r>
-    </w:p>
-    <w:p>
-      <w:pPr>
         <w:spacing w:line="336" w:lineRule="auto" w:after="180"/>
       </w:pPr>
       <w:r>
@@ -2077,23 +3007,47 @@
     </w:p>
     <w:p>
       <w:pPr>
+        <w:pStyle w:val="Heading2"/>
+      </w:pPr>
+      <w:r>
+        <w:t>Earlier wording, alternatives and picture transcripts · reference / check after trying</w:t>
+      </w:r>
+    </w:p>
+    <w:p>
+      <w:pPr>
+        <w:pStyle w:val="Heading3"/>
+      </w:pPr>
+      <w:r>
+        <w:t>Predict, investigate and preserve the evidence</w:t>
+      </w:r>
+    </w:p>
+    <w:p>
+      <w:pPr>
+        <w:pStyle w:val="Heading3"/>
+      </w:pPr>
+      <w:r>
+        <w:t>Plan → try → check</w:t>
+      </w:r>
+    </w:p>
+    <w:p>
+      <w:pPr>
         <w:pStyle w:val="Heading1"/>
       </w:pPr>
       <w:r>
-        <w:t>10. Build your understanding</w:t>
-      </w:r>
-    </w:p>
-    <w:p>
-      <w:r>
-        <w:t>Move from recall to tracing, diagnosis and transfer in Writing results and limitations. Explain why each step is justified.</w:t>
-      </w:r>
-    </w:p>
-    <w:p>
-      <w:pPr>
-        <w:pStyle w:val="Heading3"/>
-      </w:pPr>
-      <w:r>
-        <w:t>Explain → apply → challenge</w:t>
+        <w:t>14. Try the selected new case independently</w:t>
+      </w:r>
+    </w:p>
+    <w:p>
+      <w:r>
+        <w:t>Write the candidate/baseline rates and descriptive difference, then two specific limits including the missing timings.</w:t>
+      </w:r>
+    </w:p>
+    <w:p>
+      <w:pPr>
+        <w:pStyle w:val="Heading2"/>
+      </w:pPr>
+      <w:r>
+        <w:t>Complete independent task</w:t>
       </w:r>
     </w:p>
     <w:p>
@@ -2104,43 +3058,123 @@
         <w:rPr>
           <w:b w:val="0"/>
         </w:rPr>
-        <w:t xml:space="preserve">Explain the weekly </w:t>
-      </w:r>
-      <w:r>
-        <w:rPr>
-          <w:b/>
-        </w:rPr>
-        <w:t>mechanism</w:t>
-      </w:r>
+        <w:t>Candidate 10/15, baseline 9/15; no timings measured. Write result and two limits.</w:t>
+      </w:r>
+    </w:p>
+    <w:p>
+      <w:pPr>
+        <w:pStyle w:val="Heading2"/>
+      </w:pPr>
+      <w:r>
+        <w:t>First attempt and support record</w:t>
+      </w:r>
+    </w:p>
+    <w:p>
+      <w:pPr>
+        <w:pStyle w:val="Heading3"/>
+      </w:pPr>
+      <w:r>
+        <w:t>My independent explanation, trace and limits</w:t>
+      </w:r>
+    </w:p>
+    <w:p>
+      <w:r>
+        <w:t>________________________________________________________________</w:t>
+      </w:r>
+    </w:p>
+    <w:p>
+      <w:r>
+        <w:t>________________________________________________________________</w:t>
+      </w:r>
+    </w:p>
+    <w:p>
+      <w:r>
+        <w:t>________________________________________________________________</w:t>
+      </w:r>
+    </w:p>
+    <w:p>
+      <w:r>
+        <w:t>________________________________________________________________</w:t>
+      </w:r>
+    </w:p>
+    <w:p>
+      <w:r>
+        <w:t>________________________________________________________________</w:t>
+      </w:r>
+    </w:p>
+    <w:p>
+      <w:r>
+        <w:t>________________________________________________________________</w:t>
+      </w:r>
+    </w:p>
+    <w:p>
+      <w:r>
+        <w:t>________________________________________________________________</w:t>
+      </w:r>
+    </w:p>
+    <w:p>
+      <w:pPr>
+        <w:spacing w:line="336" w:lineRule="auto" w:after="180"/>
+      </w:pPr>
       <w:r>
         <w:rPr>
           <w:b w:val="0"/>
         </w:rPr>
-        <w:t xml:space="preserve"> in your own words. Use the worked scenario to name its </w:t>
-      </w:r>
-      <w:r>
-        <w:rPr>
-          <w:b/>
-        </w:rPr>
-        <w:t>input</w:t>
-      </w:r>
+        <w:t>Attempt this case before feedback. Record any help. Earlier examples below are further practice; a case already practised with feedback cannot establish fresh transfer.</w:t>
+      </w:r>
+    </w:p>
+    <w:p>
+      <w:pPr>
+        <w:pStyle w:val="Heading2"/>
+      </w:pPr>
+      <w:r>
+        <w:t>Feedback after trying</w:t>
+      </w:r>
+    </w:p>
+    <w:p>
+      <w:pPr>
+        <w:spacing w:line="336" w:lineRule="auto" w:after="180"/>
+      </w:pPr>
       <w:r>
         <w:rPr>
           <w:b w:val="0"/>
         </w:rPr>
-        <w:t xml:space="preserve">, decision rule and </w:t>
-      </w:r>
-      <w:r>
-        <w:rPr>
-          <w:b/>
-        </w:rPr>
-        <w:t>output</w:t>
-      </w:r>
+        <w:t>Attempt the independent case before hints. Record whether you worked alone, used a hint or followed a model. After feedback, fix the first unsupported step and explain why it changed.</w:t>
+      </w:r>
+    </w:p>
+    <w:p>
+      <w:pPr>
+        <w:spacing w:line="336" w:lineRule="auto" w:after="180"/>
+      </w:pPr>
       <w:r>
         <w:rPr>
           <w:b w:val="0"/>
         </w:rPr>
-        <w:t>.</w:t>
+        <w:t>A later check uses a changed case, not a copied answer.</w:t>
+      </w:r>
+    </w:p>
+    <w:p>
+      <w:pPr>
+        <w:pStyle w:val="Heading2"/>
+      </w:pPr>
+      <w:r>
+        <w:t>Earlier wording, alternatives and picture transcripts · reference / check after trying</w:t>
+      </w:r>
+    </w:p>
+    <w:p>
+      <w:pPr>
+        <w:pStyle w:val="Heading3"/>
+      </w:pPr>
+      <w:r>
+        <w:t>Independent case: Apply a new case independently</w:t>
+      </w:r>
+    </w:p>
+    <w:p>
+      <w:pPr>
+        <w:pStyle w:val="Heading3"/>
+      </w:pPr>
+      <w:r>
+        <w:t>Attempt this without hints</w:t>
       </w:r>
     </w:p>
     <w:p>
@@ -2151,7 +3185,55 @@
         <w:rPr>
           <w:b w:val="0"/>
         </w:rPr>
-        <w:t>A report omits this qualification: A limitation should directly bound the corresponding claim rather than contradict an oversized headline.</w:t>
+        <w:t>Candidate 10/15, baseline 9/15; no timings measured. Write result and two limits.</w:t>
+      </w:r>
+    </w:p>
+    <w:p>
+      <w:pPr>
+        <w:pStyle w:val="Heading3"/>
+      </w:pPr>
+      <w:r>
+        <w:t>My independent procedure, result and limitation</w:t>
+      </w:r>
+    </w:p>
+    <w:p>
+      <w:r>
+        <w:t>________________________________________________________________</w:t>
+      </w:r>
+    </w:p>
+    <w:p>
+      <w:r>
+        <w:t>________________________________________________________________</w:t>
+      </w:r>
+    </w:p>
+    <w:p>
+      <w:r>
+        <w:t>________________________________________________________________</w:t>
+      </w:r>
+    </w:p>
+    <w:p>
+      <w:r>
+        <w:t>________________________________________________________________</w:t>
+      </w:r>
+    </w:p>
+    <w:p>
+      <w:r>
+        <w:t>________________________________________________________________</w:t>
+      </w:r>
+    </w:p>
+    <w:p>
+      <w:r>
+        <w:t>________________________________________________________________</w:t>
+      </w:r>
+    </w:p>
+    <w:p>
+      <w:r>
+        <w:t>________________________________________________________________</w:t>
+      </w:r>
+    </w:p>
+    <w:p>
+      <w:r>
+        <w:t>________________________________________________________________</w:t>
       </w:r>
     </w:p>
     <w:p>
@@ -2162,41 +3244,7 @@
         <w:rPr>
           <w:b w:val="0"/>
         </w:rPr>
-        <w:t xml:space="preserve">Explain how omitting it could change a reader's </w:t>
-      </w:r>
-      <w:r>
-        <w:rPr>
-          <w:b/>
-        </w:rPr>
-        <w:t>interpretation</w:t>
-      </w:r>
-      <w:r>
-        <w:rPr>
-          <w:b w:val="0"/>
-        </w:rPr>
-        <w:t>, and write an accurate replacement.</w:t>
-      </w:r>
-    </w:p>
-    <w:p>
-      <w:pPr>
-        <w:spacing w:line="336" w:lineRule="auto" w:after="180"/>
-      </w:pPr>
-      <w:r>
-        <w:rPr>
-          <w:b w:val="0"/>
-        </w:rPr>
-        <w:t>For the worked scenario, propose one additional case that could reveal a failure, describe its expected outcome before running it, and explain what would need to remain fixed for a fair comparison.</w:t>
-      </w:r>
-    </w:p>
-    <w:p>
-      <w:pPr>
-        <w:spacing w:line="336" w:lineRule="auto" w:after="180"/>
-      </w:pPr>
-      <w:r>
-        <w:rPr>
-          <w:b w:val="0"/>
-        </w:rPr>
-        <w:t>Do not reuse W4 as a new final test after receiving feedback.</w:t>
+        <w:t>Record support used: none, hint or teacher explanation. After feedback, a different case is needed to demonstrate independence.</w:t>
       </w:r>
     </w:p>
     <w:p>
@@ -2204,32 +3252,7 @@
         <w:pStyle w:val="Heading3"/>
       </w:pPr>
       <w:r>
-        <w:t>Explain which evidence supports your conclusion and which claim remains unproved.</w:t>
-      </w:r>
-    </w:p>
-    <w:p>
-      <w:r>
-        <w:t>________________________________________________________________</w:t>
-      </w:r>
-    </w:p>
-    <w:p>
-      <w:r>
-        <w:t>________________________________________________________________</w:t>
-      </w:r>
-    </w:p>
-    <w:p>
-      <w:r>
-        <w:t>________________________________________________________________</w:t>
-      </w:r>
-    </w:p>
-    <w:p>
-      <w:r>
-        <w:t>________________________________________________________________</w:t>
-      </w:r>
-    </w:p>
-    <w:p>
-      <w:r>
-        <w:t>________________________________________________________________</w:t>
+        <w:t>Use feedback to improve</w:t>
       </w:r>
     </w:p>
     <w:p>
@@ -2237,12 +3260,20 @@
         <w:pStyle w:val="Heading1"/>
       </w:pPr>
       <w:r>
-        <w:t>11. Connect your project</w:t>
-      </w:r>
-    </w:p>
-    <w:p>
-      <w:r>
-        <w:t>Apply this week’s idea to Reproducible AI Research Study. Keep an annotated decision and the evidence supporting it.</w:t>
+        <w:t>11. Save the research artifact and unresolved conditions</w:t>
+      </w:r>
+    </w:p>
+    <w:p>
+      <w:r>
+        <w:t>Keep supplied evidence, proposed revisions and actual work distinct.</w:t>
+      </w:r>
+    </w:p>
+    <w:p>
+      <w:pPr>
+        <w:pStyle w:val="Heading2"/>
+      </w:pPr>
+      <w:r>
+        <w:t>Project task and artifact</w:t>
       </w:r>
     </w:p>
     <w:p>
@@ -2433,10 +3464,10 @@
     </w:tbl>
     <w:p>
       <w:pPr>
-        <w:pStyle w:val="Heading3"/>
-      </w:pPr>
-      <w:r>
-        <w:t>Evidence for your project</w:t>
+        <w:pStyle w:val="Heading2"/>
+      </w:pPr>
+      <w:r>
+        <w:t>Evidence and limitations</w:t>
       </w:r>
     </w:p>
     <w:p>
@@ -2452,15 +3483,88 @@
     </w:p>
     <w:p>
       <w:pPr>
+        <w:pStyle w:val="Heading2"/>
+      </w:pPr>
+      <w:r>
+        <w:t>Earlier wording, alternatives and picture transcripts · reference / check after trying</w:t>
+      </w:r>
+    </w:p>
+    <w:p>
+      <w:pPr>
+        <w:pStyle w:val="Heading3"/>
+      </w:pPr>
+      <w:r>
+        <w:t>Evidence for your project</w:t>
+      </w:r>
+    </w:p>
+    <w:p>
+      <w:pPr>
         <w:pStyle w:val="Heading1"/>
       </w:pPr>
       <w:r>
-        <w:t>12. Show what you know</w:t>
-      </w:r>
-    </w:p>
-    <w:p>
-      <w:r>
-        <w:t>Use a genuinely new case for independent evidence. Previously discussed examples remain practice; use the separately named independent case before feedback.</w:t>
+        <w:t>16. Retrieve the mechanism and state the evidence boundary</w:t>
+      </w:r>
+    </w:p>
+    <w:p>
+      <w:r>
+        <w:t>Explain what follows and what would require new evidence.</w:t>
+      </w:r>
+    </w:p>
+    <w:p>
+      <w:pPr>
+        <w:pStyle w:val="Heading2"/>
+      </w:pPr>
+      <w:r>
+        <w:t>Retrieve and explain</w:t>
+      </w:r>
+    </w:p>
+    <w:p>
+      <w:pPr>
+        <w:pStyle w:val="ListBullet"/>
+      </w:pPr>
+      <w:r>
+        <w:t>Close your notes. Explain this goal in your own words: Explain the mechanism and terminology of writing results and limitations</w:t>
+      </w:r>
+    </w:p>
+    <w:p>
+      <w:pPr>
+        <w:pStyle w:val="Heading3"/>
+      </w:pPr>
+      <w:r>
+        <w:t>My deciding step, evidence and one remaining question</w:t>
+      </w:r>
+    </w:p>
+    <w:p>
+      <w:r>
+        <w:t>________________________________________________________________</w:t>
+      </w:r>
+    </w:p>
+    <w:p>
+      <w:r>
+        <w:t>________________________________________________________________</w:t>
+      </w:r>
+    </w:p>
+    <w:p>
+      <w:r>
+        <w:t>________________________________________________________________</w:t>
+      </w:r>
+    </w:p>
+    <w:p>
+      <w:r>
+        <w:t>________________________________________________________________</w:t>
+      </w:r>
+    </w:p>
+    <w:p>
+      <w:r>
+        <w:t>________________________________________________________________</w:t>
+      </w:r>
+    </w:p>
+    <w:p>
+      <w:pPr>
+        <w:pStyle w:val="Heading2"/>
+      </w:pPr>
+      <w:r>
+        <w:t>Plan a changed-case return</w:t>
       </w:r>
     </w:p>
     <w:p>
@@ -2471,62 +3575,31 @@
         <w:rPr>
           <w:b w:val="0"/>
         </w:rPr>
-        <w:t>Complete the supported workbook tasks before attempting W4 independently. Record any hints or help used. After feedback, use the teacher's fresh retry rather than copying the earlier answer.</w:t>
-      </w:r>
-    </w:p>
-    <w:p>
-      <w:pPr>
-        <w:spacing w:line="336" w:lineRule="auto" w:after="180"/>
-      </w:pPr>
+        <w:t xml:space="preserve">If you are unsure, return to the worked picture and explain one arrow. If you are ready, change an </w:t>
+      </w:r>
+      <w:r>
+        <w:rPr>
+          <w:b/>
+        </w:rPr>
+        <w:t>input</w:t>
+      </w:r>
       <w:r>
         <w:rPr>
           <w:b w:val="0"/>
         </w:rPr>
-        <w:t>For a project, select a relevant new case, predict the outcome from the declared rule and preserve the result alongside any revision.</w:t>
-      </w:r>
-    </w:p>
-    <w:p>
-      <w:pPr>
-        <w:pStyle w:val="Heading3"/>
-      </w:pPr>
-      <w:r>
-        <w:t>Exit: propose one revealing change to the worked scenario. State the expected outcome and the evidence that would make you revise your explanation.</w:t>
-      </w:r>
-    </w:p>
-    <w:p>
-      <w:r>
-        <w:t>________________________________________________________________</w:t>
-      </w:r>
-    </w:p>
-    <w:p>
-      <w:r>
-        <w:t>________________________________________________________________</w:t>
-      </w:r>
-    </w:p>
-    <w:p>
-      <w:r>
-        <w:t>________________________________________________________________</w:t>
-      </w:r>
-    </w:p>
-    <w:p>
-      <w:r>
-        <w:t>________________________________________________________________</w:t>
-      </w:r>
-    </w:p>
-    <w:p>
-      <w:r>
-        <w:t>________________________________________________________________</w:t>
-      </w:r>
-    </w:p>
-    <w:p>
-      <w:pPr>
-        <w:spacing w:line="336" w:lineRule="auto" w:after="180"/>
-      </w:pPr>
+        <w:t xml:space="preserve"> or assumption and justify your </w:t>
+      </w:r>
+      <w:r>
+        <w:rPr>
+          <w:b/>
+        </w:rPr>
+        <w:t>prediction</w:t>
+      </w:r>
       <w:r>
         <w:rPr>
           <w:b w:val="0"/>
         </w:rPr>
-        <w:t>For the worked scenario, propose one additional case that could reveal a failure, describe its expected outcome before running it, and explain what would need to remain fixed for a fair comparison.</w:t>
+        <w:t>.</w:t>
       </w:r>
     </w:p>
     <w:p>
@@ -2537,14 +3610,336 @@
         <w:rPr>
           <w:b w:val="0"/>
         </w:rPr>
-        <w:t>Do not reuse W4 as a new final test after receiving feedback.</w:t>
-      </w:r>
-    </w:p>
+        <w:t xml:space="preserve">Save your workbook </w:t>
+      </w:r>
+      <w:r>
+        <w:rPr>
+          <w:b/>
+        </w:rPr>
+        <w:t>evidence</w:t>
+      </w:r>
+      <w:r>
+        <w:rPr>
+          <w:b w:val="0"/>
+        </w:rPr>
+        <w:t>. At the next review, try a different case before opening your old answer.</w:t>
+      </w:r>
+    </w:p>
+    <w:p>
+      <w:pPr>
+        <w:pStyle w:val="Heading1"/>
+      </w:pPr>
+      <w:r>
+        <w:t>Reference bank and extra practice</w:t>
+      </w:r>
+    </w:p>
+    <w:p>
+      <w:pPr>
+        <w:pStyle w:val="Heading1"/>
+      </w:pPr>
+      <w:r>
+        <w:t>05. Reference · Use research vocabulary precisely</w:t>
+      </w:r>
+    </w:p>
+    <w:p>
+      <w:r>
+        <w:t>Connect each term to the question, comparison, measurement or evidence.</w:t>
+      </w:r>
+    </w:p>
+    <w:p>
+      <w:pPr>
+        <w:pStyle w:val="Heading2"/>
+      </w:pPr>
+      <w:r>
+        <w:t>Vocabulary and your explanation</w:t>
+      </w:r>
+    </w:p>
+    <w:tbl>
+      <w:tblPr>
+        <w:tblStyle w:val="LightShading-Accent1"/>
+        <w:tblW w:type="auto" w:w="0"/>
+        <w:tblLook w:firstColumn="1" w:firstRow="1" w:lastColumn="0" w:lastRow="0" w:noHBand="0" w:noVBand="1" w:val="04A0"/>
+      </w:tblPr>
+      <w:tblGrid>
+        <w:gridCol w:w="5112"/>
+        <w:gridCol w:w="5112"/>
+      </w:tblGrid>
+      <w:tr>
+        <w:trPr>
+          <w:tblHeader/>
+        </w:trPr>
+        <w:tc>
+          <w:tcPr>
+            <w:tcW w:type="dxa" w:w="5112"/>
+          </w:tcPr>
+          <w:p>
+            <w:r>
+              <w:t>Word</w:t>
+            </w:r>
+          </w:p>
+        </w:tc>
+        <w:tc>
+          <w:tcPr>
+            <w:tcW w:type="dxa" w:w="5112"/>
+          </w:tcPr>
+          <w:p>
+            <w:r>
+              <w:t>Meaning</w:t>
+            </w:r>
+          </w:p>
+        </w:tc>
+      </w:tr>
+      <w:tr>
+        <w:tc>
+          <w:tcPr>
+            <w:tcW w:type="dxa" w:w="5112"/>
+          </w:tcPr>
+          <w:p>
+            <w:r>
+              <w:t>Descriptive estimate</w:t>
+            </w:r>
+          </w:p>
+        </w:tc>
+        <w:tc>
+          <w:tcPr>
+            <w:tcW w:type="dxa" w:w="5112"/>
+          </w:tcPr>
+          <w:p>
+            <w:r>
+              <w:t>A quantity calculated from observed data</w:t>
+            </w:r>
+          </w:p>
+        </w:tc>
+      </w:tr>
+      <w:tr>
+        <w:tc>
+          <w:tcPr>
+            <w:tcW w:type="dxa" w:w="5112"/>
+          </w:tcPr>
+          <w:p>
+            <w:r>
+              <w:t>Interpretation</w:t>
+            </w:r>
+          </w:p>
+        </w:tc>
+        <w:tc>
+          <w:tcPr>
+            <w:tcW w:type="dxa" w:w="5112"/>
+          </w:tcPr>
+          <w:p>
+            <w:r>
+              <w:t>A statement about what results establish</w:t>
+            </w:r>
+          </w:p>
+        </w:tc>
+      </w:tr>
+      <w:tr>
+        <w:tc>
+          <w:tcPr>
+            <w:tcW w:type="dxa" w:w="5112"/>
+          </w:tcPr>
+          <w:p>
+            <w:r>
+              <w:t>Limitation linkage</w:t>
+            </w:r>
+          </w:p>
+        </w:tc>
+        <w:tc>
+          <w:tcPr>
+            <w:tcW w:type="dxa" w:w="5112"/>
+          </w:tcPr>
+          <w:p>
+            <w:r>
+              <w:t>Connecting each restriction to the claim it limits</w:t>
+            </w:r>
+          </w:p>
+        </w:tc>
+      </w:tr>
+    </w:tbl>
     <w:p>
       <w:pPr>
         <w:pStyle w:val="Heading3"/>
       </w:pPr>
       <w:r>
+        <w:t>Use two terms to explain a step in this week’s example.</w:t>
+      </w:r>
+    </w:p>
+    <w:p>
+      <w:r>
+        <w:t>________________________________________________________________</w:t>
+      </w:r>
+    </w:p>
+    <w:p>
+      <w:r>
+        <w:t>________________________________________________________________</w:t>
+      </w:r>
+    </w:p>
+    <w:p>
+      <w:r>
+        <w:t>________________________________________________________________</w:t>
+      </w:r>
+    </w:p>
+    <w:p>
+      <w:pPr>
+        <w:pStyle w:val="Heading1"/>
+      </w:pPr>
+      <w:r>
+        <w:t>10. Extra challenge · Explain a stronger case</w:t>
+      </w:r>
+    </w:p>
+    <w:p>
+      <w:r>
+        <w:t>Choose the next challenge after the main route.</w:t>
+      </w:r>
+    </w:p>
+    <w:p>
+      <w:pPr>
+        <w:pStyle w:val="Heading2"/>
+      </w:pPr>
+      <w:r>
+        <w:t>Explain,repair and extend</w:t>
+      </w:r>
+    </w:p>
+    <w:p>
+      <w:pPr>
+        <w:pStyle w:val="Heading3"/>
+      </w:pPr>
+      <w:r>
+        <w:t>Explain → apply → challenge</w:t>
+      </w:r>
+    </w:p>
+    <w:p>
+      <w:pPr>
+        <w:pStyle w:val="ListBullet"/>
+      </w:pPr>
+      <w:r>
+        <w:t>Explain the weekly mechanism in your own words. Use the worked scenario to name its input, decision rule and output.</w:t>
+      </w:r>
+    </w:p>
+    <w:p>
+      <w:pPr>
+        <w:pStyle w:val="ListBullet"/>
+      </w:pPr>
+      <w:r>
+        <w:t>A report omits this qualification: A limitation should directly bound the corresponding claim rather than contradict an oversized headline. Explain how omitting it could change a reader's interpretation, and write an accurate replacement.</w:t>
+      </w:r>
+    </w:p>
+    <w:p>
+      <w:pPr>
+        <w:pStyle w:val="ListBullet"/>
+      </w:pPr>
+      <w:r>
+        <w:t>For the worked scenario, propose one additional case that could reveal a failure, describe its expected outcome before running it, and explain what would need to remain fixed for a fair comparison. Do not reuse W4 as a new final test after receiving feedback.</w:t>
+      </w:r>
+    </w:p>
+    <w:p>
+      <w:pPr>
+        <w:pStyle w:val="Heading3"/>
+      </w:pPr>
+      <w:r>
+        <w:t>Explain which evidence supports your conclusion and which claim remains unproved.</w:t>
+      </w:r>
+    </w:p>
+    <w:p>
+      <w:r>
+        <w:t>________________________________________________________________</w:t>
+      </w:r>
+    </w:p>
+    <w:p>
+      <w:r>
+        <w:t>________________________________________________________________</w:t>
+      </w:r>
+    </w:p>
+    <w:p>
+      <w:r>
+        <w:t>________________________________________________________________</w:t>
+      </w:r>
+    </w:p>
+    <w:p>
+      <w:r>
+        <w:t>________________________________________________________________</w:t>
+      </w:r>
+    </w:p>
+    <w:p>
+      <w:r>
+        <w:t>________________________________________________________________</w:t>
+      </w:r>
+    </w:p>
+    <w:p>
+      <w:pPr>
+        <w:pStyle w:val="Heading1"/>
+      </w:pPr>
+      <w:r>
+        <w:t>12. Reference · Check the research reasoning and its limits</w:t>
+      </w:r>
+    </w:p>
+    <w:p>
+      <w:r>
+        <w:t>Use after practice; reserve the selected independent case for its first attempt.</w:t>
+      </w:r>
+    </w:p>
+    <w:p>
+      <w:pPr>
+        <w:pStyle w:val="Heading2"/>
+      </w:pPr>
+      <w:r>
+        <w:t>Current explanation and response</w:t>
+      </w:r>
+    </w:p>
+    <w:p>
+      <w:pPr>
+        <w:pStyle w:val="ListBullet"/>
+      </w:pPr>
+      <w:r>
+        <w:t>Complete the supported workbook tasks before attempting W4 independently. Record any hints or help used. After feedback, use the teacher's fresh retry rather than copying the earlier answer. For a project, select a relevant new case, predict the outcome from the declared rule and preserve the result alongside any revision.</w:t>
+      </w:r>
+    </w:p>
+    <w:p>
+      <w:pPr>
+        <w:pStyle w:val="Heading3"/>
+      </w:pPr>
+      <w:r>
+        <w:t>Exit: propose one revealing change to the worked scenario. State the expected outcome and the evidence that would make you revise your explanation.</w:t>
+      </w:r>
+    </w:p>
+    <w:p>
+      <w:r>
+        <w:t>________________________________________________________________</w:t>
+      </w:r>
+    </w:p>
+    <w:p>
+      <w:r>
+        <w:t>________________________________________________________________</w:t>
+      </w:r>
+    </w:p>
+    <w:p>
+      <w:r>
+        <w:t>________________________________________________________________</w:t>
+      </w:r>
+    </w:p>
+    <w:p>
+      <w:r>
+        <w:t>________________________________________________________________</w:t>
+      </w:r>
+    </w:p>
+    <w:p>
+      <w:r>
+        <w:t>________________________________________________________________</w:t>
+      </w:r>
+    </w:p>
+    <w:p>
+      <w:pPr>
+        <w:pStyle w:val="ListBullet"/>
+      </w:pPr>
+      <w:r>
+        <w:t>For the worked scenario, propose one additional case that could reveal a failure, describe its expected outcome before running it, and explain what would need to remain fixed for a fair comparison. Do not reuse W4 as a new final test after receiving feedback.</w:t>
+      </w:r>
+    </w:p>
+    <w:p>
+      <w:pPr>
+        <w:pStyle w:val="Heading3"/>
+      </w:pPr>
+      <w:r>
         <w:t>My limited claim and a useful next check</w:t>
       </w:r>
     </w:p>
@@ -2573,12 +3968,20 @@
         <w:pStyle w:val="Heading1"/>
       </w:pPr>
       <w:r>
-        <w:t>13. Study a complete case</w:t>
-      </w:r>
-    </w:p>
-    <w:p>
-      <w:r>
-        <w:t>Revisit the complete Writing results and limitations case for supported practice. Repeated examples do not become fresh assessments.</w:t>
+        <w:t>13. Extra practice · Revisit the complete trace</w:t>
+      </w:r>
+    </w:p>
+    <w:p>
+      <w:r>
+        <w:t>Predict before reading the supplied steps.</w:t>
+      </w:r>
+    </w:p>
+    <w:p>
+      <w:pPr>
+        <w:pStyle w:val="Heading2"/>
+      </w:pPr>
+      <w:r>
+        <w:t>Complete trace and evidence</w:t>
       </w:r>
     </w:p>
     <w:p>
@@ -2650,7 +4053,7 @@
           </w:tcPr>
           <w:p>
             <w:r>
-              <w:t>B passes9/12, A8/12; three B failures all concern conflicting sources. No user study occurred.</w:t>
+              <w:t>B passes 9/12, A 8/12; three B failures all concern conflicting sources. No user study occurred.</w:t>
             </w:r>
           </w:p>
         </w:tc>
@@ -2670,7 +4073,7 @@
           </w:tcPr>
           <w:p>
             <w:r>
-              <w:t>75% versus66.667%, gain8.333 points on12 cases; conflict failures remain. No classroom usefulness or universal reliability claim is supported.</w:t>
+              <w:t>75% versus 66.667%, gain 8.333 points on 12 cases; conflict failures remain. No classroom usefulness or universal reliability claim is supported.</w:t>
             </w:r>
           </w:p>
         </w:tc>
@@ -2747,206 +4150,20 @@
         <w:pStyle w:val="Heading1"/>
       </w:pPr>
       <w:r>
-        <w:t>14. Try a new case independently</w:t>
-      </w:r>
-    </w:p>
-    <w:p>
-      <w:r>
-        <w:t>Attempt the reserved new case before feedback. Record support; the earlier examples below remain additional practice.</w:t>
-      </w:r>
-    </w:p>
-    <w:p>
-      <w:pPr>
-        <w:pStyle w:val="Heading3"/>
-      </w:pPr>
-      <w:r>
-        <w:t>Independent case: Apply a new case independently</w:t>
-      </w:r>
-    </w:p>
-    <w:p>
-      <w:pPr>
-        <w:spacing w:line="336" w:lineRule="auto" w:after="180"/>
-      </w:pPr>
-      <w:r>
-        <w:rPr>
-          <w:b w:val="0"/>
-        </w:rPr>
-        <w:t>Candidate10/15, baseline9/15; no timings measured. Write result and two limits.</w:t>
-      </w:r>
-    </w:p>
-    <w:p>
-      <w:pPr>
-        <w:pStyle w:val="Heading3"/>
-      </w:pPr>
-      <w:r>
-        <w:t>My independent explanation, trace and limits</w:t>
-      </w:r>
-    </w:p>
-    <w:p>
-      <w:r>
-        <w:t>________________________________________________________________</w:t>
-      </w:r>
-    </w:p>
-    <w:p>
-      <w:r>
-        <w:t>________________________________________________________________</w:t>
-      </w:r>
-    </w:p>
-    <w:p>
-      <w:r>
-        <w:t>________________________________________________________________</w:t>
-      </w:r>
-    </w:p>
-    <w:p>
-      <w:r>
-        <w:t>________________________________________________________________</w:t>
-      </w:r>
-    </w:p>
-    <w:p>
-      <w:r>
-        <w:t>________________________________________________________________</w:t>
-      </w:r>
-    </w:p>
-    <w:p>
-      <w:r>
-        <w:t>________________________________________________________________</w:t>
-      </w:r>
-    </w:p>
-    <w:p>
-      <w:r>
-        <w:t>________________________________________________________________</w:t>
-      </w:r>
-    </w:p>
-    <w:p>
-      <w:pPr>
-        <w:spacing w:line="336" w:lineRule="auto" w:after="180"/>
-      </w:pPr>
-      <w:r>
-        <w:rPr>
-          <w:b w:val="0"/>
-        </w:rPr>
-        <w:t>Attempt this case before feedback. Record any help. Earlier examples below are further practice; a case already practised with feedback cannot establish fresh transfer.</w:t>
-      </w:r>
-    </w:p>
-    <w:p>
-      <w:pPr>
-        <w:pStyle w:val="Heading3"/>
-      </w:pPr>
-      <w:r>
-        <w:t>Attempt this without hints</w:t>
-      </w:r>
-    </w:p>
-    <w:p>
-      <w:pPr>
-        <w:spacing w:line="336" w:lineRule="auto" w:after="180"/>
-      </w:pPr>
-      <w:r>
-        <w:rPr>
-          <w:b w:val="0"/>
-        </w:rPr>
-        <w:t>Candidate10/15, baseline9/15; no timings measured. Write result and two limits.</w:t>
-      </w:r>
-    </w:p>
-    <w:p>
-      <w:pPr>
-        <w:pStyle w:val="Heading3"/>
-      </w:pPr>
-      <w:r>
-        <w:t>My independent procedure, result and limitation</w:t>
-      </w:r>
-    </w:p>
-    <w:p>
-      <w:r>
-        <w:t>________________________________________________________________</w:t>
-      </w:r>
-    </w:p>
-    <w:p>
-      <w:r>
-        <w:t>________________________________________________________________</w:t>
-      </w:r>
-    </w:p>
-    <w:p>
-      <w:r>
-        <w:t>________________________________________________________________</w:t>
-      </w:r>
-    </w:p>
-    <w:p>
-      <w:r>
-        <w:t>________________________________________________________________</w:t>
-      </w:r>
-    </w:p>
-    <w:p>
-      <w:r>
-        <w:t>________________________________________________________________</w:t>
-      </w:r>
-    </w:p>
-    <w:p>
-      <w:r>
-        <w:t>________________________________________________________________</w:t>
-      </w:r>
-    </w:p>
-    <w:p>
-      <w:r>
-        <w:t>________________________________________________________________</w:t>
-      </w:r>
-    </w:p>
-    <w:p>
-      <w:r>
-        <w:t>________________________________________________________________</w:t>
-      </w:r>
-    </w:p>
-    <w:p>
-      <w:pPr>
-        <w:spacing w:line="336" w:lineRule="auto" w:after="180"/>
-      </w:pPr>
-      <w:r>
-        <w:rPr>
-          <w:b w:val="0"/>
-        </w:rPr>
-        <w:t>Record support used: none, hint or teacher explanation. After feedback, a different case is needed to demonstrate independence.</w:t>
-      </w:r>
-    </w:p>
-    <w:p>
-      <w:pPr>
-        <w:pStyle w:val="Heading3"/>
-      </w:pPr>
-      <w:r>
-        <w:t>Use feedback to improve</w:t>
-      </w:r>
-    </w:p>
-    <w:p>
-      <w:pPr>
-        <w:spacing w:line="336" w:lineRule="auto" w:after="180"/>
-      </w:pPr>
-      <w:r>
-        <w:rPr>
-          <w:b w:val="0"/>
-        </w:rPr>
-        <w:t>Attempt the independent case before hints. Record whether you worked alone, used a hint or followed a model. After feedback, fix the first unsupported step and explain why it changed.</w:t>
-      </w:r>
-    </w:p>
-    <w:p>
-      <w:pPr>
-        <w:spacing w:line="336" w:lineRule="auto" w:after="180"/>
-      </w:pPr>
-      <w:r>
-        <w:rPr>
-          <w:b w:val="0"/>
-        </w:rPr>
-        <w:t>A later check uses a changed case, not a copied answer.</w:t>
-      </w:r>
-    </w:p>
-    <w:p>
-      <w:pPr>
-        <w:pStyle w:val="Heading1"/>
-      </w:pPr>
-      <w:r>
-        <w:t>15. Your lesson route</w:t>
-      </w:r>
-    </w:p>
-    <w:p>
-      <w:r>
-        <w:t>Use this map to navigate Writing results and limitations, connect the goals to tasks and keep one evidence record for each attempt.</w:t>
+        <w:t>15. Reference · The earlier route checklist</w:t>
+      </w:r>
+    </w:p>
+    <w:p>
+      <w:r>
+        <w:t>Use one main route rather than repeating the lesson.</w:t>
+      </w:r>
+    </w:p>
+    <w:p>
+      <w:pPr>
+        <w:pStyle w:val="Heading2"/>
+      </w:pPr>
+      <w:r>
+        <w:t>Targets,route and first prediction</w:t>
       </w:r>
     </w:p>
     <w:p>
@@ -3125,12 +4342,117 @@
         <w:pStyle w:val="Heading1"/>
       </w:pPr>
       <w:r>
-        <w:t>16. Finish and return</w:t>
-      </w:r>
-    </w:p>
-    <w:p>
-      <w:r>
-        <w:t>Explain Writing results and limitations without notes, identify a remaining question and plan a later check with a changed case.</w:t>
+        <w:t>17. Extra practice · Predict,check and repair</w:t>
+      </w:r>
+    </w:p>
+    <w:p>
+      <w:r>
+        <w:t>Keep supported feedback separate from the independent case.</w:t>
+      </w:r>
+    </w:p>
+    <w:p>
+      <w:pPr>
+        <w:pStyle w:val="Heading2"/>
+      </w:pPr>
+      <w:r>
+        <w:t>First supported question and optional hint</w:t>
+      </w:r>
+    </w:p>
+    <w:p>
+      <w:pPr>
+        <w:pStyle w:val="ListBullet"/>
+      </w:pPr>
+      <w:r>
+        <w:t>Write results without enlarging them. A fictional study evaluates answer support on twelve fixed questions from one approved collection.</w:t>
+      </w:r>
+    </w:p>
+    <w:p>
+      <w:pPr>
+        <w:pStyle w:val="Heading3"/>
+      </w:pPr>
+      <w:r>
+        <w:t>Practice 1: explain the deciding evidence</w:t>
+      </w:r>
+    </w:p>
+    <w:p>
+      <w:pPr>
+        <w:pStyle w:val="ListBullet"/>
+      </w:pPr>
+      <w:r>
+        <w:t>Which labelled step matches this detail? Do not infer that children learn more from this answer-support measure.</w:t>
+      </w:r>
+    </w:p>
+    <w:p>
+      <w:pPr>
+        <w:pStyle w:val="ListBullet"/>
+      </w:pPr>
+      <w:r>
+        <w:t>1. Report the observation</w:t>
+      </w:r>
+    </w:p>
+    <w:p>
+      <w:pPr>
+        <w:pStyle w:val="ListBullet"/>
+      </w:pPr>
+      <w:r>
+        <w:t>2. Link to the method</w:t>
+      </w:r>
+    </w:p>
+    <w:p>
+      <w:pPr>
+        <w:pStyle w:val="ListBullet"/>
+      </w:pPr>
+      <w:r>
+        <w:t>3. State limits</w:t>
+      </w:r>
+    </w:p>
+    <w:p>
+      <w:pPr>
+        <w:pStyle w:val="Heading3"/>
+      </w:pPr>
+      <w:r>
+        <w:t>My selected conclusion, deciding fact and explanation</w:t>
+      </w:r>
+    </w:p>
+    <w:p>
+      <w:r>
+        <w:t>________________________________________________________________</w:t>
+      </w:r>
+    </w:p>
+    <w:p>
+      <w:r>
+        <w:t>________________________________________________________________</w:t>
+      </w:r>
+    </w:p>
+    <w:p>
+      <w:r>
+        <w:t>________________________________________________________________</w:t>
+      </w:r>
+    </w:p>
+    <w:p>
+      <w:r>
+        <w:t>________________________________________________________________</w:t>
+      </w:r>
+    </w:p>
+    <w:p>
+      <w:r>
+        <w:t>________________________________________________________________</w:t>
+      </w:r>
+    </w:p>
+    <w:p>
+      <w:pPr>
+        <w:pStyle w:val="ListBullet"/>
+      </w:pPr>
+      <w:r>
+        <w:t>Hint if needed: Read the steps in the pictorial case. Match the supplied detail to the stage that performs or records it.</w:t>
+      </w:r>
+    </w:p>
+    <w:p>
+      <w:pPr>
+        <w:pStyle w:val="Heading2"/>
+      </w:pPr>
+      <w:r>
+        <w:t>Check after the first attempt · reference / check after trying</w:t>
       </w:r>
     </w:p>
     <w:p>
@@ -3141,7 +4463,145 @@
         <w:rPr>
           <w:b w:val="0"/>
         </w:rPr>
-        <w:t xml:space="preserve">Close your notes. Explain this goal in your own words: Explain the </w:t>
+        <w:t>After your attempt, compare with the supported explanation: State limits Do not infer that children learn more from this answer-support measure.</w:t>
+      </w:r>
+    </w:p>
+    <w:p>
+      <w:pPr>
+        <w:spacing w:line="336" w:lineRule="auto" w:after="180"/>
+      </w:pPr>
+      <w:r>
+        <w:rPr>
+          <w:b w:val="0"/>
+        </w:rPr>
+        <w:t>Results describe what was measured; limitations prevent substitution of a different outcome or population. A small descriptive improvement needs its scope attached.</w:t>
+      </w:r>
+    </w:p>
+    <w:p>
+      <w:pPr>
+        <w:pStyle w:val="Heading2"/>
+      </w:pPr>
+      <w:r>
+        <w:t>Changed-case question and optional hint</w:t>
+      </w:r>
+    </w:p>
+    <w:p>
+      <w:pPr>
+        <w:pStyle w:val="Heading3"/>
+      </w:pPr>
+      <w:r>
+        <w:t>Practice 2: explain the deciding evidence</w:t>
+      </w:r>
+    </w:p>
+    <w:p>
+      <w:pPr>
+        <w:pStyle w:val="ListBullet"/>
+      </w:pPr>
+      <w:r>
+        <w:t>Changed-case practice: Write "B makes every student smarter". Which conclusion is supported by the supplied facts?</w:t>
+      </w:r>
+    </w:p>
+    <w:p>
+      <w:pPr>
+        <w:pStyle w:val="ListBullet"/>
+      </w:pPr>
+      <w:r>
+        <w:t>1. We can decide the result without examining the changed input or the procedure.</w:t>
+      </w:r>
+    </w:p>
+    <w:p>
+      <w:pPr>
+        <w:pStyle w:val="ListBullet"/>
+      </w:pPr>
+      <w:r>
+        <w:t>2. This one example guarantees correct results for every future input.</w:t>
+      </w:r>
+    </w:p>
+    <w:p>
+      <w:pPr>
+        <w:pStyle w:val="ListBullet"/>
+      </w:pPr>
+      <w:r>
+        <w:t>3. Remove that sentence as unsupported by the study.</w:t>
+      </w:r>
+    </w:p>
+    <w:p>
+      <w:pPr>
+        <w:pStyle w:val="Heading3"/>
+      </w:pPr>
+      <w:r>
+        <w:t>My selected conclusion, deciding fact and explanation</w:t>
+      </w:r>
+    </w:p>
+    <w:p>
+      <w:r>
+        <w:t>________________________________________________________________</w:t>
+      </w:r>
+    </w:p>
+    <w:p>
+      <w:r>
+        <w:t>________________________________________________________________</w:t>
+      </w:r>
+    </w:p>
+    <w:p>
+      <w:r>
+        <w:t>________________________________________________________________</w:t>
+      </w:r>
+    </w:p>
+    <w:p>
+      <w:r>
+        <w:t>________________________________________________________________</w:t>
+      </w:r>
+    </w:p>
+    <w:p>
+      <w:r>
+        <w:t>________________________________________________________________</w:t>
+      </w:r>
+    </w:p>
+    <w:p>
+      <w:pPr>
+        <w:pStyle w:val="ListBullet"/>
+      </w:pPr>
+      <w:r>
+        <w:t>Hint if needed: Use the changed condition and the deciding step in the pictorial trace. The answer must say what follows from those facts.</w:t>
+      </w:r>
+    </w:p>
+    <w:p>
+      <w:pPr>
+        <w:pStyle w:val="Heading2"/>
+      </w:pPr>
+      <w:r>
+        <w:t>Check after the changed attempt · reference / check after trying</w:t>
+      </w:r>
+    </w:p>
+    <w:p>
+      <w:pPr>
+        <w:spacing w:line="336" w:lineRule="auto" w:after="180"/>
+      </w:pPr>
+      <w:r>
+        <w:rPr>
+          <w:b w:val="0"/>
+        </w:rPr>
+        <w:t>After your attempt, compare with the supported explanation: Remove that sentence as unsupported by the study. The measured unit was answers, not student understanding or intelligence.</w:t>
+      </w:r>
+    </w:p>
+    <w:p>
+      <w:pPr>
+        <w:pStyle w:val="Heading2"/>
+      </w:pPr>
+      <w:r>
+        <w:t>Repair and retain the record</w:t>
+      </w:r>
+    </w:p>
+    <w:p>
+      <w:pPr>
+        <w:spacing w:line="336" w:lineRule="auto" w:after="180"/>
+      </w:pPr>
+      <w:r>
+        <w:rPr>
+          <w:b w:val="0"/>
+        </w:rPr>
+        <w:t xml:space="preserve">Review Writing the methods section (ai-7/30). Goal: Explain the </w:t>
       </w:r>
       <w:r>
         <w:rPr>
@@ -3153,40 +4613,7 @@
         <w:rPr>
           <w:b w:val="0"/>
         </w:rPr>
-        <w:t xml:space="preserve"> and terminology of writing results and limitations</w:t>
-      </w:r>
-    </w:p>
-    <w:p>
-      <w:pPr>
-        <w:pStyle w:val="Heading3"/>
-      </w:pPr>
-      <w:r>
-        <w:t>My deciding step, evidence and one remaining question</w:t>
-      </w:r>
-    </w:p>
-    <w:p>
-      <w:r>
-        <w:t>________________________________________________________________</w:t>
-      </w:r>
-    </w:p>
-    <w:p>
-      <w:r>
-        <w:t>________________________________________________________________</w:t>
-      </w:r>
-    </w:p>
-    <w:p>
-      <w:r>
-        <w:t>________________________________________________________________</w:t>
-      </w:r>
-    </w:p>
-    <w:p>
-      <w:r>
-        <w:t>________________________________________________________________</w:t>
-      </w:r>
-    </w:p>
-    <w:p>
-      <w:r>
-        <w:t>________________________________________________________________</w:t>
+        <w:t xml:space="preserve"> and terminology of writing the methods section. Short practice: Apply the inclusive four-character rule to oak, pine and willow.</w:t>
       </w:r>
     </w:p>
     <w:p>
@@ -3197,19 +4624,30 @@
         <w:rPr>
           <w:b w:val="0"/>
         </w:rPr>
-        <w:t xml:space="preserve">If you are unsure, return to the worked picture and explain one arrow. If you are ready, change an </w:t>
+        <w:t>Which label changes under greater-than-four, and what method detail allows another team to reproduce the distinction?. Return to this week and explain what you changed.</w:t>
+      </w:r>
+    </w:p>
+    <w:p>
+      <w:pPr>
+        <w:spacing w:line="336" w:lineRule="auto" w:after="180"/>
+      </w:pPr>
+      <w:r>
+        <w:rPr>
+          <w:b w:val="0"/>
+        </w:rPr>
+        <w:t xml:space="preserve">Review Negative results and claim revision (ai-7/28). Goal: Explain the </w:t>
       </w:r>
       <w:r>
         <w:rPr>
           <w:b/>
         </w:rPr>
-        <w:t>input</w:t>
+        <w:t>mechanism</w:t>
       </w:r>
       <w:r>
         <w:rPr>
           <w:b w:val="0"/>
         </w:rPr>
-        <w:t xml:space="preserve"> or assumption and justify your </w:t>
+        <w:t xml:space="preserve"> and terminology of negative results and claim revision. Short practice: Does a 6/8 tie support the </w:t>
       </w:r>
       <w:r>
         <w:rPr>
@@ -3221,7 +4659,7 @@
         <w:rPr>
           <w:b w:val="0"/>
         </w:rPr>
-        <w:t>.</w:t>
+        <w:t xml:space="preserve"> that B scores higher?</w:t>
       </w:r>
     </w:p>
     <w:p>
@@ -3232,7 +4670,52 @@
         <w:rPr>
           <w:b w:val="0"/>
         </w:rPr>
-        <w:t xml:space="preserve">Save your workbook </w:t>
+        <w:t>Explain why one newly selected favourable demonstration does not replace the original result or prove equivalence.. Return to this week and explain what you changed.</w:t>
+      </w:r>
+    </w:p>
+    <w:p>
+      <w:pPr>
+        <w:spacing w:line="336" w:lineRule="auto" w:after="180"/>
+      </w:pPr>
+      <w:r>
+        <w:rPr>
+          <w:b w:val="0"/>
+        </w:rPr>
+        <w:t xml:space="preserve">Review Running the primary experiment (ai-7/25). Goal: Explain the </w:t>
+      </w:r>
+      <w:r>
+        <w:rPr>
+          <w:b/>
+        </w:rPr>
+        <w:t>mechanism</w:t>
+      </w:r>
+      <w:r>
+        <w:rPr>
+          <w:b w:val="0"/>
+        </w:rPr>
+        <w:t xml:space="preserve"> and terminology of running the primary experiment. Short practice: Compute A’s and B’s six-case counts and identify the cases that favour each.</w:t>
+      </w:r>
+    </w:p>
+    <w:p>
+      <w:pPr>
+        <w:spacing w:line="336" w:lineRule="auto" w:after="180"/>
+      </w:pPr>
+      <w:r>
+        <w:rPr>
+          <w:b w:val="0"/>
+        </w:rPr>
+        <w:t>How must a B revision tuned on case four be labelled when evaluated again on the same set?. Return to this week and explain what you changed.</w:t>
+      </w:r>
+    </w:p>
+    <w:p>
+      <w:pPr>
+        <w:spacing w:line="336" w:lineRule="auto" w:after="180"/>
+      </w:pPr>
+      <w:r>
+        <w:rPr>
+          <w:b w:val="0"/>
+        </w:rPr>
+        <w:t xml:space="preserve">Use Download completed work in the hosted lesson to export your answers, reflections, practice feedback and code-run </w:t>
       </w:r>
       <w:r>
         <w:rPr>
@@ -3244,20 +4727,26 @@
         <w:rPr>
           <w:b w:val="0"/>
         </w:rPr>
-        <w:t>. At the next review, try a different case before opening your old answer.</w:t>
-      </w:r>
-    </w:p>
-    <w:p>
-      <w:pPr>
-        <w:pStyle w:val="Heading1"/>
-      </w:pPr>
-      <w:r>
-        <w:t>17. Supported practice, repair and portfolio</w:t>
-      </w:r>
-    </w:p>
-    <w:p>
-      <w:r>
-        <w:t>Attempt supported questions before using hints or feedback. Review a missing building block, then keep the completed work.</w:t>
+        <w:t>. Open the HTML copy to read or print it.</w:t>
+      </w:r>
+    </w:p>
+    <w:p>
+      <w:pPr>
+        <w:spacing w:line="336" w:lineRule="auto" w:after="180"/>
+      </w:pPr>
+      <w:r>
+        <w:rPr>
+          <w:b w:val="0"/>
+        </w:rPr>
+        <w:t>Drafts stay in this browser when storage is available; clear drafts on a shared device.</w:t>
+      </w:r>
+    </w:p>
+    <w:p>
+      <w:pPr>
+        <w:pStyle w:val="Heading2"/>
+      </w:pPr>
+      <w:r>
+        <w:t>Earlier wording, alternatives and picture transcripts · reference / check after trying</w:t>
       </w:r>
     </w:p>
     <w:p>
@@ -3273,74 +4762,10 @@
     </w:p>
     <w:p>
       <w:pPr>
-        <w:spacing w:line="336" w:lineRule="auto" w:after="180"/>
-      </w:pPr>
-      <w:r>
-        <w:rPr>
-          <w:b w:val="0"/>
-        </w:rPr>
-        <w:t>Write results without enlarging them. A fictional study evaluates answer support on twelve fixed questions from one approved collection.</w:t>
-      </w:r>
-    </w:p>
-    <w:p>
-      <w:pPr>
         <w:pStyle w:val="Heading3"/>
       </w:pPr>
       <w:r>
-        <w:t>Practice 1: explain the deciding evidence</w:t>
-      </w:r>
-    </w:p>
-    <w:p>
-      <w:pPr>
-        <w:spacing w:line="336" w:lineRule="auto" w:after="180"/>
-      </w:pPr>
-      <w:r>
-        <w:rPr>
-          <w:b w:val="0"/>
-        </w:rPr>
-        <w:t>Which labelled step matches this detail? Do not infer that children learn more from this answer-support measure.</w:t>
-      </w:r>
-    </w:p>
-    <w:p>
-      <w:pPr>
-        <w:spacing w:line="336" w:lineRule="auto" w:after="180"/>
-        <w:shd w:fill="F4F9FC"/>
-      </w:pPr>
-      <w:r>
-        <w:rPr>
-          <w:b w:val="0"/>
-        </w:rPr>
-        <w:t xml:space="preserve">1. Report the </w:t>
-      </w:r>
-      <w:r>
-        <w:rPr>
-          <w:b/>
-        </w:rPr>
-        <w:t>observation</w:t>
-      </w:r>
-    </w:p>
-    <w:p>
-      <w:pPr>
-        <w:spacing w:line="336" w:lineRule="auto" w:after="180"/>
-        <w:shd w:fill="F4F9FC"/>
-      </w:pPr>
-      <w:r>
-        <w:rPr>
-          <w:b w:val="0"/>
-        </w:rPr>
-        <w:t>2. Link to the method</w:t>
-      </w:r>
-    </w:p>
-    <w:p>
-      <w:pPr>
-        <w:spacing w:line="336" w:lineRule="auto" w:after="180"/>
-        <w:shd w:fill="F4F9FC"/>
-      </w:pPr>
-      <w:r>
-        <w:rPr>
-          <w:b w:val="0"/>
-        </w:rPr>
-        <w:t>3. State limits</w:t>
+        <w:t>Repair a missing building block</w:t>
       </w:r>
     </w:p>
     <w:p>
@@ -3348,427 +4773,25 @@
         <w:pStyle w:val="Heading3"/>
       </w:pPr>
       <w:r>
-        <w:t>My selected conclusion, deciding fact and explanation</w:t>
-      </w:r>
-    </w:p>
-    <w:p>
-      <w:r>
-        <w:t>________________________________________________________________</w:t>
-      </w:r>
-    </w:p>
-    <w:p>
-      <w:r>
-        <w:t>________________________________________________________________</w:t>
-      </w:r>
-    </w:p>
-    <w:p>
-      <w:r>
-        <w:t>________________________________________________________________</w:t>
-      </w:r>
-    </w:p>
-    <w:p>
-      <w:r>
-        <w:t>________________________________________________________________</w:t>
-      </w:r>
-    </w:p>
-    <w:p>
-      <w:r>
-        <w:t>________________________________________________________________</w:t>
-      </w:r>
-    </w:p>
-    <w:p>
-      <w:pPr>
-        <w:pStyle w:val="Heading3"/>
-      </w:pPr>
-      <w:r>
-        <w:t>Hint · try first</w:t>
-      </w:r>
-    </w:p>
-    <w:p>
-      <w:pPr>
-        <w:spacing w:line="336" w:lineRule="auto" w:after="180"/>
-        <w:shd w:fill="F1F6F8"/>
-      </w:pPr>
-      <w:r>
-        <w:rPr>
-          <w:b w:val="0"/>
-        </w:rPr>
-        <w:t>Hint if needed: Read the steps in the pictorial case. Match the supplied detail to the stage that performs or records it.</w:t>
-      </w:r>
-    </w:p>
-    <w:p>
-      <w:pPr>
-        <w:pStyle w:val="Heading3"/>
-      </w:pPr>
-      <w:r>
-        <w:t>Feedback · compare after trying</w:t>
-      </w:r>
-    </w:p>
-    <w:p>
-      <w:pPr>
-        <w:spacing w:line="336" w:lineRule="auto" w:after="180"/>
-        <w:shd w:fill="F1F6FC"/>
-      </w:pPr>
-      <w:r>
-        <w:rPr>
-          <w:b w:val="0"/>
-        </w:rPr>
-        <w:t>After your attempt, compare with the supported explanation: State limits Do not infer that children learn more from this answer-support measure.</w:t>
-      </w:r>
-    </w:p>
-    <w:p>
-      <w:pPr>
-        <w:spacing w:line="336" w:lineRule="auto" w:after="180"/>
-        <w:shd w:fill="F1F6FC"/>
-      </w:pPr>
-      <w:r>
-        <w:rPr>
-          <w:b w:val="0"/>
-        </w:rPr>
-        <w:t>Results describe what was measured; limitations prevent substitution of a different outcome or population. A small descriptive improvement needs its scope attached.</w:t>
-      </w:r>
-    </w:p>
-    <w:p>
-      <w:pPr>
-        <w:pStyle w:val="Heading3"/>
-      </w:pPr>
-      <w:r>
-        <w:t>Practice 2: explain the deciding evidence</w:t>
-      </w:r>
-    </w:p>
-    <w:p>
-      <w:pPr>
-        <w:pStyle w:val="Heading3"/>
-      </w:pPr>
-      <w:r>
-        <w:t>Changed case · predict first</w:t>
-      </w:r>
-    </w:p>
-    <w:p>
-      <w:pPr>
-        <w:spacing w:line="336" w:lineRule="auto" w:after="180"/>
-        <w:shd w:fill="F5F1FB"/>
-      </w:pPr>
-      <w:r>
-        <w:rPr>
-          <w:b w:val="0"/>
-        </w:rPr>
-        <w:t>Changed-case practice: Write "B makes every student smarter". Which conclusion is supported by the supplied facts?</w:t>
-      </w:r>
-    </w:p>
-    <w:p>
-      <w:pPr>
-        <w:spacing w:line="336" w:lineRule="auto" w:after="180"/>
-        <w:shd w:fill="F4F9FC"/>
-      </w:pPr>
-      <w:r>
-        <w:rPr>
-          <w:b w:val="0"/>
-        </w:rPr>
-        <w:t xml:space="preserve">1. We can decide the result without examining the changed </w:t>
-      </w:r>
-      <w:r>
-        <w:rPr>
-          <w:b/>
-        </w:rPr>
-        <w:t>input</w:t>
-      </w:r>
-      <w:r>
-        <w:rPr>
-          <w:b w:val="0"/>
-        </w:rPr>
-        <w:t xml:space="preserve"> or the procedure.</w:t>
-      </w:r>
-    </w:p>
-    <w:p>
-      <w:pPr>
-        <w:spacing w:line="336" w:lineRule="auto" w:after="180"/>
-        <w:shd w:fill="F4F9FC"/>
-      </w:pPr>
-      <w:r>
-        <w:rPr>
-          <w:b w:val="0"/>
-        </w:rPr>
-        <w:t xml:space="preserve">2. This one example guarantees correct results for every future </w:t>
-      </w:r>
-      <w:r>
-        <w:rPr>
-          <w:b/>
-        </w:rPr>
-        <w:t>input</w:t>
-      </w:r>
-      <w:r>
-        <w:rPr>
-          <w:b w:val="0"/>
-        </w:rPr>
-        <w:t>.</w:t>
-      </w:r>
-    </w:p>
-    <w:p>
-      <w:pPr>
-        <w:spacing w:line="336" w:lineRule="auto" w:after="180"/>
-        <w:shd w:fill="F4F9FC"/>
-      </w:pPr>
-      <w:r>
-        <w:rPr>
-          <w:b w:val="0"/>
-        </w:rPr>
-        <w:t>3. Remove that sentence as unsupported by the study.</w:t>
-      </w:r>
-    </w:p>
-    <w:p>
-      <w:pPr>
-        <w:pStyle w:val="Heading3"/>
-      </w:pPr>
-      <w:r>
-        <w:t>My selected conclusion, deciding fact and explanation</w:t>
-      </w:r>
-    </w:p>
-    <w:p>
-      <w:r>
-        <w:t>________________________________________________________________</w:t>
-      </w:r>
-    </w:p>
-    <w:p>
-      <w:r>
-        <w:t>________________________________________________________________</w:t>
-      </w:r>
-    </w:p>
-    <w:p>
-      <w:r>
-        <w:t>________________________________________________________________</w:t>
-      </w:r>
-    </w:p>
-    <w:p>
-      <w:r>
-        <w:t>________________________________________________________________</w:t>
-      </w:r>
-    </w:p>
-    <w:p>
-      <w:r>
-        <w:t>________________________________________________________________</w:t>
-      </w:r>
-    </w:p>
-    <w:p>
-      <w:pPr>
-        <w:pStyle w:val="Heading3"/>
-      </w:pPr>
-      <w:r>
-        <w:t>Hint · try first</w:t>
-      </w:r>
-    </w:p>
-    <w:p>
-      <w:pPr>
-        <w:spacing w:line="336" w:lineRule="auto" w:after="180"/>
-        <w:shd w:fill="F1F6F8"/>
-      </w:pPr>
-      <w:r>
-        <w:rPr>
-          <w:b w:val="0"/>
-        </w:rPr>
-        <w:t>Hint if needed: Use the changed condition and the deciding step in the pictorial trace. The answer must say what follows from those facts.</w:t>
-      </w:r>
-    </w:p>
-    <w:p>
-      <w:pPr>
-        <w:pStyle w:val="Heading3"/>
-      </w:pPr>
-      <w:r>
-        <w:t>Feedback · compare after trying</w:t>
-      </w:r>
-    </w:p>
-    <w:p>
-      <w:pPr>
-        <w:spacing w:line="336" w:lineRule="auto" w:after="180"/>
-        <w:shd w:fill="F1F6FC"/>
-      </w:pPr>
-      <w:r>
-        <w:rPr>
-          <w:b w:val="0"/>
-        </w:rPr>
-        <w:t>After your attempt, compare with the supported explanation: Remove that sentence as unsupported by the study. The measured unit was answers, not student understanding or intelligence.</w:t>
-      </w:r>
-    </w:p>
-    <w:p>
-      <w:pPr>
-        <w:pStyle w:val="Heading3"/>
-      </w:pPr>
-      <w:r>
-        <w:t>Repair a missing building block</w:t>
-      </w:r>
-    </w:p>
-    <w:p>
-      <w:pPr>
-        <w:spacing w:line="336" w:lineRule="auto" w:after="180"/>
-      </w:pPr>
-      <w:r>
-        <w:rPr>
-          <w:b w:val="0"/>
-        </w:rPr>
-        <w:t xml:space="preserve">Review Writing the methods section (ai-7/30). Goal: Explain the </w:t>
-      </w:r>
-      <w:r>
-        <w:rPr>
-          <w:b/>
-        </w:rPr>
-        <w:t>mechanism</w:t>
-      </w:r>
-      <w:r>
-        <w:rPr>
-          <w:b w:val="0"/>
-        </w:rPr>
-        <w:t xml:space="preserve"> and terminology of writing the methods section. Short practice: Apply the inclusive four-character rule to oak, pine and willow.</w:t>
-      </w:r>
-    </w:p>
-    <w:p>
-      <w:pPr>
-        <w:spacing w:line="336" w:lineRule="auto" w:after="180"/>
-      </w:pPr>
-      <w:r>
-        <w:rPr>
-          <w:b w:val="0"/>
-        </w:rPr>
-        <w:t>Which label changes under greater-than-four, and what method detail allows another team to reproduce the distinction?. Return to this week and explain what you changed.</w:t>
-      </w:r>
-    </w:p>
-    <w:p>
-      <w:pPr>
-        <w:spacing w:line="336" w:lineRule="auto" w:after="180"/>
-      </w:pPr>
-      <w:r>
-        <w:rPr>
-          <w:b w:val="0"/>
-        </w:rPr>
-        <w:t xml:space="preserve">Review Negative results and claim revision (ai-7/28). Goal: Explain the </w:t>
-      </w:r>
-      <w:r>
-        <w:rPr>
-          <w:b/>
-        </w:rPr>
-        <w:t>mechanism</w:t>
-      </w:r>
-      <w:r>
-        <w:rPr>
-          <w:b w:val="0"/>
-        </w:rPr>
-        <w:t xml:space="preserve"> and terminology of negative results and claim revision. Short practice: Does a 6/8 tie support the </w:t>
-      </w:r>
-      <w:r>
-        <w:rPr>
-          <w:b/>
-        </w:rPr>
-        <w:t>prediction</w:t>
-      </w:r>
-      <w:r>
-        <w:rPr>
-          <w:b w:val="0"/>
-        </w:rPr>
-        <w:t xml:space="preserve"> that B scores higher?</w:t>
-      </w:r>
-    </w:p>
-    <w:p>
-      <w:pPr>
-        <w:spacing w:line="336" w:lineRule="auto" w:after="180"/>
-      </w:pPr>
-      <w:r>
-        <w:rPr>
-          <w:b w:val="0"/>
-        </w:rPr>
-        <w:t>Explain why one newly selected favourable demonstration does not replace the original result or prove equivalence.. Return to this week and explain what you changed.</w:t>
-      </w:r>
-    </w:p>
-    <w:p>
-      <w:pPr>
-        <w:spacing w:line="336" w:lineRule="auto" w:after="180"/>
-      </w:pPr>
-      <w:r>
-        <w:rPr>
-          <w:b w:val="0"/>
-        </w:rPr>
-        <w:t xml:space="preserve">Review Running the primary experiment (ai-7/25). Goal: Explain the </w:t>
-      </w:r>
-      <w:r>
-        <w:rPr>
-          <w:b/>
-        </w:rPr>
-        <w:t>mechanism</w:t>
-      </w:r>
-      <w:r>
-        <w:rPr>
-          <w:b w:val="0"/>
-        </w:rPr>
-        <w:t xml:space="preserve"> and terminology of running the primary experiment. Short practice: Compute A’s and B’s six-case counts and identify the cases that favour each.</w:t>
-      </w:r>
-    </w:p>
-    <w:p>
-      <w:pPr>
-        <w:spacing w:line="336" w:lineRule="auto" w:after="180"/>
-      </w:pPr>
-      <w:r>
-        <w:rPr>
-          <w:b w:val="0"/>
-        </w:rPr>
-        <w:t>How must a B revision tuned on case four be labelled when evaluated again on the same set?. Return to this week and explain what you changed.</w:t>
-      </w:r>
-    </w:p>
-    <w:p>
-      <w:pPr>
-        <w:pStyle w:val="Heading3"/>
-      </w:pPr>
-      <w:r>
         <w:t>Keep your completed work</w:t>
       </w:r>
     </w:p>
     <w:p>
       <w:pPr>
-        <w:spacing w:line="336" w:lineRule="auto" w:after="180"/>
-      </w:pPr>
-      <w:r>
-        <w:rPr>
-          <w:b w:val="0"/>
-        </w:rPr>
-        <w:t xml:space="preserve">Use Download completed work in the hosted lesson to export your answers, reflections, practice feedback and code-run </w:t>
-      </w:r>
-      <w:r>
-        <w:rPr>
-          <w:b/>
-        </w:rPr>
-        <w:t>evidence</w:t>
-      </w:r>
-      <w:r>
-        <w:rPr>
-          <w:b w:val="0"/>
-        </w:rPr>
-        <w:t>. Open the HTML copy to read or print it.</w:t>
-      </w:r>
-    </w:p>
-    <w:p>
-      <w:pPr>
-        <w:spacing w:line="336" w:lineRule="auto" w:after="180"/>
-      </w:pPr>
-      <w:r>
-        <w:rPr>
-          <w:b w:val="0"/>
-        </w:rPr>
-        <w:t>Drafts stay in this browser when storage is available; clear drafts on a shared device.</w:t>
-      </w:r>
-    </w:p>
-    <w:p>
-      <w:pPr>
         <w:pStyle w:val="Heading1"/>
       </w:pPr>
       <w:r>
-        <w:t>18. Visual concept journey</w:t>
-      </w:r>
-    </w:p>
-    <w:p>
-      <w:r>
-        <w:t>Explain each Writing results and limitations graphic using its labels, deciding evidence and relevant limitation.</w:t>
-      </w:r>
-    </w:p>
-    <w:p>
-      <w:pPr>
-        <w:pStyle w:val="Heading3"/>
+        <w:t>18. Reference · Six-picture concept journey</w:t>
+      </w:r>
+    </w:p>
+    <w:p>
+      <w:r>
+        <w:t>Choose the picture that supports the current explanation.</w:t>
+      </w:r>
+    </w:p>
+    <w:p>
+      <w:pPr>
+        <w:pStyle w:val="Heading2"/>
       </w:pPr>
       <w:r>
         <w:t>01. Writing results and limitations: the case</w:t>
@@ -3779,7 +4802,7 @@
         <w:drawing>
           <wp:inline xmlns:a="http://schemas.openxmlformats.org/drawingml/2006/main" xmlns:pic="http://schemas.openxmlformats.org/drawingml/2006/picture">
             <wp:extent cx="5486400" cy="2834640"/>
-            <wp:docPr id="3" name="Picture 3" descr="Write results without enlarging them. A fictional study evaluates answer support on twelve fixed questions from one approved collection. Supplied facts: A supports 9/12 answers; B supports 10/12. No user learning outcomes are recorded."/>
+            <wp:docPr id="6" name="Picture 6" descr="Write results without enlarging them. A fictional study evaluates answer support on twelve fixed questions from one approved collection. Supplied facts: A supports 9/12 answers; B supports 10/12. No user learning outcomes are recorded."/>
             <wp:cNvGraphicFramePr>
               <a:graphicFrameLocks noChangeAspect="1"/>
             </wp:cNvGraphicFramePr>
@@ -3791,7 +4814,7 @@
                     <pic:cNvPicPr/>
                   </pic:nvPicPr>
                   <pic:blipFill>
-                    <a:blip r:embed="rId11"/>
+                    <a:blip r:embed="rId14"/>
                     <a:stretch>
                       <a:fillRect/>
                     </a:stretch>
@@ -3835,7 +4858,6 @@
     <w:p>
       <w:pPr>
         <w:spacing w:line="336" w:lineRule="auto" w:after="180"/>
-        <w:shd w:fill="F5F1FB"/>
       </w:pPr>
       <w:r>
         <w:rPr>
@@ -3846,7 +4868,7 @@
     </w:p>
     <w:p>
       <w:pPr>
-        <w:pStyle w:val="Heading3"/>
+        <w:pStyle w:val="Heading2"/>
       </w:pPr>
       <w:r>
         <w:t>02. Follow the deciding steps</w:t>
@@ -3857,7 +4879,7 @@
         <w:drawing>
           <wp:inline xmlns:a="http://schemas.openxmlformats.org/drawingml/2006/main" xmlns:pic="http://schemas.openxmlformats.org/drawingml/2006/picture">
             <wp:extent cx="5486400" cy="3182112"/>
-            <wp:docPr id="4" name="Picture 4" descr="Report the observation: A is 75%; B is about 83.3%, a one-case improvement. → Link to the method: Name the collection, rubric and twelve-case denominator. → State limits: Do not infer that children learn more from this answer-support measure."/>
+            <wp:docPr id="7" name="Picture 7" descr="Report the observation: A is 75%; B is about 83.3%, a one-case improvement. → Link to the method: Name the collection, rubric and twelve-case denominator. → State limits: Do not infer that children learn more from this answer-support measure."/>
             <wp:cNvGraphicFramePr>
               <a:graphicFrameLocks noChangeAspect="1"/>
             </wp:cNvGraphicFramePr>
@@ -3869,7 +4891,7 @@
                     <pic:cNvPicPr/>
                   </pic:nvPicPr>
                   <pic:blipFill>
-                    <a:blip r:embed="rId12"/>
+                    <a:blip r:embed="rId10"/>
                     <a:stretch>
                       <a:fillRect/>
                     </a:stretch>
@@ -3914,7 +4936,6 @@
     <w:p>
       <w:pPr>
         <w:spacing w:line="336" w:lineRule="auto" w:after="180"/>
-        <w:shd w:fill="F5F1FB"/>
       </w:pPr>
       <w:r>
         <w:rPr>
@@ -3937,7 +4958,7 @@
     </w:p>
     <w:p>
       <w:pPr>
-        <w:pStyle w:val="Heading3"/>
+        <w:pStyle w:val="Heading2"/>
       </w:pPr>
       <w:r>
         <w:t>03. Supported answers in one collection</w:t>
@@ -3948,7 +4969,7 @@
         <w:drawing>
           <wp:inline xmlns:a="http://schemas.openxmlformats.org/drawingml/2006/main" xmlns:pic="http://schemas.openxmlformats.org/drawingml/2006/picture">
             <wp:extent cx="5486400" cy="2834640"/>
-            <wp:docPr id="5" name="Picture 5" descr="Supported answers in one collection. Units: supported answers out of 12. A: 9. B: 10."/>
+            <wp:docPr id="8" name="Picture 8" descr="Supported answers in one collection. Units: supported answers out of 12. A: 9. B: 10."/>
             <wp:cNvGraphicFramePr>
               <a:graphicFrameLocks noChangeAspect="1"/>
             </wp:cNvGraphicFramePr>
@@ -3957,151 +4978,6 @@
                 <pic:pic>
                   <pic:nvPicPr>
                     <pic:cNvPr id="0" name="academy-story-ai-7-31-03.png"/>
-                    <pic:cNvPicPr/>
-                  </pic:nvPicPr>
-                  <pic:blipFill>
-                    <a:blip r:embed="rId13"/>
-                    <a:stretch>
-                      <a:fillRect/>
-                    </a:stretch>
-                  </pic:blipFill>
-                  <pic:spPr>
-                    <a:xfrm>
-                      <a:off x="0" y="0"/>
-                      <a:ext cx="5486400" cy="2834640"/>
-                    </a:xfrm>
-                    <a:prstGeom prst="rect"/>
-                  </pic:spPr>
-                </pic:pic>
-              </a:graphicData>
-            </a:graphic>
-          </wp:inline>
-        </w:drawing>
-      </w:r>
-    </w:p>
-    <w:p>
-      <w:pPr>
-        <w:spacing w:line="336" w:lineRule="auto" w:after="180"/>
-      </w:pPr>
-      <w:r>
-        <w:rPr>
-          <w:b w:val="0"/>
-        </w:rPr>
-        <w:t>Supported answers in one collection. Units: supported answers out of 12. A: 9. B: 10.</w:t>
-      </w:r>
-    </w:p>
-    <w:p>
-      <w:pPr>
-        <w:spacing w:line="336" w:lineRule="auto" w:after="180"/>
-        <w:shd w:fill="F5F1FB"/>
-      </w:pPr>
-      <w:r>
-        <w:rPr>
-          <w:b w:val="0"/>
-        </w:rPr>
-        <w:t>Read the labels and values. Explain the relationship the model shows.</w:t>
-      </w:r>
-    </w:p>
-    <w:p>
-      <w:pPr>
-        <w:pStyle w:val="Heading3"/>
-      </w:pPr>
-      <w:r>
-        <w:t>04. Change one thing. Trace what follows.</w:t>
-      </w:r>
-    </w:p>
-    <w:p>
-      <w:r>
-        <w:drawing>
-          <wp:inline xmlns:a="http://schemas.openxmlformats.org/drawingml/2006/main" xmlns:pic="http://schemas.openxmlformats.org/drawingml/2006/picture">
-            <wp:extent cx="5486400" cy="3026664"/>
-            <wp:docPr id="6" name="Picture 6" descr="Original case: Do not infer that children learn more from this answer-support measure. Changed condition: Write &quot;B makes every student smarter&quot;. Expected result: Remove that sentence as unsupported by the study. Reason: The measured unit was answers, not student understanding or intelligence."/>
-            <wp:cNvGraphicFramePr>
-              <a:graphicFrameLocks noChangeAspect="1"/>
-            </wp:cNvGraphicFramePr>
-            <a:graphic>
-              <a:graphicData uri="http://schemas.openxmlformats.org/drawingml/2006/picture">
-                <pic:pic>
-                  <pic:nvPicPr>
-                    <pic:cNvPr id="0" name="academy-story-ai-7-31-04.png"/>
-                    <pic:cNvPicPr/>
-                  </pic:nvPicPr>
-                  <pic:blipFill>
-                    <a:blip r:embed="rId14"/>
-                    <a:stretch>
-                      <a:fillRect/>
-                    </a:stretch>
-                  </pic:blipFill>
-                  <pic:spPr>
-                    <a:xfrm>
-                      <a:off x="0" y="0"/>
-                      <a:ext cx="5486400" cy="3026664"/>
-                    </a:xfrm>
-                    <a:prstGeom prst="rect"/>
-                  </pic:spPr>
-                </pic:pic>
-              </a:graphicData>
-            </a:graphic>
-          </wp:inline>
-        </w:drawing>
-      </w:r>
-    </w:p>
-    <w:p>
-      <w:pPr>
-        <w:spacing w:line="336" w:lineRule="auto" w:after="180"/>
-      </w:pPr>
-      <w:r>
-        <w:rPr>
-          <w:b w:val="0"/>
-        </w:rPr>
-        <w:t>Original case: Do not infer that children learn more from this answer-support measure. Changed condition: Write "B makes every student smarter". Expected result: Remove that sentence as unsupported by the study.</w:t>
-      </w:r>
-    </w:p>
-    <w:p>
-      <w:pPr>
-        <w:spacing w:line="336" w:lineRule="auto" w:after="180"/>
-      </w:pPr>
-      <w:r>
-        <w:rPr>
-          <w:b w:val="0"/>
-        </w:rPr>
-        <w:t>Reason: The measured unit was answers, not student understanding or intelligence.</w:t>
-      </w:r>
-    </w:p>
-    <w:p>
-      <w:pPr>
-        <w:spacing w:line="336" w:lineRule="auto" w:after="180"/>
-        <w:shd w:fill="F5F1FB"/>
-      </w:pPr>
-      <w:r>
-        <w:rPr>
-          <w:b w:val="0"/>
-        </w:rPr>
-        <w:t>Predict before checking the worked changed-case result. Name what changed and what the supplied facts allow you to conclude.</w:t>
-      </w:r>
-    </w:p>
-    <w:p>
-      <w:pPr>
-        <w:pStyle w:val="Heading3"/>
-      </w:pPr>
-      <w:r>
-        <w:t>05. Connect the explanation to its limit</w:t>
-      </w:r>
-    </w:p>
-    <w:p>
-      <w:r>
-        <w:drawing>
-          <wp:inline xmlns:a="http://schemas.openxmlformats.org/drawingml/2006/main" xmlns:pic="http://schemas.openxmlformats.org/drawingml/2006/picture">
-            <wp:extent cx="5486400" cy="2834640"/>
-            <wp:docPr id="7" name="Picture 7" descr="Results describe what was measured; limitations prevent substitution of a different outcome or population. A small descriptive improvement needs its scope attached. Limit: No significance or stable population effect is established; broader task and learner evidence would require another study."/>
-            <wp:cNvGraphicFramePr>
-              <a:graphicFrameLocks noChangeAspect="1"/>
-            </wp:cNvGraphicFramePr>
-            <a:graphic>
-              <a:graphicData uri="http://schemas.openxmlformats.org/drawingml/2006/picture">
-                <pic:pic>
-                  <pic:nvPicPr>
-                    <pic:cNvPr id="0" name="academy-story-ai-7-31-05.png"/>
                     <pic:cNvPicPr/>
                   </pic:nvPicPr>
                   <pic:blipFill>
@@ -4132,6 +5008,149 @@
         <w:rPr>
           <w:b w:val="0"/>
         </w:rPr>
+        <w:t>Supported answers in one collection. Units: supported answers out of 12. A: 9. B: 10.</w:t>
+      </w:r>
+    </w:p>
+    <w:p>
+      <w:pPr>
+        <w:spacing w:line="336" w:lineRule="auto" w:after="180"/>
+      </w:pPr>
+      <w:r>
+        <w:rPr>
+          <w:b w:val="0"/>
+        </w:rPr>
+        <w:t>Read the labels and values. Explain the relationship the model shows.</w:t>
+      </w:r>
+    </w:p>
+    <w:p>
+      <w:pPr>
+        <w:pStyle w:val="Heading2"/>
+      </w:pPr>
+      <w:r>
+        <w:t>04. Change one thing. Trace what follows.</w:t>
+      </w:r>
+    </w:p>
+    <w:p>
+      <w:r>
+        <w:drawing>
+          <wp:inline xmlns:a="http://schemas.openxmlformats.org/drawingml/2006/main" xmlns:pic="http://schemas.openxmlformats.org/drawingml/2006/picture">
+            <wp:extent cx="5486400" cy="3026664"/>
+            <wp:docPr id="9" name="Picture 9" descr="Original case: Do not infer that children learn more from this answer-support measure. Changed condition: Write &quot;B makes every student smarter&quot;. Expected result: Remove that sentence as unsupported by the study. Reason: The measured unit was answers, not student understanding or intelligence."/>
+            <wp:cNvGraphicFramePr>
+              <a:graphicFrameLocks noChangeAspect="1"/>
+            </wp:cNvGraphicFramePr>
+            <a:graphic>
+              <a:graphicData uri="http://schemas.openxmlformats.org/drawingml/2006/picture">
+                <pic:pic>
+                  <pic:nvPicPr>
+                    <pic:cNvPr id="0" name="academy-story-ai-7-31-04.png"/>
+                    <pic:cNvPicPr/>
+                  </pic:nvPicPr>
+                  <pic:blipFill>
+                    <a:blip r:embed="rId11"/>
+                    <a:stretch>
+                      <a:fillRect/>
+                    </a:stretch>
+                  </pic:blipFill>
+                  <pic:spPr>
+                    <a:xfrm>
+                      <a:off x="0" y="0"/>
+                      <a:ext cx="5486400" cy="3026664"/>
+                    </a:xfrm>
+                    <a:prstGeom prst="rect"/>
+                  </pic:spPr>
+                </pic:pic>
+              </a:graphicData>
+            </a:graphic>
+          </wp:inline>
+        </w:drawing>
+      </w:r>
+    </w:p>
+    <w:p>
+      <w:pPr>
+        <w:spacing w:line="336" w:lineRule="auto" w:after="180"/>
+      </w:pPr>
+      <w:r>
+        <w:rPr>
+          <w:b w:val="0"/>
+        </w:rPr>
+        <w:t>Original case: Do not infer that children learn more from this answer-support measure. Changed condition: Write "B makes every student smarter". Expected result: Remove that sentence as unsupported by the study.</w:t>
+      </w:r>
+    </w:p>
+    <w:p>
+      <w:pPr>
+        <w:spacing w:line="336" w:lineRule="auto" w:after="180"/>
+      </w:pPr>
+      <w:r>
+        <w:rPr>
+          <w:b w:val="0"/>
+        </w:rPr>
+        <w:t>Reason: The measured unit was answers, not student understanding or intelligence.</w:t>
+      </w:r>
+    </w:p>
+    <w:p>
+      <w:pPr>
+        <w:spacing w:line="336" w:lineRule="auto" w:after="180"/>
+      </w:pPr>
+      <w:r>
+        <w:rPr>
+          <w:b w:val="0"/>
+        </w:rPr>
+        <w:t>Predict before checking the worked changed-case result. Name what changed and what the supplied facts allow you to conclude.</w:t>
+      </w:r>
+    </w:p>
+    <w:p>
+      <w:pPr>
+        <w:pStyle w:val="Heading2"/>
+      </w:pPr>
+      <w:r>
+        <w:t>05. Connect the explanation to its limit</w:t>
+      </w:r>
+    </w:p>
+    <w:p>
+      <w:r>
+        <w:drawing>
+          <wp:inline xmlns:a="http://schemas.openxmlformats.org/drawingml/2006/main" xmlns:pic="http://schemas.openxmlformats.org/drawingml/2006/picture">
+            <wp:extent cx="5486400" cy="2834640"/>
+            <wp:docPr id="10" name="Picture 10" descr="Results describe what was measured; limitations prevent substitution of a different outcome or population. A small descriptive improvement needs its scope attached. Limit: No significance or stable population effect is established; broader task and learner evidence would require another study."/>
+            <wp:cNvGraphicFramePr>
+              <a:graphicFrameLocks noChangeAspect="1"/>
+            </wp:cNvGraphicFramePr>
+            <a:graphic>
+              <a:graphicData uri="http://schemas.openxmlformats.org/drawingml/2006/picture">
+                <pic:pic>
+                  <pic:nvPicPr>
+                    <pic:cNvPr id="0" name="academy-story-ai-7-31-05.png"/>
+                    <pic:cNvPicPr/>
+                  </pic:nvPicPr>
+                  <pic:blipFill>
+                    <a:blip r:embed="rId16"/>
+                    <a:stretch>
+                      <a:fillRect/>
+                    </a:stretch>
+                  </pic:blipFill>
+                  <pic:spPr>
+                    <a:xfrm>
+                      <a:off x="0" y="0"/>
+                      <a:ext cx="5486400" cy="2834640"/>
+                    </a:xfrm>
+                    <a:prstGeom prst="rect"/>
+                  </pic:spPr>
+                </pic:pic>
+              </a:graphicData>
+            </a:graphic>
+          </wp:inline>
+        </w:drawing>
+      </w:r>
+    </w:p>
+    <w:p>
+      <w:pPr>
+        <w:spacing w:line="336" w:lineRule="auto" w:after="180"/>
+      </w:pPr>
+      <w:r>
+        <w:rPr>
+          <w:b w:val="0"/>
+        </w:rPr>
         <w:t>Results describe what was measured; limitations prevent substitution of a different outcome or population. A small descriptive improvement needs its scope attached.</w:t>
       </w:r>
     </w:p>
@@ -4161,7 +5180,6 @@
     <w:p>
       <w:pPr>
         <w:spacing w:line="336" w:lineRule="auto" w:after="180"/>
-        <w:shd w:fill="F5F1FB"/>
       </w:pPr>
       <w:r>
         <w:rPr>
@@ -4172,7 +5190,7 @@
     </w:p>
     <w:p>
       <w:pPr>
-        <w:pStyle w:val="Heading3"/>
+        <w:pStyle w:val="Heading2"/>
       </w:pPr>
       <w:r>
         <w:t>06. Make the idea visible in your project</w:t>
@@ -4183,7 +5201,7 @@
         <w:drawing>
           <wp:inline xmlns:a="http://schemas.openxmlformats.org/drawingml/2006/main" xmlns:pic="http://schemas.openxmlformats.org/drawingml/2006/picture">
             <wp:extent cx="5486400" cy="3681984"/>
-            <wp:docPr id="8" name="Picture 8" descr="For the Reproducible AI Research Study, retain an annotated worked trace and the changed-case reasoning. Connect the claim to its records, units and assumptions so another investigator can challenge or reproduce it. Draw your input, deciding step, result and limit. Supported question: Compute the supported-answer rates for 9/12 and 10/12. What actual outcome was measured, and why is a claim that every student becomes smarter outside this evidence?"/>
+            <wp:docPr id="11" name="Picture 11" descr="For the Reproducible AI Research Study, retain an annotated worked trace and the changed-case reasoning. Connect the claim to its records, units and assumptions so another investigator can challenge or reproduce it. Draw your input, deciding step, result and limit. Supported question: Compute the supported-answer rates for 9/12 and 10/12. What actual outcome was measured, and why is a claim that every student becomes smarter outside this evidence?"/>
             <wp:cNvGraphicFramePr>
               <a:graphicFrameLocks noChangeAspect="1"/>
             </wp:cNvGraphicFramePr>
@@ -4195,7 +5213,7 @@
                     <pic:cNvPicPr/>
                   </pic:nvPicPr>
                   <pic:blipFill>
-                    <a:blip r:embed="rId16"/>
+                    <a:blip r:embed="rId17"/>
                     <a:stretch>
                       <a:fillRect/>
                     </a:stretch>
@@ -4274,7 +5292,6 @@
     <w:p>
       <w:pPr>
         <w:spacing w:line="336" w:lineRule="auto" w:after="180"/>
-        <w:shd w:fill="F5F1FB"/>
       </w:pPr>
       <w:r>
         <w:rPr>
@@ -4293,6 +5310,62 @@
           <w:b w:val="0"/>
         </w:rPr>
         <w:t>.</w:t>
+      </w:r>
+    </w:p>
+    <w:p>
+      <w:pPr>
+        <w:pStyle w:val="Heading2"/>
+      </w:pPr>
+      <w:r>
+        <w:t>Earlier wording, alternatives and picture transcripts · reference / check after trying</w:t>
+      </w:r>
+    </w:p>
+    <w:p>
+      <w:pPr>
+        <w:pStyle w:val="Heading3"/>
+      </w:pPr>
+      <w:r>
+        <w:t>01. Writing results and limitations: the case</w:t>
+      </w:r>
+    </w:p>
+    <w:p>
+      <w:pPr>
+        <w:pStyle w:val="Heading3"/>
+      </w:pPr>
+      <w:r>
+        <w:t>02. Follow the deciding steps</w:t>
+      </w:r>
+    </w:p>
+    <w:p>
+      <w:pPr>
+        <w:pStyle w:val="Heading3"/>
+      </w:pPr>
+      <w:r>
+        <w:t>03. Supported answers in one collection</w:t>
+      </w:r>
+    </w:p>
+    <w:p>
+      <w:pPr>
+        <w:pStyle w:val="Heading3"/>
+      </w:pPr>
+      <w:r>
+        <w:t>04. Change one thing. Trace what follows.</w:t>
+      </w:r>
+    </w:p>
+    <w:p>
+      <w:pPr>
+        <w:pStyle w:val="Heading3"/>
+      </w:pPr>
+      <w:r>
+        <w:t>05. Connect the explanation to its limit</w:t>
+      </w:r>
+    </w:p>
+    <w:p>
+      <w:pPr>
+        <w:pStyle w:val="Heading3"/>
+      </w:pPr>
+      <w:r>
+        <w:t>06. Make the idea visible in your project</w:t>
       </w:r>
     </w:p>
     <w:sectPr>
